--- a/交付成果/第4轮朗读优化版/朗读优化8周版/读书会19_戒定慧三学_8周资料包（朗读优化版）/Word版/第2周_戒学（一）——戒的四个层次与四遍净戒_学员版.docx
+++ b/交付成果/第4轮朗读优化版/朗读优化8周版/读书会19_戒定慧三学_8周资料包（朗读优化版）/Word版/第2周_戒学（一）——戒的四个层次与四遍净戒_学员版.docx
@@ -4,102 +4,140 @@
   <w:body>
     <w:p>
       <w:pPr>
-        <w:spacing w:before="160" w:after="80"/>
-      </w:pPr>
-      <w:r>
-        <w:rPr>
-          <w:rFonts w:ascii="Microsoft YaHei" w:hAnsi="Microsoft YaHei" w:eastAsia="Microsoft YaHei"/>
-          <w:b/>
-          <w:color w:val="1E5631"/>
-          <w:sz w:val="34"/>
-        </w:rPr>
-        <w:t>第2周：戒学（一）——戒的四个层次与四遍净戒（学员版）</w:t>
+        <w:jc w:val="right"/>
+      </w:pPr>
+      <w:r>
+        <w:rPr>
+          <w:color w:val="888888"/>
+          <w:sz w:val="16"/>
+        </w:rPr>
+        <w:t>📅 最近更新：2026-09-26 18:19　|　第三轮8周版同步：学员版主持人专属内容清理；元数据与 CHANGELOG 同步；结构仍6环节120min；共读原文一字未改；第4轮朗读优化（2026-09-26）：音频转写来源的共读原文已口语化改写</w:t>
       </w:r>
     </w:p>
     <w:p>
       <w:pPr>
-        <w:spacing w:before="40" w:after="80"/>
-        <w:ind w:left="283"/>
-        <w:shd w:val="clear" w:color="auto" w:fill="EDF6EF"/>
-        <w:pBdr>
-          <w:left w:val="single" w:sz="20" w:space="6" w:color="1E5631"/>
-        </w:pBdr>
+        <w:jc w:val="center"/>
       </w:pPr>
       <w:r>
         <w:rPr>
           <w:b/>
-          <w:sz w:val="20"/>
-        </w:rPr>
-        <w:t>读书会19：戒定慧三学——修学的完整框架 · 第2周</w:t>
-      </w:r>
-      <w:r>
-        <w:rPr>
-          <w:sz w:val="20"/>
-        </w:rPr>
-        <w:t xml:space="preserve"> 各位法友，欢迎回到「戒定慧三学」的共修。上周我们铺开了三学的总纲：由戒生定、由定发慧，七清净十六观智是一条完整的路。本周我们走进第一学——戒学，看清楚「戒」到底是什么、它有哪些层次，以及为什么说戒是修行的根本而不是束缚。 请你带着一个开放的问题来听：从小到大，我们对「戒」的印象，多半是「不可以」。今天也许可以换一个角度看看——如果「戒」其实是「守护」，它会是什么样子？</w:t>
+          <w:color w:val="1E4620"/>
+          <w:sz w:val="36"/>
+        </w:rPr>
+        <w:t>第2周：戒学（一）——戒的四个层次与四遍净戒</w:t>
       </w:r>
     </w:p>
     <w:p>
       <w:pPr>
-        <w:spacing w:before="40" w:after="80"/>
-        <w:ind w:left="283"/>
-        <w:shd w:val="clear" w:color="auto" w:fill="EDF6EF"/>
+        <w:ind w:left="170"/>
         <w:pBdr>
-          <w:left w:val="single" w:sz="20" w:space="6" w:color="1E5631"/>
+          <w:left w:val="single" w:sz="18" w:space="4" w:color="1E4620"/>
         </w:pBdr>
-      </w:pPr>
-      <w:r>
-        <w:rPr>
-          <w:sz w:val="20"/>
-        </w:rPr>
-        <w:t>本周主题：戒不是一个「不能做」的清单，而是一层一层把心安顿好的四重护栏——从外到内，从行为到心。 说明：本学员版按次序列出本讲全部共读内容（★核心必读 / ◈扩展可选）与讨论、练习，内容与主持人版完全一致。</w:t>
+        <w:shd w:val="clear" w:fill="F2F5FA"/>
+      </w:pPr>
+      <w:r>
+        <w:rPr>
+          <w:b/>
+        </w:rPr>
+        <w:t>读书会19：戒定慧三学——修学的完整框架 · 第2周</w:t>
       </w:r>
     </w:p>
     <w:p>
       <w:pPr>
-        <w:spacing w:before="160" w:after="80"/>
-      </w:pPr>
-      <w:r>
-        <w:rPr>
-          <w:rFonts w:ascii="Microsoft YaHei" w:hAnsi="Microsoft YaHei" w:eastAsia="Microsoft YaHei"/>
-          <w:b/>
-          <w:color w:val="1E5631"/>
-          <w:sz w:val="28"/>
-        </w:rPr>
-        <w:t>📋 本周信息卡</w:t>
+        <w:ind w:left="170"/>
+        <w:pBdr>
+          <w:left w:val="single" w:sz="18" w:space="4" w:color="1E4620"/>
+        </w:pBdr>
+        <w:shd w:val="clear" w:fill="F2F5FA"/>
+      </w:pPr>
+      <w:r>
+        <w:rPr>
+          <w:b w:val="0"/>
+        </w:rPr>
+        <w:t>各位法友，欢迎回到「戒定慧三学」的共修。上周我们铺开了三学的总纲：由戒生定、由定发慧，七清净十六观智是一条完整的路。本周我们走进第一学——戒学，看清楚「戒」到底是什么、它有哪些层次，以及为什么说戒是修行的根本而不是束缚。</w:t>
       </w:r>
     </w:p>
     <w:p>
-      <w:r>
-        <w:rPr>
-          <w:sz w:val="21"/>
-        </w:rPr>
-        <w:t>时长120min｜核心问题：</w:t>
-      </w:r>
-      <w:r>
-        <w:rPr>
-          <w:b/>
-          <w:sz w:val="21"/>
-        </w:rPr>
-        <w:t>我所理解的「戒」，是束缚还是保护？它在三学框架里处于哪一层，又如何一步步守护我的心？</w:t>
-      </w:r>
-      <w:r>
-        <w:rPr>
-          <w:sz w:val="21"/>
-        </w:rPr>
-        <w:t>｜共读原文提要：本周共五份材料——①尊者开示「戒为修行根本、持戒非束缚」（音声）；②《清净之道》讲要「戒的定义（思戒/心所戒/律仪戒/不违越戒）与四遍净戒」；③帕奥禅师问答「四遍净戒、次第说法、戒的判定与如理作意」；④《修学入门》学处篇「在家戒受持与持戒功德」；⑤《清净道论·说戒品》原典「戒的相味现起足处与戒之分类」。五条线索汇成一句：戒由「止持」（不该做的不做）与「作持」（该做的做到）两条腿走路，展开为「巴帝摩卡律仪戒、根律仪戒、活命遍净戒、资具依止戒」四个层次。｜本周作业：写下「我这一周想守好的一个小习惯」，并连续七天记录「守住了／没守住时我的心怎样」。</w:t>
+      <w:pPr>
+        <w:ind w:left="170"/>
+        <w:pBdr>
+          <w:left w:val="single" w:sz="18" w:space="4" w:color="1E4620"/>
+        </w:pBdr>
+        <w:shd w:val="clear" w:fill="F2F5FA"/>
+      </w:pPr>
+      <w:r>
+        <w:rPr>
+          <w:b w:val="0"/>
+        </w:rPr>
+        <w:t>请你带着一个开放的问题来听：从小到大，我们对「戒」的印象，多半是「不可以」。今天也许可以换一个角度看看——如果「戒」其实是「守护」，它会是什么样子？</w:t>
       </w:r>
     </w:p>
     <w:p>
       <w:pPr>
-        <w:spacing w:before="160" w:after="80"/>
-      </w:pPr>
-      <w:r>
-        <w:rPr>
-          <w:rFonts w:ascii="Microsoft YaHei" w:hAnsi="Microsoft YaHei" w:eastAsia="Microsoft YaHei"/>
+        <w:ind w:left="170"/>
+        <w:pBdr>
+          <w:left w:val="single" w:sz="18" w:space="4" w:color="1E4620"/>
+        </w:pBdr>
+        <w:shd w:val="clear" w:fill="F2F5FA"/>
+      </w:pPr>
+      <w:r>
+        <w:rPr>
+          <w:b w:val="0"/>
+        </w:rPr>
+        <w:t>本周主题：戒不是一个「不能做」的清单，而是一层一层把心安顿好的四重护栏——从外到内，从行为到心。</w:t>
+      </w:r>
+    </w:p>
+    <w:p>
+      <w:pPr>
+        <w:ind w:left="170"/>
+        <w:pBdr>
+          <w:left w:val="single" w:sz="18" w:space="4" w:color="1E4620"/>
+        </w:pBdr>
+        <w:shd w:val="clear" w:fill="F2F5FA"/>
+      </w:pPr>
+      <w:r>
+        <w:rPr>
+          <w:b w:val="0"/>
+        </w:rPr>
+        <w:t>说明：本学员版按次序列出本讲全部共读内容（★核心必读 / ◈扩展可选）与讨论、练习，内容与主持人版完全一致。</w:t>
+      </w:r>
+    </w:p>
+    <w:p>
+      <w:r>
+        <w:rPr>
           <w:b/>
-          <w:color w:val="1E5631"/>
-          <w:sz w:val="28"/>
+          <w:color w:val="1E4620"/>
+          <w:sz w:val="26"/>
+        </w:rPr>
+        <w:t>📋 本周信息卡</w:t>
+      </w:r>
+    </w:p>
+    <w:p>
+      <w:r>
+        <w:rPr>
+          <w:b w:val="0"/>
+        </w:rPr>
+        <w:t>时长120min｜核心问题：</w:t>
+      </w:r>
+      <w:r>
+        <w:rPr>
+          <w:b/>
+        </w:rPr>
+        <w:t>我所理解的「戒」，是束缚还是保护？它在三学框架里处于哪一层，又如何一步步守护我的心？</w:t>
+      </w:r>
+      <w:r>
+        <w:rPr>
+          <w:b w:val="0"/>
+        </w:rPr>
+        <w:t>｜共读原文提要：本周共五份材料——①尊者开示「戒为修行根本、持戒非束缚」（音声）；②《清净之道》讲要「戒的定义（思戒/心所戒/律仪戒/不违越戒）与四遍净戒」；③帕奥禅师问答「四遍净戒、次第说法、戒的判定与如理作意」；④《修学入门》学处篇「在家戒受持与持戒功德」；⑤《清净道论·说戒品》原典「戒的相味现起足处与戒之分类」。五条线索汇成一句：戒由「止持」（不该做的不做）与「作持」（该做的做到）两条腿走路，展开为「巴帝摩卡律仪戒、根律仪戒、活命遍净戒、资具依止戒」四个层次。｜本周作业：写下「我这一周想守好的一个小习惯」，并连续七天记录「守住了／没守住时我的心怎样」。</w:t>
+      </w:r>
+    </w:p>
+    <w:p>
+      <w:r>
+        <w:rPr>
+          <w:b/>
+          <w:color w:val="1E4620"/>
+          <w:sz w:val="26"/>
         </w:rPr>
         <w:t>🧩 术语速查（读原文时随手对照）</w:t>
       </w:r>
@@ -108,7 +146,6 @@
       <w:tblPr>
         <w:tblStyle w:val="TableGrid"/>
         <w:tblW w:type="auto" w:w="0"/>
-        <w:jc w:val="center"/>
         <w:tblLook w:firstColumn="1" w:firstRow="1" w:lastColumn="0" w:lastRow="0" w:noHBand="0" w:noVBand="1" w:val="04A0"/>
       </w:tblPr>
       <w:tblGrid>
@@ -120,17 +157,20 @@
         <w:tc>
           <w:tcPr>
             <w:tcW w:type="dxa" w:w="3213"/>
-            <w:shd w:val="clear" w:color="auto" w:fill="1E5631"/>
+            <w:shd w:val="clear" w:fill="1E4620"/>
           </w:tcPr>
           <w:p>
-            <w:pPr>
-              <w:spacing w:after="20"/>
-            </w:pPr>
             <w:r>
               <w:rPr>
-                <w:b/>
                 <w:color w:val="FFFFFF"/>
-                <w:sz w:val="19"/>
+                <w:sz w:val="18"/>
+              </w:rPr>
+            </w:r>
+            <w:r>
+              <w:rPr>
+                <w:b w:val="0"/>
+                <w:color w:val="FFFFFF"/>
+                <w:sz w:val="18"/>
               </w:rPr>
               <w:t>术语</w:t>
             </w:r>
@@ -139,17 +179,20 @@
         <w:tc>
           <w:tcPr>
             <w:tcW w:type="dxa" w:w="3213"/>
-            <w:shd w:val="clear" w:color="auto" w:fill="1E5631"/>
+            <w:shd w:val="clear" w:fill="1E4620"/>
           </w:tcPr>
           <w:p>
-            <w:pPr>
-              <w:spacing w:after="20"/>
-            </w:pPr>
             <w:r>
               <w:rPr>
-                <w:b/>
                 <w:color w:val="FFFFFF"/>
-                <w:sz w:val="19"/>
+                <w:sz w:val="18"/>
+              </w:rPr>
+            </w:r>
+            <w:r>
+              <w:rPr>
+                <w:b w:val="0"/>
+                <w:color w:val="FFFFFF"/>
+                <w:sz w:val="18"/>
               </w:rPr>
               <w:t>出处</w:t>
             </w:r>
@@ -158,17 +201,20 @@
         <w:tc>
           <w:tcPr>
             <w:tcW w:type="dxa" w:w="3213"/>
-            <w:shd w:val="clear" w:color="auto" w:fill="1E5631"/>
+            <w:shd w:val="clear" w:fill="1E4620"/>
           </w:tcPr>
           <w:p>
-            <w:pPr>
-              <w:spacing w:after="20"/>
-            </w:pPr>
             <w:r>
               <w:rPr>
-                <w:b/>
                 <w:color w:val="FFFFFF"/>
-                <w:sz w:val="19"/>
+                <w:sz w:val="18"/>
+              </w:rPr>
+            </w:r>
+            <w:r>
+              <w:rPr>
+                <w:b w:val="0"/>
+                <w:color w:val="FFFFFF"/>
+                <w:sz w:val="18"/>
               </w:rPr>
               <w:t>白话</w:t>
             </w:r>
@@ -181,12 +227,15 @@
             <w:tcW w:type="dxa" w:w="3213"/>
           </w:tcPr>
           <w:p>
-            <w:pPr>
-              <w:spacing w:after="20"/>
-            </w:pPr>
             <w:r>
               <w:rPr>
-                <w:sz w:val="19"/>
+                <w:sz w:val="18"/>
+              </w:rPr>
+            </w:r>
+            <w:r>
+              <w:rPr>
+                <w:b w:val="0"/>
+                <w:sz w:val="18"/>
               </w:rPr>
               <w:t>戒（sīla）</w:t>
             </w:r>
@@ -197,12 +246,15 @@
             <w:tcW w:type="dxa" w:w="3213"/>
           </w:tcPr>
           <w:p>
-            <w:pPr>
-              <w:spacing w:after="20"/>
-            </w:pPr>
             <w:r>
               <w:rPr>
-                <w:sz w:val="19"/>
+                <w:sz w:val="18"/>
+              </w:rPr>
+            </w:r>
+            <w:r>
+              <w:rPr>
+                <w:b w:val="0"/>
+                <w:sz w:val="18"/>
               </w:rPr>
               <w:t>材料②④⑤</w:t>
             </w:r>
@@ -213,12 +265,15 @@
             <w:tcW w:type="dxa" w:w="3213"/>
           </w:tcPr>
           <w:p>
-            <w:pPr>
-              <w:spacing w:after="20"/>
-            </w:pPr>
             <w:r>
               <w:rPr>
-                <w:sz w:val="19"/>
+                <w:sz w:val="18"/>
+              </w:rPr>
+            </w:r>
+            <w:r>
+              <w:rPr>
+                <w:b w:val="0"/>
+                <w:sz w:val="18"/>
               </w:rPr>
               <w:t>良好的习惯、良善的行为准则；主动培育，非消极禁戒</w:t>
             </w:r>
@@ -229,15 +284,18 @@
         <w:tc>
           <w:tcPr>
             <w:tcW w:type="dxa" w:w="3213"/>
-            <w:shd w:val="clear" w:color="auto" w:fill="F2F2F2"/>
+            <w:shd w:val="clear" w:fill="F2F5FA"/>
           </w:tcPr>
           <w:p>
-            <w:pPr>
-              <w:spacing w:after="20"/>
-            </w:pPr>
             <w:r>
               <w:rPr>
-                <w:sz w:val="19"/>
+                <w:sz w:val="18"/>
+              </w:rPr>
+            </w:r>
+            <w:r>
+              <w:rPr>
+                <w:b w:val="0"/>
+                <w:sz w:val="18"/>
               </w:rPr>
               <w:t>思戒（cetanā）</w:t>
             </w:r>
@@ -246,15 +304,18 @@
         <w:tc>
           <w:tcPr>
             <w:tcW w:type="dxa" w:w="3213"/>
-            <w:shd w:val="clear" w:color="auto" w:fill="F2F2F2"/>
+            <w:shd w:val="clear" w:fill="F2F5FA"/>
           </w:tcPr>
           <w:p>
-            <w:pPr>
-              <w:spacing w:after="20"/>
-            </w:pPr>
             <w:r>
               <w:rPr>
-                <w:sz w:val="19"/>
+                <w:sz w:val="18"/>
+              </w:rPr>
+            </w:r>
+            <w:r>
+              <w:rPr>
+                <w:b w:val="0"/>
+                <w:sz w:val="18"/>
               </w:rPr>
               <w:t>材料②⑤</w:t>
             </w:r>
@@ -263,15 +324,18 @@
         <w:tc>
           <w:tcPr>
             <w:tcW w:type="dxa" w:w="3213"/>
-            <w:shd w:val="clear" w:color="auto" w:fill="F2F2F2"/>
+            <w:shd w:val="clear" w:fill="F2F5FA"/>
           </w:tcPr>
           <w:p>
-            <w:pPr>
-              <w:spacing w:after="20"/>
-            </w:pPr>
             <w:r>
               <w:rPr>
-                <w:sz w:val="19"/>
+                <w:sz w:val="18"/>
+              </w:rPr>
+            </w:r>
+            <w:r>
+              <w:rPr>
+                <w:b w:val="0"/>
+                <w:sz w:val="18"/>
               </w:rPr>
               <w:t>造业的意志/动机，属「意」的一分</w:t>
             </w:r>
@@ -284,12 +348,15 @@
             <w:tcW w:type="dxa" w:w="3213"/>
           </w:tcPr>
           <w:p>
-            <w:pPr>
-              <w:spacing w:after="20"/>
-            </w:pPr>
             <w:r>
               <w:rPr>
-                <w:sz w:val="19"/>
+                <w:sz w:val="18"/>
+              </w:rPr>
+            </w:r>
+            <w:r>
+              <w:rPr>
+                <w:b w:val="0"/>
+                <w:sz w:val="18"/>
               </w:rPr>
               <w:t>心所戒（virati 离心所）</w:t>
             </w:r>
@@ -300,12 +367,15 @@
             <w:tcW w:type="dxa" w:w="3213"/>
           </w:tcPr>
           <w:p>
-            <w:pPr>
-              <w:spacing w:after="20"/>
-            </w:pPr>
             <w:r>
               <w:rPr>
-                <w:sz w:val="19"/>
+                <w:sz w:val="18"/>
+              </w:rPr>
+            </w:r>
+            <w:r>
+              <w:rPr>
+                <w:b w:val="0"/>
+                <w:sz w:val="18"/>
               </w:rPr>
               <w:t>材料②⑤</w:t>
             </w:r>
@@ -316,12 +386,15 @@
             <w:tcW w:type="dxa" w:w="3213"/>
           </w:tcPr>
           <w:p>
-            <w:pPr>
-              <w:spacing w:after="20"/>
-            </w:pPr>
             <w:r>
               <w:rPr>
-                <w:sz w:val="19"/>
+                <w:sz w:val="18"/>
+              </w:rPr>
+            </w:r>
+            <w:r>
+              <w:rPr>
+                <w:b w:val="0"/>
+                <w:sz w:val="18"/>
               </w:rPr>
               <w:t>三种离心所：正语、正业、正命</w:t>
             </w:r>
@@ -332,15 +405,18 @@
         <w:tc>
           <w:tcPr>
             <w:tcW w:type="dxa" w:w="3213"/>
-            <w:shd w:val="clear" w:color="auto" w:fill="F2F2F2"/>
+            <w:shd w:val="clear" w:fill="F2F5FA"/>
           </w:tcPr>
           <w:p>
-            <w:pPr>
-              <w:spacing w:after="20"/>
-            </w:pPr>
             <w:r>
               <w:rPr>
-                <w:sz w:val="19"/>
+                <w:sz w:val="18"/>
+              </w:rPr>
+            </w:r>
+            <w:r>
+              <w:rPr>
+                <w:b w:val="0"/>
+                <w:sz w:val="18"/>
               </w:rPr>
               <w:t>律仪戒（saṃvara）</w:t>
             </w:r>
@@ -349,15 +425,18 @@
         <w:tc>
           <w:tcPr>
             <w:tcW w:type="dxa" w:w="3213"/>
-            <w:shd w:val="clear" w:color="auto" w:fill="F2F2F2"/>
+            <w:shd w:val="clear" w:fill="F2F5FA"/>
           </w:tcPr>
           <w:p>
-            <w:pPr>
-              <w:spacing w:after="20"/>
-            </w:pPr>
             <w:r>
               <w:rPr>
-                <w:sz w:val="19"/>
+                <w:sz w:val="18"/>
+              </w:rPr>
+            </w:r>
+            <w:r>
+              <w:rPr>
+                <w:b w:val="0"/>
+                <w:sz w:val="18"/>
               </w:rPr>
               <w:t>材料②⑤</w:t>
             </w:r>
@@ -366,15 +445,18 @@
         <w:tc>
           <w:tcPr>
             <w:tcW w:type="dxa" w:w="3213"/>
-            <w:shd w:val="clear" w:color="auto" w:fill="F2F2F2"/>
+            <w:shd w:val="clear" w:fill="F2F5FA"/>
           </w:tcPr>
           <w:p>
-            <w:pPr>
-              <w:spacing w:after="20"/>
-            </w:pPr>
             <w:r>
               <w:rPr>
-                <w:sz w:val="19"/>
+                <w:sz w:val="18"/>
+              </w:rPr>
+            </w:r>
+            <w:r>
+              <w:rPr>
+                <w:b w:val="0"/>
+                <w:sz w:val="18"/>
               </w:rPr>
               <w:t>五种防护：护解脱/念/智/忍/精进</w:t>
             </w:r>
@@ -387,12 +469,15 @@
             <w:tcW w:type="dxa" w:w="3213"/>
           </w:tcPr>
           <w:p>
-            <w:pPr>
-              <w:spacing w:after="20"/>
-            </w:pPr>
             <w:r>
               <w:rPr>
-                <w:sz w:val="19"/>
+                <w:sz w:val="18"/>
+              </w:rPr>
+            </w:r>
+            <w:r>
+              <w:rPr>
+                <w:b w:val="0"/>
+                <w:sz w:val="18"/>
               </w:rPr>
               <w:t>不违越戒</w:t>
             </w:r>
@@ -403,12 +488,15 @@
             <w:tcW w:type="dxa" w:w="3213"/>
           </w:tcPr>
           <w:p>
-            <w:pPr>
-              <w:spacing w:after="20"/>
-            </w:pPr>
             <w:r>
               <w:rPr>
-                <w:sz w:val="19"/>
+                <w:sz w:val="18"/>
+              </w:rPr>
+            </w:r>
+            <w:r>
+              <w:rPr>
+                <w:b w:val="0"/>
+                <w:sz w:val="18"/>
               </w:rPr>
               <w:t>材料②⑤</w:t>
             </w:r>
@@ -419,12 +507,15 @@
             <w:tcW w:type="dxa" w:w="3213"/>
           </w:tcPr>
           <w:p>
-            <w:pPr>
-              <w:spacing w:after="20"/>
-            </w:pPr>
             <w:r>
               <w:rPr>
-                <w:sz w:val="19"/>
+                <w:sz w:val="18"/>
+              </w:rPr>
+            </w:r>
+            <w:r>
+              <w:rPr>
+                <w:b w:val="0"/>
+                <w:sz w:val="18"/>
               </w:rPr>
               <w:t>身语不去违犯诸戒</w:t>
             </w:r>
@@ -435,15 +526,18 @@
         <w:tc>
           <w:tcPr>
             <w:tcW w:type="dxa" w:w="3213"/>
-            <w:shd w:val="clear" w:color="auto" w:fill="F2F2F2"/>
+            <w:shd w:val="clear" w:fill="F2F5FA"/>
           </w:tcPr>
           <w:p>
-            <w:pPr>
-              <w:spacing w:after="20"/>
-            </w:pPr>
             <w:r>
               <w:rPr>
-                <w:sz w:val="19"/>
+                <w:sz w:val="18"/>
+              </w:rPr>
+            </w:r>
+            <w:r>
+              <w:rPr>
+                <w:b w:val="0"/>
+                <w:sz w:val="18"/>
               </w:rPr>
               <w:t>止持（vāritta）</w:t>
             </w:r>
@@ -452,15 +546,18 @@
         <w:tc>
           <w:tcPr>
             <w:tcW w:type="dxa" w:w="3213"/>
-            <w:shd w:val="clear" w:color="auto" w:fill="F2F2F2"/>
+            <w:shd w:val="clear" w:fill="F2F5FA"/>
           </w:tcPr>
           <w:p>
-            <w:pPr>
-              <w:spacing w:after="20"/>
-            </w:pPr>
             <w:r>
               <w:rPr>
-                <w:sz w:val="19"/>
+                <w:sz w:val="18"/>
+              </w:rPr>
+            </w:r>
+            <w:r>
+              <w:rPr>
+                <w:b w:val="0"/>
+                <w:sz w:val="18"/>
               </w:rPr>
               <w:t>材料②⑤</w:t>
             </w:r>
@@ -469,15 +566,18 @@
         <w:tc>
           <w:tcPr>
             <w:tcW w:type="dxa" w:w="3213"/>
-            <w:shd w:val="clear" w:color="auto" w:fill="F2F2F2"/>
+            <w:shd w:val="clear" w:fill="F2F5FA"/>
           </w:tcPr>
           <w:p>
-            <w:pPr>
-              <w:spacing w:after="20"/>
-            </w:pPr>
             <w:r>
               <w:rPr>
-                <w:sz w:val="19"/>
+                <w:sz w:val="18"/>
+              </w:rPr>
+            </w:r>
+            <w:r>
+              <w:rPr>
+                <w:b w:val="0"/>
+                <w:sz w:val="18"/>
               </w:rPr>
               <w:t>不该做的，通过「不做」达成</w:t>
             </w:r>
@@ -490,12 +590,15 @@
             <w:tcW w:type="dxa" w:w="3213"/>
           </w:tcPr>
           <w:p>
-            <w:pPr>
-              <w:spacing w:after="20"/>
-            </w:pPr>
             <w:r>
               <w:rPr>
-                <w:sz w:val="19"/>
+                <w:sz w:val="18"/>
+              </w:rPr>
+            </w:r>
+            <w:r>
+              <w:rPr>
+                <w:b w:val="0"/>
+                <w:sz w:val="18"/>
               </w:rPr>
               <w:t>作持（cāritta）</w:t>
             </w:r>
@@ -506,12 +609,15 @@
             <w:tcW w:type="dxa" w:w="3213"/>
           </w:tcPr>
           <w:p>
-            <w:pPr>
-              <w:spacing w:after="20"/>
-            </w:pPr>
             <w:r>
               <w:rPr>
-                <w:sz w:val="19"/>
+                <w:sz w:val="18"/>
+              </w:rPr>
+            </w:r>
+            <w:r>
+              <w:rPr>
+                <w:b w:val="0"/>
+                <w:sz w:val="18"/>
               </w:rPr>
               <w:t>材料②⑤</w:t>
             </w:r>
@@ -522,12 +628,15 @@
             <w:tcW w:type="dxa" w:w="3213"/>
           </w:tcPr>
           <w:p>
-            <w:pPr>
-              <w:spacing w:after="20"/>
-            </w:pPr>
             <w:r>
               <w:rPr>
-                <w:sz w:val="19"/>
+                <w:sz w:val="18"/>
+              </w:rPr>
+            </w:r>
+            <w:r>
+              <w:rPr>
+                <w:b w:val="0"/>
+                <w:sz w:val="18"/>
               </w:rPr>
               <w:t>该做的，通过「去做」达成；即「行持」</w:t>
             </w:r>
@@ -538,15 +647,18 @@
         <w:tc>
           <w:tcPr>
             <w:tcW w:type="dxa" w:w="3213"/>
-            <w:shd w:val="clear" w:color="auto" w:fill="F2F2F2"/>
+            <w:shd w:val="clear" w:fill="F2F5FA"/>
           </w:tcPr>
           <w:p>
-            <w:pPr>
-              <w:spacing w:after="20"/>
-            </w:pPr>
             <w:r>
               <w:rPr>
-                <w:sz w:val="19"/>
+                <w:sz w:val="18"/>
+              </w:rPr>
+            </w:r>
+            <w:r>
+              <w:rPr>
+                <w:b w:val="0"/>
+                <w:sz w:val="18"/>
               </w:rPr>
               <w:t>行持／遮止</w:t>
             </w:r>
@@ -555,15 +667,18 @@
         <w:tc>
           <w:tcPr>
             <w:tcW w:type="dxa" w:w="3213"/>
-            <w:shd w:val="clear" w:color="auto" w:fill="F2F2F2"/>
+            <w:shd w:val="clear" w:fill="F2F5FA"/>
           </w:tcPr>
           <w:p>
-            <w:pPr>
-              <w:spacing w:after="20"/>
-            </w:pPr>
             <w:r>
               <w:rPr>
-                <w:sz w:val="19"/>
+                <w:sz w:val="18"/>
+              </w:rPr>
+            </w:r>
+            <w:r>
+              <w:rPr>
+                <w:b w:val="0"/>
+                <w:sz w:val="18"/>
               </w:rPr>
               <w:t>材料⑤</w:t>
             </w:r>
@@ -572,15 +687,18 @@
         <w:tc>
           <w:tcPr>
             <w:tcW w:type="dxa" w:w="3213"/>
-            <w:shd w:val="clear" w:color="auto" w:fill="F2F2F2"/>
+            <w:shd w:val="clear" w:fill="F2F5FA"/>
           </w:tcPr>
           <w:p>
-            <w:pPr>
-              <w:spacing w:after="20"/>
-            </w:pPr>
             <w:r>
               <w:rPr>
-                <w:sz w:val="19"/>
+                <w:sz w:val="18"/>
+              </w:rPr>
+            </w:r>
+            <w:r>
+              <w:rPr>
+                <w:b w:val="0"/>
+                <w:sz w:val="18"/>
               </w:rPr>
               <w:t>《清净道论》对作持/止持的表述：应作圆满／不应作不行</w:t>
             </w:r>
@@ -593,12 +711,15 @@
             <w:tcW w:type="dxa" w:w="3213"/>
           </w:tcPr>
           <w:p>
-            <w:pPr>
-              <w:spacing w:after="20"/>
-            </w:pPr>
             <w:r>
               <w:rPr>
-                <w:sz w:val="19"/>
+                <w:sz w:val="18"/>
+              </w:rPr>
+            </w:r>
+            <w:r>
+              <w:rPr>
+                <w:b w:val="0"/>
+                <w:sz w:val="18"/>
               </w:rPr>
               <w:t>巴帝摩卡律仪戒</w:t>
             </w:r>
@@ -609,12 +730,15 @@
             <w:tcW w:type="dxa" w:w="3213"/>
           </w:tcPr>
           <w:p>
-            <w:pPr>
-              <w:spacing w:after="20"/>
-            </w:pPr>
             <w:r>
               <w:rPr>
-                <w:sz w:val="19"/>
+                <w:sz w:val="18"/>
+              </w:rPr>
+            </w:r>
+            <w:r>
+              <w:rPr>
+                <w:b w:val="0"/>
+                <w:sz w:val="18"/>
               </w:rPr>
               <w:t>材料②④⑤</w:t>
             </w:r>
@@ -625,12 +749,15 @@
             <w:tcW w:type="dxa" w:w="3213"/>
           </w:tcPr>
           <w:p>
-            <w:pPr>
-              <w:spacing w:after="20"/>
-            </w:pPr>
             <w:r>
               <w:rPr>
-                <w:sz w:val="19"/>
+                <w:sz w:val="18"/>
+              </w:rPr>
+            </w:r>
+            <w:r>
+              <w:rPr>
+                <w:b w:val="0"/>
+                <w:sz w:val="18"/>
               </w:rPr>
               <w:t>四遍净戒之一；身口「说到做到」，说罪清净</w:t>
             </w:r>
@@ -641,15 +768,18 @@
         <w:tc>
           <w:tcPr>
             <w:tcW w:type="dxa" w:w="3213"/>
-            <w:shd w:val="clear" w:color="auto" w:fill="F2F2F2"/>
+            <w:shd w:val="clear" w:fill="F2F5FA"/>
           </w:tcPr>
           <w:p>
-            <w:pPr>
-              <w:spacing w:after="20"/>
-            </w:pPr>
             <w:r>
               <w:rPr>
-                <w:sz w:val="19"/>
+                <w:sz w:val="18"/>
+              </w:rPr>
+            </w:r>
+            <w:r>
+              <w:rPr>
+                <w:b w:val="0"/>
+                <w:sz w:val="18"/>
               </w:rPr>
               <w:t>根律仪戒</w:t>
             </w:r>
@@ -658,15 +788,18 @@
         <w:tc>
           <w:tcPr>
             <w:tcW w:type="dxa" w:w="3213"/>
-            <w:shd w:val="clear" w:color="auto" w:fill="F2F2F2"/>
+            <w:shd w:val="clear" w:fill="F2F5FA"/>
           </w:tcPr>
           <w:p>
-            <w:pPr>
-              <w:spacing w:after="20"/>
-            </w:pPr>
             <w:r>
               <w:rPr>
-                <w:sz w:val="19"/>
+                <w:sz w:val="18"/>
+              </w:rPr>
+            </w:r>
+            <w:r>
+              <w:rPr>
+                <w:b w:val="0"/>
+                <w:sz w:val="18"/>
               </w:rPr>
               <w:t>材料②③④⑤</w:t>
             </w:r>
@@ -675,15 +808,18 @@
         <w:tc>
           <w:tcPr>
             <w:tcW w:type="dxa" w:w="3213"/>
-            <w:shd w:val="clear" w:color="auto" w:fill="F2F2F2"/>
+            <w:shd w:val="clear" w:fill="F2F5FA"/>
           </w:tcPr>
           <w:p>
-            <w:pPr>
-              <w:spacing w:after="20"/>
-            </w:pPr>
             <w:r>
               <w:rPr>
-                <w:sz w:val="19"/>
+                <w:sz w:val="18"/>
+              </w:rPr>
+            </w:r>
+            <w:r>
+              <w:rPr>
+                <w:b w:val="0"/>
+                <w:sz w:val="18"/>
               </w:rPr>
               <w:t>四遍净戒之一；守护六根门，防护清净</w:t>
             </w:r>
@@ -696,12 +832,15 @@
             <w:tcW w:type="dxa" w:w="3213"/>
           </w:tcPr>
           <w:p>
-            <w:pPr>
-              <w:spacing w:after="20"/>
-            </w:pPr>
             <w:r>
               <w:rPr>
-                <w:sz w:val="19"/>
+                <w:sz w:val="18"/>
+              </w:rPr>
+            </w:r>
+            <w:r>
+              <w:rPr>
+                <w:b w:val="0"/>
+                <w:sz w:val="18"/>
               </w:rPr>
               <w:t>活命遍净戒</w:t>
             </w:r>
@@ -712,12 +851,15 @@
             <w:tcW w:type="dxa" w:w="3213"/>
           </w:tcPr>
           <w:p>
-            <w:pPr>
-              <w:spacing w:after="20"/>
-            </w:pPr>
             <w:r>
               <w:rPr>
-                <w:sz w:val="19"/>
+                <w:sz w:val="18"/>
+              </w:rPr>
+            </w:r>
+            <w:r>
+              <w:rPr>
+                <w:b w:val="0"/>
+                <w:sz w:val="18"/>
               </w:rPr>
               <w:t>材料②④⑤</w:t>
             </w:r>
@@ -728,12 +870,15 @@
             <w:tcW w:type="dxa" w:w="3213"/>
           </w:tcPr>
           <w:p>
-            <w:pPr>
-              <w:spacing w:after="20"/>
-            </w:pPr>
             <w:r>
               <w:rPr>
-                <w:sz w:val="19"/>
+                <w:sz w:val="18"/>
+              </w:rPr>
+            </w:r>
+            <w:r>
+              <w:rPr>
+                <w:b w:val="0"/>
+                <w:sz w:val="18"/>
               </w:rPr>
               <w:t>四遍净戒之一；正命而活，遍求清净</w:t>
             </w:r>
@@ -744,15 +889,18 @@
         <w:tc>
           <w:tcPr>
             <w:tcW w:type="dxa" w:w="3213"/>
-            <w:shd w:val="clear" w:color="auto" w:fill="F2F2F2"/>
+            <w:shd w:val="clear" w:fill="F2F5FA"/>
           </w:tcPr>
           <w:p>
-            <w:pPr>
-              <w:spacing w:after="20"/>
-            </w:pPr>
             <w:r>
               <w:rPr>
-                <w:sz w:val="19"/>
+                <w:sz w:val="18"/>
+              </w:rPr>
+            </w:r>
+            <w:r>
+              <w:rPr>
+                <w:b w:val="0"/>
+                <w:sz w:val="18"/>
               </w:rPr>
               <w:t>资具依止戒</w:t>
             </w:r>
@@ -761,15 +909,18 @@
         <w:tc>
           <w:tcPr>
             <w:tcW w:type="dxa" w:w="3213"/>
-            <w:shd w:val="clear" w:color="auto" w:fill="F2F2F2"/>
+            <w:shd w:val="clear" w:fill="F2F5FA"/>
           </w:tcPr>
           <w:p>
-            <w:pPr>
-              <w:spacing w:after="20"/>
-            </w:pPr>
             <w:r>
               <w:rPr>
-                <w:sz w:val="19"/>
+                <w:sz w:val="18"/>
+              </w:rPr>
+            </w:r>
+            <w:r>
+              <w:rPr>
+                <w:b w:val="0"/>
+                <w:sz w:val="18"/>
               </w:rPr>
               <w:t>材料②④⑤</w:t>
             </w:r>
@@ -778,15 +929,18 @@
         <w:tc>
           <w:tcPr>
             <w:tcW w:type="dxa" w:w="3213"/>
-            <w:shd w:val="clear" w:color="auto" w:fill="F2F2F2"/>
+            <w:shd w:val="clear" w:fill="F2F5FA"/>
           </w:tcPr>
           <w:p>
-            <w:pPr>
-              <w:spacing w:after="20"/>
-            </w:pPr>
             <w:r>
               <w:rPr>
-                <w:sz w:val="19"/>
+                <w:sz w:val="18"/>
+              </w:rPr>
+            </w:r>
+            <w:r>
+              <w:rPr>
+                <w:b w:val="0"/>
+                <w:sz w:val="18"/>
               </w:rPr>
               <w:t>四遍净戒之一；受用四资具时省察，省察清净</w:t>
             </w:r>
@@ -799,12 +953,15 @@
             <w:tcW w:type="dxa" w:w="3213"/>
           </w:tcPr>
           <w:p>
-            <w:pPr>
-              <w:spacing w:after="20"/>
-            </w:pPr>
             <w:r>
               <w:rPr>
-                <w:sz w:val="19"/>
+                <w:sz w:val="18"/>
+              </w:rPr>
+            </w:r>
+            <w:r>
+              <w:rPr>
+                <w:b w:val="0"/>
+                <w:sz w:val="18"/>
               </w:rPr>
               <w:t>惭愧（hiri-ottappa）</w:t>
             </w:r>
@@ -815,12 +972,15 @@
             <w:tcW w:type="dxa" w:w="3213"/>
           </w:tcPr>
           <w:p>
-            <w:pPr>
-              <w:spacing w:after="20"/>
-            </w:pPr>
             <w:r>
               <w:rPr>
-                <w:sz w:val="19"/>
+                <w:sz w:val="18"/>
+              </w:rPr>
+            </w:r>
+            <w:r>
+              <w:rPr>
+                <w:b w:val="0"/>
+                <w:sz w:val="18"/>
               </w:rPr>
               <w:t>材料②⑤</w:t>
             </w:r>
@@ -831,12 +991,15 @@
             <w:tcW w:type="dxa" w:w="3213"/>
           </w:tcPr>
           <w:p>
-            <w:pPr>
-              <w:spacing w:after="20"/>
-            </w:pPr>
             <w:r>
               <w:rPr>
-                <w:sz w:val="19"/>
+                <w:sz w:val="18"/>
+              </w:rPr>
+            </w:r>
+            <w:r>
+              <w:rPr>
+                <w:b w:val="0"/>
+                <w:sz w:val="18"/>
               </w:rPr>
               <w:t>戒的足处（近因）；戒由此生起并持续</w:t>
             </w:r>
@@ -847,15 +1010,18 @@
         <w:tc>
           <w:tcPr>
             <w:tcW w:type="dxa" w:w="3213"/>
-            <w:shd w:val="clear" w:color="auto" w:fill="F2F2F2"/>
+            <w:shd w:val="clear" w:fill="F2F5FA"/>
           </w:tcPr>
           <w:p>
-            <w:pPr>
-              <w:spacing w:after="20"/>
-            </w:pPr>
             <w:r>
               <w:rPr>
-                <w:sz w:val="19"/>
+                <w:sz w:val="18"/>
+              </w:rPr>
+            </w:r>
+            <w:r>
+              <w:rPr>
+                <w:b w:val="0"/>
+                <w:sz w:val="18"/>
               </w:rPr>
               <w:t>次第说法</w:t>
             </w:r>
@@ -864,15 +1030,18 @@
         <w:tc>
           <w:tcPr>
             <w:tcW w:type="dxa" w:w="3213"/>
-            <w:shd w:val="clear" w:color="auto" w:fill="F2F2F2"/>
+            <w:shd w:val="clear" w:fill="F2F5FA"/>
           </w:tcPr>
           <w:p>
-            <w:pPr>
-              <w:spacing w:after="20"/>
-            </w:pPr>
             <w:r>
               <w:rPr>
-                <w:sz w:val="19"/>
+                <w:sz w:val="18"/>
+              </w:rPr>
+            </w:r>
+            <w:r>
+              <w:rPr>
+                <w:b w:val="0"/>
+                <w:sz w:val="18"/>
               </w:rPr>
               <w:t>材料③</w:t>
             </w:r>
@@ -881,15 +1050,18 @@
         <w:tc>
           <w:tcPr>
             <w:tcW w:type="dxa" w:w="3213"/>
-            <w:shd w:val="clear" w:color="auto" w:fill="F2F2F2"/>
+            <w:shd w:val="clear" w:fill="F2F5FA"/>
           </w:tcPr>
           <w:p>
-            <w:pPr>
-              <w:spacing w:after="20"/>
-            </w:pPr>
             <w:r>
               <w:rPr>
-                <w:sz w:val="19"/>
+                <w:sz w:val="18"/>
+              </w:rPr>
+            </w:r>
+            <w:r>
+              <w:rPr>
+                <w:b w:val="0"/>
+                <w:sz w:val="18"/>
               </w:rPr>
               <w:t>佛陀依根基应机施教：施论→戒论→天论→诸欲过患→四谛</w:t>
             </w:r>
@@ -902,12 +1074,15 @@
             <w:tcW w:type="dxa" w:w="3213"/>
           </w:tcPr>
           <w:p>
-            <w:pPr>
-              <w:spacing w:after="20"/>
-            </w:pPr>
             <w:r>
               <w:rPr>
-                <w:sz w:val="19"/>
+                <w:sz w:val="18"/>
+              </w:rPr>
+            </w:r>
+            <w:r>
+              <w:rPr>
+                <w:b w:val="0"/>
+                <w:sz w:val="18"/>
               </w:rPr>
               <w:t>如理作意（低/高）</w:t>
             </w:r>
@@ -918,12 +1093,15 @@
             <w:tcW w:type="dxa" w:w="3213"/>
           </w:tcPr>
           <w:p>
-            <w:pPr>
-              <w:spacing w:after="20"/>
-            </w:pPr>
             <w:r>
               <w:rPr>
-                <w:sz w:val="19"/>
+                <w:sz w:val="18"/>
+              </w:rPr>
+            </w:r>
+            <w:r>
+              <w:rPr>
+                <w:b w:val="0"/>
+                <w:sz w:val="18"/>
               </w:rPr>
               <w:t>材料③</w:t>
             </w:r>
@@ -934,12 +1112,15 @@
             <w:tcW w:type="dxa" w:w="3213"/>
           </w:tcPr>
           <w:p>
-            <w:pPr>
-              <w:spacing w:after="20"/>
-            </w:pPr>
             <w:r>
               <w:rPr>
-                <w:sz w:val="19"/>
+                <w:sz w:val="18"/>
+              </w:rPr>
+            </w:r>
+            <w:r>
+              <w:rPr>
+                <w:b w:val="0"/>
+                <w:sz w:val="18"/>
               </w:rPr>
               <w:t>持戒属较低层如理作意，方向与观禅一致</w:t>
             </w:r>
@@ -950,15 +1131,18 @@
         <w:tc>
           <w:tcPr>
             <w:tcW w:type="dxa" w:w="3213"/>
-            <w:shd w:val="clear" w:color="auto" w:fill="F2F2F2"/>
+            <w:shd w:val="clear" w:fill="F2F5FA"/>
           </w:tcPr>
           <w:p>
-            <w:pPr>
-              <w:spacing w:after="20"/>
-            </w:pPr>
             <w:r>
               <w:rPr>
-                <w:sz w:val="19"/>
+                <w:sz w:val="18"/>
+              </w:rPr>
+            </w:r>
+            <w:r>
+              <w:rPr>
+                <w:b w:val="0"/>
+                <w:sz w:val="18"/>
               </w:rPr>
               <w:t>在家戒（gahaṭṭha-sīla）</w:t>
             </w:r>
@@ -967,15 +1151,18 @@
         <w:tc>
           <w:tcPr>
             <w:tcW w:type="dxa" w:w="3213"/>
-            <w:shd w:val="clear" w:color="auto" w:fill="F2F2F2"/>
+            <w:shd w:val="clear" w:fill="F2F5FA"/>
           </w:tcPr>
           <w:p>
-            <w:pPr>
-              <w:spacing w:after="20"/>
-            </w:pPr>
             <w:r>
               <w:rPr>
-                <w:sz w:val="19"/>
+                <w:sz w:val="18"/>
+              </w:rPr>
+            </w:r>
+            <w:r>
+              <w:rPr>
+                <w:b w:val="0"/>
+                <w:sz w:val="18"/>
               </w:rPr>
               <w:t>材料⑤</w:t>
             </w:r>
@@ -984,15 +1171,18 @@
         <w:tc>
           <w:tcPr>
             <w:tcW w:type="dxa" w:w="3213"/>
-            <w:shd w:val="clear" w:color="auto" w:fill="F2F2F2"/>
+            <w:shd w:val="clear" w:fill="F2F5FA"/>
           </w:tcPr>
           <w:p>
-            <w:pPr>
-              <w:spacing w:after="20"/>
-            </w:pPr>
             <w:r>
               <w:rPr>
-                <w:sz w:val="19"/>
+                <w:sz w:val="18"/>
+              </w:rPr>
+            </w:r>
+            <w:r>
+              <w:rPr>
+                <w:b w:val="0"/>
+                <w:sz w:val="18"/>
               </w:rPr>
               <w:t>在家众常持的五戒，或布萨日的八戒、精进者的十戒</w:t>
             </w:r>
@@ -1001,15 +1191,11 @@
       </w:tr>
     </w:tbl>
     <w:p>
-      <w:pPr>
-        <w:spacing w:before="160" w:after="80"/>
-      </w:pPr>
-      <w:r>
-        <w:rPr>
-          <w:rFonts w:ascii="Microsoft YaHei" w:hAnsi="Microsoft YaHei" w:eastAsia="Microsoft YaHei"/>
+      <w:r>
+        <w:rPr>
           <w:b/>
-          <w:color w:val="1E5631"/>
-          <w:sz w:val="28"/>
+          <w:color w:val="1E4620"/>
+          <w:sz w:val="26"/>
         </w:rPr>
         <w:t>🧘 静心开场</w:t>
       </w:r>
@@ -1018,13 +1204,12 @@
       <w:r>
         <w:rPr>
           <w:b/>
-          <w:sz w:val="21"/>
         </w:rPr>
         <w:t>请跟随引导练习</w:t>
       </w:r>
       <w:r>
         <w:rPr>
-          <w:sz w:val="21"/>
+          <w:b w:val="0"/>
         </w:rPr>
         <w:t>：</w:t>
       </w:r>
@@ -1032,7 +1217,7 @@
     <w:p>
       <w:r>
         <w:rPr>
-          <w:sz w:val="21"/>
+          <w:b w:val="0"/>
         </w:rPr>
         <w:t>「各位法友，请找一个让你安稳的坐姿。脊背自然挺直，不僵不塌；双手轻轻放在腿上。眼睛可以微闭，或低垂看着前方一公尺处。</w:t>
       </w:r>
@@ -1040,7 +1225,7 @@
     <w:p>
       <w:r>
         <w:rPr>
-          <w:sz w:val="21"/>
+          <w:b w:val="0"/>
         </w:rPr>
         <w:t>先做三次深长的呼吸。吸气，知道自己在吸气；呼气，知道自己在呼气。……（停 5 秒）</w:t>
       </w:r>
@@ -1048,7 +1233,7 @@
     <w:p>
       <w:r>
         <w:rPr>
-          <w:sz w:val="21"/>
+          <w:b w:val="0"/>
         </w:rPr>
         <w:t>现在把注意力放到身体上：从头顶开始，慢慢往下扫过额头、肩膀、胸口、腹部、双腿，把紧绷的地方，随着呼气，一点点松开。……（停 10 秒）</w:t>
       </w:r>
@@ -1056,7 +1241,7 @@
     <w:p>
       <w:r>
         <w:rPr>
-          <w:sz w:val="21"/>
+          <w:b w:val="0"/>
         </w:rPr>
         <w:t>接着，我们在心里轻轻放一句话——『愿我这一小时，身心清净，如法而住。』不需要用力，只是把这句话放在心口，像放下一颗温润的石子。……（停 10 秒）</w:t>
       </w:r>
@@ -1064,7 +1249,7 @@
     <w:p>
       <w:r>
         <w:rPr>
-          <w:sz w:val="21"/>
+          <w:b w:val="0"/>
         </w:rPr>
         <w:t>如果你愿意，可以再放一句：『愿我今天所学，不是拿来衡量别人，而是拿来照顾自己。』——这一句，正是本周戒学的底色。……（停 10 秒）</w:t>
       </w:r>
@@ -1072,484 +1257,417 @@
     <w:p>
       <w:r>
         <w:rPr>
-          <w:sz w:val="21"/>
+          <w:b w:val="0"/>
         </w:rPr>
         <w:t>好，保持这份清明与放松，我们慢慢睁开眼，回到这个共修的空间。欢迎大家。」</w:t>
       </w:r>
     </w:p>
     <w:p>
       <w:pPr>
-        <w:spacing w:before="40" w:after="80"/>
-        <w:ind w:left="283"/>
-        <w:shd w:val="clear" w:color="auto" w:fill="EDF6EF"/>
+        <w:ind w:left="170"/>
         <w:pBdr>
-          <w:left w:val="single" w:sz="20" w:space="6" w:color="1E5631"/>
+          <w:left w:val="single" w:sz="18" w:space="4" w:color="1E4620"/>
         </w:pBdr>
-      </w:pPr>
-      <w:r>
-        <w:rPr>
-          <w:sz w:val="20"/>
+        <w:shd w:val="clear" w:fill="F2F5FA"/>
+      </w:pPr>
+      <w:r>
+        <w:rPr>
+          <w:b w:val="0"/>
         </w:rPr>
         <w:t xml:space="preserve">💬 </w:t>
       </w:r>
       <w:r>
         <w:rPr>
           <w:b/>
-          <w:sz w:val="20"/>
         </w:rPr>
         <w:t>破冰｜3–5分钟</w:t>
       </w:r>
       <w:r>
         <w:rPr>
-          <w:sz w:val="20"/>
+          <w:b w:val="0"/>
         </w:rPr>
         <w:t>：说说这一周，有哪一次你明明很想做一件事，却因为自己认的一条规矩而收住了？那一下，是憋屈，还是轻松？</w:t>
       </w:r>
     </w:p>
     <w:p>
       <w:pPr>
-        <w:spacing w:before="40" w:after="80"/>
-        <w:ind w:left="283"/>
-        <w:shd w:val="clear" w:color="auto" w:fill="EDF6EF"/>
+        <w:ind w:left="170"/>
         <w:pBdr>
-          <w:left w:val="single" w:sz="20" w:space="6" w:color="1E5631"/>
+          <w:left w:val="single" w:sz="18" w:space="4" w:color="1E4620"/>
         </w:pBdr>
-      </w:pPr>
-      <w:r>
-        <w:rPr>
-          <w:sz w:val="20"/>
+        <w:shd w:val="clear" w:fill="F2F5FA"/>
+      </w:pPr>
+      <w:r>
+        <w:rPr>
+          <w:b w:val="0"/>
         </w:rPr>
         <w:t xml:space="preserve">🛡️ </w:t>
       </w:r>
       <w:r>
         <w:rPr>
           <w:b/>
-          <w:sz w:val="20"/>
         </w:rPr>
         <w:t>心理安全三约定</w:t>
       </w:r>
       <w:r>
         <w:rPr>
-          <w:sz w:val="20"/>
+          <w:b w:val="0"/>
         </w:rPr>
         <w:t xml:space="preserve">（每次开场在心里过一遍）：① </w:t>
       </w:r>
       <w:r>
         <w:rPr>
           <w:b/>
-          <w:sz w:val="20"/>
         </w:rPr>
         <w:t>保密</w:t>
       </w:r>
       <w:r>
         <w:rPr>
-          <w:sz w:val="20"/>
+          <w:b w:val="0"/>
         </w:rPr>
         <w:t xml:space="preserve">——这里说的话不出这间屋子；② </w:t>
       </w:r>
       <w:r>
         <w:rPr>
           <w:b/>
-          <w:sz w:val="20"/>
         </w:rPr>
         <w:t>不评判</w:t>
       </w:r>
       <w:r>
         <w:rPr>
-          <w:sz w:val="20"/>
+          <w:b w:val="0"/>
         </w:rPr>
         <w:t xml:space="preserve">——不评价任何人的分享，也不急着评价自己；③ </w:t>
       </w:r>
       <w:r>
         <w:rPr>
           <w:b/>
-          <w:sz w:val="20"/>
         </w:rPr>
         <w:t>可随时暂停</w:t>
       </w:r>
       <w:r>
         <w:rPr>
-          <w:sz w:val="20"/>
+          <w:b w:val="0"/>
         </w:rPr>
         <w:t>——任何时候觉得不舒服，都可以停下来休息、喝水或离开，不需要解释。</w:t>
       </w:r>
     </w:p>
     <w:p>
-      <w:pPr>
-        <w:spacing w:before="160" w:after="80"/>
-      </w:pPr>
-      <w:r>
-        <w:rPr>
-          <w:rFonts w:ascii="Microsoft YaHei" w:hAnsi="Microsoft YaHei" w:eastAsia="Microsoft YaHei"/>
+      <w:r>
+        <w:rPr>
           <w:b/>
-          <w:color w:val="1E5631"/>
-          <w:sz w:val="28"/>
+          <w:color w:val="1E4620"/>
+          <w:sz w:val="26"/>
         </w:rPr>
         <w:t>📖 共读原文</w:t>
       </w:r>
     </w:p>
     <w:p>
       <w:pPr>
-        <w:spacing w:before="40" w:after="80"/>
-        <w:ind w:left="283"/>
-        <w:shd w:val="clear" w:color="auto" w:fill="EDF6EF"/>
+        <w:ind w:left="170"/>
         <w:pBdr>
-          <w:left w:val="single" w:sz="20" w:space="6" w:color="1E5631"/>
+          <w:left w:val="single" w:sz="18" w:space="4" w:color="1E4620"/>
         </w:pBdr>
+        <w:shd w:val="clear" w:fill="F2F5FA"/>
       </w:pPr>
       <w:r>
         <w:rPr>
           <w:b/>
-          <w:sz w:val="20"/>
         </w:rPr>
         <w:t>【本周朗读段 · 开始】</w:t>
       </w:r>
       <w:r>
         <w:rPr>
-          <w:sz w:val="20"/>
+          <w:b w:val="0"/>
         </w:rPr>
         <w:t>（本段约 3665 字，供中等稍慢朗读，约 21 分钟；其余为默读／选读／延伸内容）</w:t>
       </w:r>
     </w:p>
     <w:p>
       <w:pPr>
-        <w:spacing w:before="40" w:after="80"/>
-        <w:ind w:left="283"/>
-        <w:shd w:val="clear" w:color="auto" w:fill="EDF6EF"/>
+        <w:ind w:left="170"/>
         <w:pBdr>
-          <w:left w:val="single" w:sz="20" w:space="6" w:color="1E5631"/>
+          <w:left w:val="single" w:sz="18" w:space="4" w:color="1E4620"/>
         </w:pBdr>
-      </w:pPr>
-      <w:r>
-        <w:rPr>
-          <w:sz w:val="20"/>
-        </w:rPr>
-        <w:t>主持人说明：本周共读五份材料。读法建议——材料①（约 5 分钟）全读，给「戒是根本、不是束缚」定调；材料②只读「止持作持」「四遍净戒」两小节省时；材料③④⑤择要跳读。所有原文逐字照录，不虚构、不改写；读完每份材料，主持人用一小段串讲收束。带 `[generated, not original text]` 标注的照录是提取标记，朗读时跳过不念。</w:t>
+        <w:shd w:val="clear" w:fill="F2F5FA"/>
+      </w:pPr>
+      <w:r>
+        <w:rPr>
+          <w:b w:val="0"/>
+        </w:rPr>
+        <w:t>主持人说明：本周共读五份材料。读法建议——材料①（约 5 分钟）全读，给「戒是根本、不是束缚」定调；材料②只读「止持作持」「四遍净戒」两小节省时；材料③④⑤择要跳读。所有原文逐字照录，不虚构、不改写；读完每份材料，主持人用一小段串讲收束。带 [generated, not original text] 标注的照录是提取标记，朗读时跳过不念。</w:t>
       </w:r>
     </w:p>
     <w:p>
-      <w:pPr>
-        <w:spacing w:before="120" w:after="80"/>
-      </w:pPr>
-      <w:r>
-        <w:rPr>
-          <w:rFonts w:ascii="Microsoft YaHei" w:hAnsi="Microsoft YaHei" w:eastAsia="Microsoft YaHei"/>
+      <w:r>
+        <w:rPr>
           <w:b/>
-          <w:color w:val="1E5631"/>
-          <w:sz w:val="25"/>
-        </w:rPr>
-        <w:t>材料① ★核心：《如来禅修学体系介绍09-古源尊者-20240626》（音声）</w:t>
+          <w:color w:val="1E4620"/>
+          <w:sz w:val="23"/>
+        </w:rPr>
+        <w:t>**材料①** ★核心：《如来禅修学体系介绍09-古源尊者-20240626》（音声）</w:t>
       </w:r>
     </w:p>
     <w:p>
       <w:pPr>
-        <w:ind w:left="340"/>
-      </w:pPr>
-      <w:r>
-        <w:rPr>
-          <w:color w:val="1E5631"/>
-          <w:sz w:val="21"/>
-        </w:rPr>
-        <w:t xml:space="preserve">• </w:t>
-      </w:r>
-      <w:r>
-        <w:rPr>
-          <w:sz w:val="21"/>
+        <w:pStyle w:val="ListBullet"/>
+      </w:pPr>
+      <w:r>
+        <w:rPr>
+          <w:b w:val="0"/>
         </w:rPr>
         <w:t>文件类型：音声（录音转写）——（依据录音转写整理，已校对明显同音错字）</w:t>
       </w:r>
     </w:p>
     <w:p>
       <w:pPr>
-        <w:ind w:left="340"/>
-      </w:pPr>
-      <w:r>
-        <w:rPr>
-          <w:color w:val="1E5631"/>
-          <w:sz w:val="21"/>
-        </w:rPr>
-        <w:t xml:space="preserve">• </w:t>
-      </w:r>
-      <w:r>
-        <w:rPr>
-          <w:sz w:val="21"/>
+        <w:pStyle w:val="ListBullet"/>
+      </w:pPr>
+      <w:r>
+        <w:rPr>
+          <w:b w:val="0"/>
         </w:rPr>
         <w:t>知识库出处：古源尊者开示及上座部佛教资料</w:t>
       </w:r>
     </w:p>
     <w:p>
       <w:pPr>
-        <w:ind w:left="340"/>
-      </w:pPr>
-      <w:r>
-        <w:rPr>
-          <w:color w:val="1E5631"/>
-          <w:sz w:val="21"/>
-        </w:rPr>
-        <w:t xml:space="preserve">• </w:t>
-      </w:r>
-      <w:r>
-        <w:rPr>
-          <w:sz w:val="21"/>
-        </w:rPr>
-        <w:t>media_id：`soundrecording_d0dd1c0cd17209afe241ece24bf6b7b4_d85242596ff878a302104544b67d933b7439961422831605`</w:t>
+        <w:pStyle w:val="ListBullet"/>
+      </w:pPr>
+      <w:r>
+        <w:rPr>
+          <w:b w:val="0"/>
+        </w:rPr>
+        <w:t>media_id：soundrecording_d0dd1c0cd17209afe241ece24bf6b7b4_d85242596ff878a302104544b67d933b7439961422831605</w:t>
       </w:r>
     </w:p>
     <w:p>
       <w:pPr>
-        <w:ind w:left="340"/>
-      </w:pPr>
-      <w:r>
-        <w:rPr>
-          <w:color w:val="1E5631"/>
-          <w:sz w:val="21"/>
-        </w:rPr>
-        <w:t xml:space="preserve">• </w:t>
-      </w:r>
-      <w:r>
-        <w:rPr>
-          <w:sz w:val="21"/>
+        <w:pStyle w:val="ListBullet"/>
+      </w:pPr>
+      <w:r>
+        <w:rPr>
+          <w:b w:val="0"/>
         </w:rPr>
         <w:t>打开方式：ima知识库搜索「如来禅修学体系介绍09」</w:t>
       </w:r>
     </w:p>
     <w:p>
       <w:pPr>
-        <w:ind w:left="340"/>
-      </w:pPr>
-      <w:r>
-        <w:rPr>
-          <w:color w:val="1E5631"/>
-          <w:sz w:val="21"/>
-        </w:rPr>
-        <w:t xml:space="preserve">• </w:t>
-      </w:r>
-      <w:r>
-        <w:rPr>
-          <w:sz w:val="21"/>
-        </w:rPr>
-        <w:t>说明：本材料未见于《_禁用清单_读书会01-17已用media_id.txt》（622 id），不与读书会04 所用同类音声（介绍08/介绍31）同段落。时间码 `[00:00:00.000]` 与（ ）内整理注记为出处标记，朗读时跳过。</w:t>
+        <w:pStyle w:val="ListBullet"/>
+      </w:pPr>
+      <w:r>
+        <w:rPr>
+          <w:b w:val="0"/>
+        </w:rPr>
+        <w:t>说明：本材料未见于《_禁用清单_读书会01-17已用media_id.txt》（622 id），不与读书会04 所用同类音声（介绍08/介绍31）同段落。时间码 [00:00:00.000] 与（ ）内整理注记为出处标记，朗读时跳过。</w:t>
       </w:r>
     </w:p>
     <w:p>
       <w:r>
         <w:rPr>
           <w:b/>
-          <w:sz w:val="21"/>
         </w:rPr>
         <w:t>（一）戒为修行根本·持戒非束缚</w:t>
       </w:r>
       <w:r>
         <w:rPr>
-          <w:sz w:val="21"/>
+          <w:b w:val="0"/>
         </w:rPr>
         <w:t>（依据录音转写整理，已校对明显同音错字）</w:t>
       </w:r>
     </w:p>
     <w:p>
       <w:pPr>
-        <w:spacing w:before="40" w:after="80"/>
-        <w:ind w:left="283"/>
-        <w:shd w:val="clear" w:color="auto" w:fill="EDF6EF"/>
+        <w:ind w:left="170"/>
         <w:pBdr>
-          <w:left w:val="single" w:sz="20" w:space="6" w:color="1E5631"/>
+          <w:left w:val="single" w:sz="18" w:space="4" w:color="1E4620"/>
         </w:pBdr>
-      </w:pPr>
-      <w:r>
-        <w:rPr>
-          <w:sz w:val="20"/>
+        <w:shd w:val="clear" w:fill="F2F5FA"/>
+      </w:pPr>
+      <w:r>
+        <w:rPr>
+          <w:b w:val="0"/>
         </w:rPr>
         <w:t>[00:00:51.960] 昨天晚上，我们学习了。禅修的这个次第，是按照戒定慧三学，我们强调了戒。是所有修行的根本，戒，是一种良好的习惯。作为一个佛弟子，至少要持守五戒。</w:t>
       </w:r>
     </w:p>
     <w:p>
       <w:pPr>
-        <w:spacing w:before="40" w:after="80"/>
-        <w:ind w:left="283"/>
-        <w:shd w:val="clear" w:color="auto" w:fill="EDF6EF"/>
+        <w:ind w:left="170"/>
         <w:pBdr>
-          <w:left w:val="single" w:sz="20" w:space="6" w:color="1E5631"/>
+          <w:left w:val="single" w:sz="18" w:space="4" w:color="1E4620"/>
         </w:pBdr>
-      </w:pPr>
-      <w:r>
-        <w:rPr>
-          <w:sz w:val="20"/>
+        <w:shd w:val="clear" w:fill="F2F5FA"/>
+      </w:pPr>
+      <w:r>
+        <w:rPr>
+          <w:b w:val="0"/>
         </w:rPr>
         <w:t>[00:01:20.660] 有人呢可能会担心。说。这个持了戒，犯了以后会不会罪加一等？</w:t>
       </w:r>
     </w:p>
     <w:p>
       <w:pPr>
-        <w:spacing w:before="40" w:after="80"/>
-        <w:ind w:left="283"/>
-        <w:shd w:val="clear" w:color="auto" w:fill="EDF6EF"/>
+        <w:ind w:left="170"/>
         <w:pBdr>
-          <w:left w:val="single" w:sz="20" w:space="6" w:color="1E5631"/>
+          <w:left w:val="single" w:sz="18" w:space="4" w:color="1E4620"/>
         </w:pBdr>
-      </w:pPr>
-      <w:r>
-        <w:rPr>
-          <w:sz w:val="20"/>
+        <w:shd w:val="clear" w:fill="F2F5FA"/>
+      </w:pPr>
+      <w:r>
+        <w:rPr>
+          <w:b w:val="0"/>
         </w:rPr>
         <w:t>[00:01:33.100] 大家可以去看那个迷琳达，请问经。弥林达，请问经？</w:t>
       </w:r>
     </w:p>
     <w:p>
       <w:pPr>
-        <w:spacing w:before="40" w:after="80"/>
-        <w:ind w:left="283"/>
-        <w:shd w:val="clear" w:color="auto" w:fill="EDF6EF"/>
+        <w:ind w:left="170"/>
         <w:pBdr>
-          <w:left w:val="single" w:sz="20" w:space="6" w:color="1E5631"/>
+          <w:left w:val="single" w:sz="18" w:space="4" w:color="1E4620"/>
         </w:pBdr>
-      </w:pPr>
-      <w:r>
-        <w:rPr>
-          <w:sz w:val="20"/>
+        <w:shd w:val="clear" w:fill="F2F5FA"/>
+      </w:pPr>
+      <w:r>
+        <w:rPr>
+          <w:b w:val="0"/>
         </w:rPr>
         <w:t>[00:01:39.375] 弥林达王就问过这个龙君尊者这样的问题。龙君尊者，</w:t>
       </w:r>
     </w:p>
     <w:p>
       <w:pPr>
-        <w:spacing w:before="40" w:after="80"/>
-        <w:ind w:left="283"/>
-        <w:shd w:val="clear" w:color="auto" w:fill="EDF6EF"/>
+        <w:ind w:left="170"/>
         <w:pBdr>
-          <w:left w:val="single" w:sz="20" w:space="6" w:color="1E5631"/>
+          <w:left w:val="single" w:sz="18" w:space="4" w:color="1E4620"/>
         </w:pBdr>
-      </w:pPr>
-      <w:r>
-        <w:rPr>
-          <w:sz w:val="20"/>
+        <w:shd w:val="clear" w:fill="F2F5FA"/>
+      </w:pPr>
+      <w:r>
+        <w:rPr>
+          <w:b w:val="0"/>
         </w:rPr>
         <w:t>[00:01:45.595] 给他一个这样的比喻。说有一个铁球。被烧的很热。然后，有一个人，知道这个铁球是烧热过的。他去触摸。还有一个，就是他不知道这个铁球是烧热过的，去触摸。那么哪一个人可能会被烫的更严重，大家觉得？知道的还是不知道的，会被烫的更严重。不知道的对不对？不知道那个铁球是被烧热过的，他去摸它，它会被烫的更严重，对？那个知道那个铁球曾经是烧红的，现在只是暗下来了。好，那么他去摸它，他就知道它是热的。他一碰，赶紧得收回来是吗？</w:t>
       </w:r>
     </w:p>
     <w:p>
       <w:pPr>
-        <w:spacing w:before="40" w:after="80"/>
-        <w:ind w:left="283"/>
-        <w:shd w:val="clear" w:color="auto" w:fill="EDF6EF"/>
+        <w:ind w:left="170"/>
         <w:pBdr>
-          <w:left w:val="single" w:sz="20" w:space="6" w:color="1E5631"/>
+          <w:left w:val="single" w:sz="18" w:space="4" w:color="1E4620"/>
         </w:pBdr>
-      </w:pPr>
-      <w:r>
-        <w:rPr>
-          <w:sz w:val="20"/>
+        <w:shd w:val="clear" w:fill="F2F5FA"/>
+      </w:pPr>
+      <w:r>
+        <w:rPr>
+          <w:b w:val="0"/>
         </w:rPr>
         <w:t>[00:02:44.825] 同样的，一个受过戒的人，一个持戒的人，他虽然有时候因为被烦恼所折服，然后，他不小心又犯了戒。但是他马上，会说回来，他觉得我不应该这样，他会提醒自己说，以后，不应该再犯，他会马上想着我要怎么去忏悔。而那个不受戒的人，他是无惭无愧的对，他觉得没有什么，就大家都这么做，</w:t>
       </w:r>
     </w:p>
     <w:p>
       <w:pPr>
-        <w:spacing w:before="40" w:after="80"/>
-        <w:ind w:left="283"/>
-        <w:shd w:val="clear" w:color="auto" w:fill="EDF6EF"/>
+        <w:ind w:left="170"/>
         <w:pBdr>
-          <w:left w:val="single" w:sz="20" w:space="6" w:color="1E5631"/>
+          <w:left w:val="single" w:sz="18" w:space="4" w:color="1E4620"/>
         </w:pBdr>
-      </w:pPr>
-      <w:r>
-        <w:rPr>
-          <w:sz w:val="20"/>
+        <w:shd w:val="clear" w:fill="F2F5FA"/>
+      </w:pPr>
+      <w:r>
+        <w:rPr>
+          <w:b w:val="0"/>
         </w:rPr>
         <w:t>[00:03:20.175] 人不为己，天诛地灭好，那么这样的完全没有道德底线，那么他造的业，是邪见相应的。他的罪是会很重。</w:t>
       </w:r>
     </w:p>
     <w:p>
       <w:pPr>
-        <w:spacing w:before="40" w:after="80"/>
-        <w:ind w:left="283"/>
-        <w:shd w:val="clear" w:color="auto" w:fill="EDF6EF"/>
+        <w:ind w:left="170"/>
         <w:pBdr>
-          <w:left w:val="single" w:sz="20" w:space="6" w:color="1E5631"/>
+          <w:left w:val="single" w:sz="18" w:space="4" w:color="1E4620"/>
         </w:pBdr>
-      </w:pPr>
-      <w:r>
-        <w:rPr>
-          <w:sz w:val="20"/>
+        <w:shd w:val="clear" w:fill="F2F5FA"/>
+      </w:pPr>
+      <w:r>
+        <w:rPr>
+          <w:b w:val="0"/>
         </w:rPr>
         <w:t>[00:03:36.080] 所以，因此，第一个，我们要不要有这种担心，觉得持戒，如果犯了戒了就会罪加一等。</w:t>
       </w:r>
     </w:p>
     <w:p>
       <w:pPr>
-        <w:spacing w:before="40" w:after="80"/>
-        <w:ind w:left="283"/>
-        <w:shd w:val="clear" w:color="auto" w:fill="EDF6EF"/>
+        <w:ind w:left="170"/>
         <w:pBdr>
-          <w:left w:val="single" w:sz="20" w:space="6" w:color="1E5631"/>
+          <w:left w:val="single" w:sz="18" w:space="4" w:color="1E4620"/>
         </w:pBdr>
-      </w:pPr>
-      <w:r>
-        <w:rPr>
-          <w:sz w:val="20"/>
+        <w:shd w:val="clear" w:fill="F2F5FA"/>
+      </w:pPr>
+      <w:r>
+        <w:rPr>
+          <w:b w:val="0"/>
         </w:rPr>
         <w:t>[00:03:45.300] 我们讲到佛陀没有治居士的戒罪，居士哪怕是受居士十戒，犯了戒，只要在佛陀面前，在佛像面前，忏悔一下说我错了，我下次呢会改正，就可以了。</w:t>
       </w:r>
     </w:p>
     <w:p>
       <w:pPr>
-        <w:spacing w:before="40" w:after="80"/>
-        <w:ind w:left="283"/>
-        <w:shd w:val="clear" w:color="auto" w:fill="EDF6EF"/>
+        <w:ind w:left="170"/>
         <w:pBdr>
-          <w:left w:val="single" w:sz="20" w:space="6" w:color="1E5631"/>
+          <w:left w:val="single" w:sz="18" w:space="4" w:color="1E4620"/>
         </w:pBdr>
-      </w:pPr>
-      <w:r>
-        <w:rPr>
-          <w:sz w:val="20"/>
+        <w:shd w:val="clear" w:fill="F2F5FA"/>
+      </w:pPr>
+      <w:r>
+        <w:rPr>
+          <w:b w:val="0"/>
         </w:rPr>
         <w:t>[00:04:05.160] 那第三一个。所有的善行，没有一种善行可以像戒一样的持续。这是二十四小时的。你其他再做善行的，你也是做一阵时间它就结束了。那一件善行就结束了，而且，它是二十四小时的。</w:t>
       </w:r>
     </w:p>
     <w:p>
       <w:pPr>
-        <w:spacing w:before="40" w:after="80"/>
-        <w:ind w:left="283"/>
-        <w:shd w:val="clear" w:color="auto" w:fill="EDF6EF"/>
+        <w:ind w:left="170"/>
         <w:pBdr>
-          <w:left w:val="single" w:sz="20" w:space="6" w:color="1E5631"/>
+          <w:left w:val="single" w:sz="18" w:space="4" w:color="1E4620"/>
         </w:pBdr>
-      </w:pPr>
-      <w:r>
-        <w:rPr>
-          <w:sz w:val="20"/>
+        <w:shd w:val="clear" w:fill="F2F5FA"/>
+      </w:pPr>
+      <w:r>
+        <w:rPr>
+          <w:b w:val="0"/>
         </w:rPr>
         <w:t>[00:04:28.840] 如果未来大家有机会修名色法。你会看到。当你受完戒，比如说你皈依佛，皈依法，皈依僧，我这个不杀生，不偷盗，不邪淫，这种你的誓言，你跟佛陀，做出来的承诺，一结束你的心流就会有很大的改变。你的整个心的相续流就会变化。那么，如果是一个出家人？你那叫得戒体。你整个生命相去流就变掉。好，那么只要你没有这个完全破戒，你的整个名色相气流就从此以后改变了。所以这个戒是很厉害。</w:t>
       </w:r>
     </w:p>
     <w:p>
       <w:pPr>
-        <w:spacing w:before="40" w:after="80"/>
-        <w:ind w:left="283"/>
-        <w:shd w:val="clear" w:color="auto" w:fill="EDF6EF"/>
+        <w:ind w:left="170"/>
         <w:pBdr>
-          <w:left w:val="single" w:sz="20" w:space="6" w:color="1E5631"/>
+          <w:left w:val="single" w:sz="18" w:space="4" w:color="1E4620"/>
         </w:pBdr>
-      </w:pPr>
-      <w:r>
-        <w:rPr>
-          <w:sz w:val="20"/>
+        <w:shd w:val="clear" w:fill="F2F5FA"/>
+      </w:pPr>
+      <w:r>
+        <w:rPr>
+          <w:b w:val="0"/>
         </w:rPr>
         <w:t>[00:05:17.000] 前前面我们也跟大家讲过，如果你受非人干扰，如果你一直不能够，这个让自己的心安下来最好的方式就是经验了，持戒。</w:t>
       </w:r>
     </w:p>
     <w:p>
       <w:pPr>
-        <w:spacing w:before="40" w:after="80"/>
-        <w:ind w:left="283"/>
-        <w:shd w:val="clear" w:color="auto" w:fill="EDF6EF"/>
+        <w:ind w:left="170"/>
         <w:pBdr>
-          <w:left w:val="single" w:sz="20" w:space="6" w:color="1E5631"/>
+          <w:left w:val="single" w:sz="18" w:space="4" w:color="1E4620"/>
         </w:pBdr>
-      </w:pPr>
-      <w:r>
-        <w:rPr>
-          <w:sz w:val="20"/>
+        <w:shd w:val="clear" w:fill="F2F5FA"/>
+      </w:pPr>
+      <w:r>
+        <w:rPr>
+          <w:b w:val="0"/>
         </w:rPr>
         <w:t>[00:05:30.360] 所以，这个关于这个借的问题，想给大家，这个纠正一些观念。再一个，我们回到。</w:t>
       </w:r>
@@ -1558,162 +1676,119 @@
       <w:r>
         <w:rPr>
           <w:b/>
-          <w:sz w:val="21"/>
         </w:rPr>
         <w:t>（二）背景补读</w:t>
       </w:r>
       <w:r>
         <w:rPr>
-          <w:sz w:val="21"/>
+          <w:b w:val="0"/>
         </w:rPr>
         <w:t>（依据录音转写整理，已校对明显同音错字）</w:t>
       </w:r>
     </w:p>
     <w:p>
       <w:pPr>
-        <w:spacing w:before="40" w:after="80"/>
-        <w:ind w:left="283"/>
-        <w:shd w:val="clear" w:color="auto" w:fill="EDF6EF"/>
+        <w:ind w:left="170"/>
         <w:pBdr>
-          <w:left w:val="single" w:sz="20" w:space="6" w:color="1E5631"/>
+          <w:left w:val="single" w:sz="18" w:space="4" w:color="1E4620"/>
         </w:pBdr>
-      </w:pPr>
-      <w:r>
-        <w:rPr>
-          <w:sz w:val="20"/>
+        <w:shd w:val="clear" w:fill="F2F5FA"/>
+      </w:pPr>
+      <w:r>
+        <w:rPr>
+          <w:b w:val="0"/>
         </w:rPr>
         <w:t>[00:15:06.240] 在中部一百四十三经，有一部经叫教诫给孤独者经……就是在即使在佛陀时代，除了五戒十善等基础教育。那么，传统的如来禅的教理学习和禅修实践，都是在僧团内部进行的，很少延伸到俗家弟子。</w:t>
       </w:r>
     </w:p>
     <w:p>
       <w:pPr>
-        <w:spacing w:before="40" w:after="80"/>
-        <w:ind w:left="283"/>
-        <w:shd w:val="clear" w:color="auto" w:fill="EDF6EF"/>
+        <w:ind w:left="170"/>
         <w:pBdr>
-          <w:left w:val="single" w:sz="20" w:space="6" w:color="1E5631"/>
+          <w:left w:val="single" w:sz="18" w:space="4" w:color="1E4620"/>
         </w:pBdr>
-      </w:pPr>
-      <w:r>
-        <w:rPr>
-          <w:sz w:val="20"/>
+        <w:shd w:val="clear" w:fill="F2F5FA"/>
+      </w:pPr>
+      <w:r>
+        <w:rPr>
+          <w:b w:val="0"/>
         </w:rPr>
         <w:t>主持人串讲：这一段是本周的定调。尊者先用「铁球」的比喻，破除了一个常见恐惧——「受了戒再犯，是不是罪加一等？」答案是否定的：受过戒的人有惭有愧，一犯就警觉、就忏悔；不受戒的人无惭无愧，那才是真危险。接着尊者点出戒最殊胜之处：它是唯一能二十四小时不间断的善行，其他善行做一阵就结束了。最后一句最要紧——受戒后「整个心的相续流就会变化」。也就是说，戒改变的不是行为清单，而是整条心流。请把三个关键词放在心里：「良好的习惯」「二十四小时的守护」「心流的改变」。</w:t>
       </w:r>
     </w:p>
     <w:p>
-      <w:pPr>
-        <w:spacing w:before="120" w:after="80"/>
-      </w:pPr>
-      <w:r>
-        <w:rPr>
-          <w:rFonts w:ascii="Microsoft YaHei" w:hAnsi="Microsoft YaHei" w:eastAsia="Microsoft YaHei"/>
+      <w:r>
+        <w:rPr>
           <w:b/>
-          <w:color w:val="1E5631"/>
-          <w:sz w:val="25"/>
-        </w:rPr>
-        <w:t>材料② ◆《清净之道》讲要（上）·说戒品——戒的定义、分类与四遍净戒（玛欣德尊者，PDF）</w:t>
+          <w:color w:val="1E4620"/>
+          <w:sz w:val="23"/>
+        </w:rPr>
+        <w:t>**材料②** ◆《清净之道》讲要（上）·说戒品——戒的定义、分类与四遍净戒（玛欣德尊者，PDF）</w:t>
       </w:r>
     </w:p>
     <w:p>
       <w:pPr>
-        <w:ind w:left="340"/>
-      </w:pPr>
-      <w:r>
-        <w:rPr>
-          <w:color w:val="1E5631"/>
-          <w:sz w:val="21"/>
-        </w:rPr>
-        <w:t xml:space="preserve">• </w:t>
-      </w:r>
-      <w:r>
-        <w:rPr>
-          <w:sz w:val="21"/>
+        <w:pStyle w:val="ListBullet"/>
+      </w:pPr>
+      <w:r>
+        <w:rPr>
+          <w:b w:val="0"/>
         </w:rPr>
         <w:t>文件类型：PDF（讲义·讲记，语体书面，巴利语术语保留原拼写）</w:t>
       </w:r>
     </w:p>
     <w:p>
       <w:pPr>
-        <w:ind w:left="340"/>
-      </w:pPr>
-      <w:r>
-        <w:rPr>
-          <w:color w:val="1E5631"/>
-          <w:sz w:val="21"/>
-        </w:rPr>
-        <w:t xml:space="preserve">• </w:t>
-      </w:r>
-      <w:r>
-        <w:rPr>
-          <w:sz w:val="21"/>
+        <w:pStyle w:val="ListBullet"/>
+      </w:pPr>
+      <w:r>
+        <w:rPr>
+          <w:b w:val="0"/>
         </w:rPr>
         <w:t>知识库出处：古源尊者开示及上座部佛教资料</w:t>
       </w:r>
     </w:p>
     <w:p>
       <w:pPr>
-        <w:ind w:left="340"/>
-      </w:pPr>
-      <w:r>
-        <w:rPr>
-          <w:color w:val="1E5631"/>
-          <w:sz w:val="21"/>
-        </w:rPr>
-        <w:t xml:space="preserve">• </w:t>
-      </w:r>
-      <w:r>
-        <w:rPr>
-          <w:sz w:val="21"/>
-        </w:rPr>
-        <w:t>media_id：`pdf_d0dd1c0cd17209afe241ece24bf6b7b4_169df4fee7fc73db2a149739834c10967439961422831605`</w:t>
+        <w:pStyle w:val="ListBullet"/>
+      </w:pPr>
+      <w:r>
+        <w:rPr>
+          <w:b w:val="0"/>
+        </w:rPr>
+        <w:t>media_id：pdf_d0dd1c0cd17209afe241ece24bf6b7b4_169df4fee7fc73db2a149739834c10967439961422831605</w:t>
       </w:r>
     </w:p>
     <w:p>
       <w:pPr>
-        <w:ind w:left="340"/>
-      </w:pPr>
-      <w:r>
-        <w:rPr>
-          <w:color w:val="1E5631"/>
-          <w:sz w:val="21"/>
-        </w:rPr>
-        <w:t xml:space="preserve">• </w:t>
-      </w:r>
-      <w:r>
-        <w:rPr>
-          <w:sz w:val="21"/>
+        <w:pStyle w:val="ListBullet"/>
+      </w:pPr>
+      <w:r>
+        <w:rPr>
+          <w:b w:val="0"/>
         </w:rPr>
         <w:t>打开方式：ima知识库搜索「清净之道 讲要 上 玛欣德」</w:t>
       </w:r>
     </w:p>
     <w:p>
       <w:pPr>
-        <w:ind w:left="340"/>
-      </w:pPr>
-      <w:r>
-        <w:rPr>
-          <w:color w:val="1E5631"/>
-          <w:sz w:val="21"/>
-        </w:rPr>
-        <w:t xml:space="preserve">• </w:t>
-      </w:r>
-      <w:r>
-        <w:rPr>
-          <w:sz w:val="21"/>
+        <w:pStyle w:val="ListBullet"/>
+      </w:pPr>
+      <w:r>
+        <w:rPr>
+          <w:b w:val="0"/>
         </w:rPr>
         <w:t>说明：</w:t>
       </w:r>
       <w:r>
         <w:rPr>
           <w:b/>
-          <w:sz w:val="21"/>
         </w:rPr>
         <w:t>与读书会04第1周同文件不同段落（本讲取〈说戒品·戒的定义、分类与四遍净戒〉，彼讲取〈第四讲·三学总纲〉）</w:t>
       </w:r>
       <w:r>
         <w:rPr>
-          <w:sz w:val="21"/>
+          <w:b w:val="0"/>
         </w:rPr>
         <w:t>；04 第2周未使用本文件，本讲所取段与 04 全周不重叠。</w:t>
       </w:r>
@@ -1722,135 +1797,126 @@
       <w:r>
         <w:rPr>
           <w:b/>
-          <w:sz w:val="21"/>
         </w:rPr>
         <w:t>（一）戒的定义——思戒、心所戒、律仪戒、不违越戒</w:t>
       </w:r>
     </w:p>
     <w:p>
       <w:pPr>
-        <w:spacing w:before="40" w:after="80"/>
-        <w:ind w:left="283"/>
-        <w:shd w:val="clear" w:color="auto" w:fill="EDF6EF"/>
+        <w:ind w:left="170"/>
         <w:pBdr>
-          <w:left w:val="single" w:sz="20" w:space="6" w:color="1E5631"/>
+          <w:left w:val="single" w:sz="18" w:space="4" w:color="1E4620"/>
         </w:pBdr>
-      </w:pPr>
-      <w:r>
-        <w:rPr>
-          <w:sz w:val="20"/>
+        <w:shd w:val="clear" w:fill="F2F5FA"/>
+      </w:pPr>
+      <w:r>
+        <w:rPr>
+          <w:b w:val="0"/>
         </w:rPr>
         <w:t>下面我们就来学习三学中的第一学——戒学。戒的巴利语是 sīla。到底什么是戒呢？《清净之道》中说：“什么是戒？以远离杀生等或圆满义务行之思等法”。戒，包含了两个方面，一是“不做”，二是“要做”。不做，就是远离杀生等不善行，远离不正当的言行；要做，就是圆满应该做的义务行，完成种种应该做的。《无碍解道》中说：</w:t>
       </w:r>
     </w:p>
     <w:p>
       <w:pPr>
-        <w:spacing w:before="40" w:after="80"/>
-        <w:ind w:left="283"/>
-        <w:shd w:val="clear" w:color="auto" w:fill="EDF6EF"/>
+        <w:ind w:left="170"/>
         <w:pBdr>
-          <w:left w:val="single" w:sz="20" w:space="6" w:color="1E5631"/>
+          <w:left w:val="single" w:sz="18" w:space="4" w:color="1E4620"/>
         </w:pBdr>
-      </w:pPr>
-      <w:r>
-        <w:rPr>
-          <w:sz w:val="20"/>
+        <w:shd w:val="clear" w:fill="F2F5FA"/>
+      </w:pPr>
+      <w:r>
+        <w:rPr>
+          <w:b w:val="0"/>
         </w:rPr>
         <w:t>“什么是戒？思戒、心所戒、律仪戒、不违越戒”，用这四种方法解释戒。</w:t>
       </w:r>
     </w:p>
     <w:p>
       <w:pPr>
-        <w:spacing w:before="40" w:after="80"/>
-        <w:ind w:left="283"/>
-        <w:shd w:val="clear" w:color="auto" w:fill="EDF6EF"/>
+        <w:ind w:left="170"/>
         <w:pBdr>
-          <w:left w:val="single" w:sz="20" w:space="6" w:color="1E5631"/>
+          <w:left w:val="single" w:sz="18" w:space="4" w:color="1E4620"/>
         </w:pBdr>
-      </w:pPr>
-      <w:r>
-        <w:rPr>
-          <w:sz w:val="20"/>
+        <w:shd w:val="clear" w:fill="F2F5FA"/>
+      </w:pPr>
+      <w:r>
+        <w:rPr>
+          <w:b w:val="0"/>
         </w:rPr>
         <w:t>第一种是思戒。思(cetanā)是五十二个心所中的一种,是造业的心所,也就是造业的心理活动是由思(cetanā)完成的。思,相当于现在所讲的意志、动机,即做一样事情的意志力。完成不杀生等以及圆满义务行的这种思,称为“思戒”。</w:t>
       </w:r>
     </w:p>
     <w:p>
       <w:pPr>
-        <w:spacing w:before="40" w:after="80"/>
-        <w:ind w:left="283"/>
-        <w:shd w:val="clear" w:color="auto" w:fill="EDF6EF"/>
+        <w:ind w:left="170"/>
         <w:pBdr>
-          <w:left w:val="single" w:sz="20" w:space="6" w:color="1E5631"/>
+          <w:left w:val="single" w:sz="18" w:space="4" w:color="1E4620"/>
         </w:pBdr>
-      </w:pPr>
-      <w:r>
-        <w:rPr>
-          <w:sz w:val="20"/>
+        <w:shd w:val="clear" w:fill="F2F5FA"/>
+      </w:pPr>
+      <w:r>
+        <w:rPr>
+          <w:b w:val="0"/>
         </w:rPr>
         <w:t>第二种是心所戒。在五十二个心所中有三种心所称为 virati 离心所，这三种离心所分别是 sammā-vācā、sammā-kammanta、sammā-ājīva 即正语、正业、正命。不说不正当的话、不造身的恶行、不过不正当的生活，远离这三种不正当的言行以及生活，而做适当的言行、过正当的生活，就称为“离心所”。</w:t>
       </w:r>
     </w:p>
     <w:p>
       <w:pPr>
-        <w:spacing w:before="40" w:after="80"/>
-        <w:ind w:left="283"/>
-        <w:shd w:val="clear" w:color="auto" w:fill="EDF6EF"/>
+        <w:ind w:left="170"/>
         <w:pBdr>
-          <w:left w:val="single" w:sz="20" w:space="6" w:color="1E5631"/>
+          <w:left w:val="single" w:sz="18" w:space="4" w:color="1E4620"/>
         </w:pBdr>
-      </w:pPr>
-      <w:r>
-        <w:rPr>
-          <w:sz w:val="20"/>
+        <w:shd w:val="clear" w:fill="F2F5FA"/>
+      </w:pPr>
+      <w:r>
+        <w:rPr>
+          <w:b w:val="0"/>
         </w:rPr>
         <w:t>或者，离杀生等七种业道，即远离杀生、远离不与取、远离欲邪行、远离虚妄语、远离粗恶语、远离离间语、远离杂秽语这七种的思属于思戒。通过舍离贪而住于离贪、通过舍离瞋而住于无瞋、通过舍离邪见而住于正见，这三种属于心所戒。</w:t>
       </w:r>
     </w:p>
     <w:p>
       <w:pPr>
-        <w:spacing w:before="40" w:after="80"/>
-        <w:ind w:left="283"/>
-        <w:shd w:val="clear" w:color="auto" w:fill="EDF6EF"/>
+        <w:ind w:left="170"/>
         <w:pBdr>
-          <w:left w:val="single" w:sz="20" w:space="6" w:color="1E5631"/>
+          <w:left w:val="single" w:sz="18" w:space="4" w:color="1E4620"/>
         </w:pBdr>
-      </w:pPr>
-      <w:r>
-        <w:rPr>
-          <w:sz w:val="20"/>
+        <w:shd w:val="clear" w:fill="F2F5FA"/>
+      </w:pPr>
+      <w:r>
+        <w:rPr>
+          <w:b w:val="0"/>
         </w:rPr>
         <w:t>第三种是律仪戒。律仪戒包括五种，即护解脱律仪戒、念律仪戒、智律仪戒、忍律仪戒、精进律仪戒。圆满了佛陀所制定的种种戒律就称为“护解脱律仪”；很好地守护根门等称为“念律仪”；通过正念来成就、通过智慧来防护称为“智律仪”；通过忍耐寒热、蚊、虻、风吹、日晒等称为“忍律仪”；不容许自己生起欲行，即不容许生起贪婪的念头，不容许自己生起瞋和伤害其他众生的念头，这些称为“精进律仪”。</w:t>
       </w:r>
     </w:p>
     <w:p>
       <w:pPr>
-        <w:spacing w:before="40" w:after="80"/>
-        <w:ind w:left="283"/>
-        <w:shd w:val="clear" w:color="auto" w:fill="EDF6EF"/>
+        <w:ind w:left="170"/>
         <w:pBdr>
-          <w:left w:val="single" w:sz="20" w:space="6" w:color="1E5631"/>
+          <w:left w:val="single" w:sz="18" w:space="4" w:color="1E4620"/>
         </w:pBdr>
-      </w:pPr>
-      <w:r>
-        <w:rPr>
-          <w:sz w:val="20"/>
+        <w:shd w:val="clear" w:fill="F2F5FA"/>
+      </w:pPr>
+      <w:r>
+        <w:rPr>
+          <w:b w:val="0"/>
         </w:rPr>
         <w:t>第四种是不违越戒。不违越以上五种律仪，即受持戒律的人使身和语不去违犯所有的戒律，称为“不违越戒”。</w:t>
       </w:r>
     </w:p>
     <w:p>
       <w:pPr>
-        <w:spacing w:before="40" w:after="80"/>
-        <w:ind w:left="283"/>
-        <w:shd w:val="clear" w:color="auto" w:fill="EDF6EF"/>
+        <w:ind w:left="170"/>
         <w:pBdr>
-          <w:left w:val="single" w:sz="20" w:space="6" w:color="1E5631"/>
+          <w:left w:val="single" w:sz="18" w:space="4" w:color="1E4620"/>
         </w:pBdr>
-      </w:pPr>
-      <w:r>
-        <w:rPr>
-          <w:sz w:val="20"/>
+        <w:shd w:val="clear" w:fill="F2F5FA"/>
+      </w:pPr>
+      <w:r>
+        <w:rPr>
+          <w:b w:val="0"/>
         </w:rPr>
         <w:t>这些都是戒的意思，即以戒行之意为戒。</w:t>
       </w:r>
@@ -1859,55 +1925,51 @@
       <w:r>
         <w:rPr>
           <w:b/>
-          <w:sz w:val="21"/>
         </w:rPr>
         <w:t>（二）戒的相、味、现起、足处</w:t>
       </w:r>
     </w:p>
     <w:p>
       <w:pPr>
-        <w:spacing w:before="40" w:after="80"/>
-        <w:ind w:left="283"/>
-        <w:shd w:val="clear" w:color="auto" w:fill="EDF6EF"/>
+        <w:ind w:left="170"/>
         <w:pBdr>
-          <w:left w:val="single" w:sz="20" w:space="6" w:color="1E5631"/>
+          <w:left w:val="single" w:sz="18" w:space="4" w:color="1E4620"/>
         </w:pBdr>
-      </w:pPr>
-      <w:r>
-        <w:rPr>
-          <w:sz w:val="20"/>
+        <w:shd w:val="clear" w:fill="F2F5FA"/>
+      </w:pPr>
+      <w:r>
+        <w:rPr>
+          <w:b w:val="0"/>
         </w:rPr>
         <w:t>什么是相(lakkhaṇa)呢？lakkhaṇa 是“特点”的意思，指戒的特点；味(rasa)是指戒的作用；现起(paccu-patṭhāna)是指戒的表现；足处是指戒的直接原因。……戒的特点是正持身业和安住善法。正持身业等包括正持语业，很好地正持身与语以及让身、语安住于善法，这是戒的特点——一切善戒都有这样的特点。作用是摧毁恶行和没有过失。</w:t>
       </w:r>
     </w:p>
     <w:p>
       <w:pPr>
-        <w:spacing w:before="40" w:after="80"/>
-        <w:ind w:left="283"/>
-        <w:shd w:val="clear" w:color="auto" w:fill="EDF6EF"/>
+        <w:ind w:left="170"/>
         <w:pBdr>
-          <w:left w:val="single" w:sz="20" w:space="6" w:color="1E5631"/>
+          <w:left w:val="single" w:sz="18" w:space="4" w:color="1E4620"/>
         </w:pBdr>
-      </w:pPr>
-      <w:r>
-        <w:rPr>
-          <w:sz w:val="20"/>
+        <w:shd w:val="clear" w:fill="F2F5FA"/>
+      </w:pPr>
+      <w:r>
+        <w:rPr>
+          <w:b w:val="0"/>
         </w:rPr>
         <w:t>表现(现起)是身清净、语清净和意清净。足处(近因)是惭愧,因为有惭有愧才能谈到持戒。</w:t>
       </w:r>
     </w:p>
     <w:p>
       <w:pPr>
-        <w:spacing w:before="40" w:after="80"/>
-        <w:ind w:left="283"/>
-        <w:shd w:val="clear" w:color="auto" w:fill="EDF6EF"/>
+        <w:ind w:left="170"/>
         <w:pBdr>
-          <w:left w:val="single" w:sz="20" w:space="6" w:color="1E5631"/>
+          <w:left w:val="single" w:sz="18" w:space="4" w:color="1E4620"/>
         </w:pBdr>
-      </w:pPr>
-      <w:r>
-        <w:rPr>
-          <w:sz w:val="20"/>
+        <w:shd w:val="clear" w:fill="F2F5FA"/>
+      </w:pPr>
+      <w:r>
+        <w:rPr>
+          <w:b w:val="0"/>
         </w:rPr>
         <w:t>从最正统的解释或者说实为通达语法者所允许的就是正持身业与语业，很好地维持身语的正确性、正当性而不杂乱以及让身、语、意安住于善法——这些都是从正面的意思来说的。我们可以把戒理解为是一种良好的习惯，虽然这种习惯是通过不去做不应该做的事情，不去说不应该说的话而达成的。</w:t>
       </w:r>
@@ -1916,94 +1978,87 @@
       <w:r>
         <w:rPr>
           <w:b/>
-          <w:sz w:val="21"/>
         </w:rPr>
         <w:t>（三）止持与作持（cāritta／vāritta）——戒的「应该做」与「不应该做」</w:t>
       </w:r>
     </w:p>
     <w:p>
       <w:pPr>
-        <w:spacing w:before="40" w:after="80"/>
-        <w:ind w:left="283"/>
-        <w:shd w:val="clear" w:color="auto" w:fill="EDF6EF"/>
+        <w:ind w:left="170"/>
         <w:pBdr>
-          <w:left w:val="single" w:sz="20" w:space="6" w:color="1E5631"/>
+          <w:left w:val="single" w:sz="18" w:space="4" w:color="1E4620"/>
         </w:pBdr>
-      </w:pPr>
-      <w:r>
-        <w:rPr>
-          <w:sz w:val="20"/>
+        <w:shd w:val="clear" w:fill="F2F5FA"/>
+      </w:pPr>
+      <w:r>
+        <w:rPr>
+          <w:b w:val="0"/>
         </w:rPr>
         <w:t>二分法，第一种分为作持和止持，作持(cāritta)是应该做的，止持(vāritta)是不应该做的。作持是指我们应该依照佛陀规定的去做，而止持是指佛陀所禁止的、不能做的，通过不去做而达成。</w:t>
       </w:r>
     </w:p>
     <w:p>
       <w:pPr>
-        <w:spacing w:before="40" w:after="80"/>
-        <w:ind w:left="283"/>
-        <w:shd w:val="clear" w:color="auto" w:fill="EDF6EF"/>
+        <w:ind w:left="170"/>
         <w:pBdr>
-          <w:left w:val="single" w:sz="20" w:space="6" w:color="1E5631"/>
+          <w:left w:val="single" w:sz="18" w:space="4" w:color="1E4620"/>
         </w:pBdr>
-      </w:pPr>
-      <w:r>
-        <w:rPr>
-          <w:sz w:val="20"/>
+        <w:shd w:val="clear" w:fill="F2F5FA"/>
+      </w:pPr>
+      <w:r>
+        <w:rPr>
+          <w:b w:val="0"/>
         </w:rPr>
         <w:t>作持，比如佛陀规定我们的袈裟要怎么裁缝，要怎么穿衣等，按照佛陀所规定的去做，就称为持戒，反之，没有按照佛陀所规定的去做，就是犯戒。比如当一个人选来请求出家，佛陀规定首先应该给他们剃除须发，然后去僧团中礼敬长老之足，蹲踞，再念三皈依。如果他不先剃除须发、不先念三皈依，那就不能达成出家的身份。又比如 upasampadā（达上）有很多的程序，即使少一个程序，比库身份的确立都会有问题。这些都属于应该做的，是“作持”。即按照佛陀所规定的去做，假如不这么做或者做得不够全面，都会有问题。如果明明知道该怎么做还故意不去做，那就会犯戒，这就称为“作持”。</w:t>
       </w:r>
     </w:p>
     <w:p>
       <w:pPr>
-        <w:spacing w:before="40" w:after="80"/>
-        <w:ind w:left="283"/>
-        <w:shd w:val="clear" w:color="auto" w:fill="EDF6EF"/>
+        <w:ind w:left="170"/>
         <w:pBdr>
-          <w:left w:val="single" w:sz="20" w:space="6" w:color="1E5631"/>
+          <w:left w:val="single" w:sz="18" w:space="4" w:color="1E4620"/>
         </w:pBdr>
-      </w:pPr>
-      <w:r>
-        <w:rPr>
-          <w:sz w:val="20"/>
+        <w:shd w:val="clear" w:fill="F2F5FA"/>
+      </w:pPr>
+      <w:r>
+        <w:rPr>
+          <w:b w:val="0"/>
         </w:rPr>
         <w:t>止持，就是佛陀禁止的。比如佛陀规定比库的食物，除了水和齿木（相当于现在的牙刷）之外，任何没有经过授与的东西都不能吃进嘴里。因此，我们在吃任何东西之前，必须先要经过授与——手授，如果没有经过授与就直接拿入口，那就一口一个巴吉帝亚。又比如佛陀规定过了午时就不能再吃食物，如果我们还故意去做，那就犯戒了，这称为“止持”。即，凡是佛陀所禁止的就不能做。</w:t>
       </w:r>
     </w:p>
     <w:p>
       <w:pPr>
-        <w:spacing w:before="40" w:after="80"/>
-        <w:ind w:left="283"/>
-        <w:shd w:val="clear" w:color="auto" w:fill="EDF6EF"/>
+        <w:ind w:left="170"/>
         <w:pBdr>
-          <w:left w:val="single" w:sz="20" w:space="6" w:color="1E5631"/>
+          <w:left w:val="single" w:sz="18" w:space="4" w:color="1E4620"/>
         </w:pBdr>
+        <w:shd w:val="clear" w:fill="F2F5FA"/>
       </w:pPr>
       <w:r>
         <w:rPr>
           <w:b/>
-          <w:sz w:val="20"/>
         </w:rPr>
         <w:t>【本周朗读段 · 结束】</w:t>
       </w:r>
       <w:r>
         <w:rPr>
-          <w:sz w:val="20"/>
+          <w:b w:val="0"/>
         </w:rPr>
         <w:t>（以下为默读／选读／延伸内容，时间富余时再读）</w:t>
       </w:r>
     </w:p>
     <w:p>
       <w:pPr>
-        <w:spacing w:before="40" w:after="80"/>
-        <w:ind w:left="283"/>
-        <w:shd w:val="clear" w:color="auto" w:fill="EDF6EF"/>
+        <w:ind w:left="170"/>
         <w:pBdr>
-          <w:left w:val="single" w:sz="20" w:space="6" w:color="1E5631"/>
+          <w:left w:val="single" w:sz="18" w:space="4" w:color="1E4620"/>
         </w:pBdr>
-      </w:pPr>
-      <w:r>
-        <w:rPr>
-          <w:sz w:val="20"/>
+        <w:shd w:val="clear" w:fill="F2F5FA"/>
+      </w:pPr>
+      <w:r>
+        <w:rPr>
+          <w:b w:val="0"/>
         </w:rPr>
         <w:t>作持就是佛陀说要这么做却不这么做，这就犯戒了；止持就是禁止做的却做了，就犯戒了。它们正好是相反的。如果我们把戒只是理解成止持，那么就是这个不能做那个不能做，但是戒还包括了作持(cāritta)，就是应该怎么做。</w:t>
       </w:r>
@@ -2012,71 +2067,66 @@
       <w:r>
         <w:rPr>
           <w:b/>
-          <w:sz w:val="21"/>
         </w:rPr>
         <w:t>（四）戒的其他分类（扩展备读）——等正行戒／初梵行戒·离戒／不离戒·依止戒</w:t>
       </w:r>
     </w:p>
     <w:p>
       <w:pPr>
-        <w:spacing w:before="40" w:after="80"/>
-        <w:ind w:left="283"/>
-        <w:shd w:val="clear" w:color="auto" w:fill="EDF6EF"/>
+        <w:ind w:left="170"/>
         <w:pBdr>
-          <w:left w:val="single" w:sz="20" w:space="6" w:color="1E5631"/>
+          <w:left w:val="single" w:sz="18" w:space="4" w:color="1E4620"/>
         </w:pBdr>
-      </w:pPr>
-      <w:r>
-        <w:rPr>
-          <w:sz w:val="20"/>
+        <w:shd w:val="clear" w:fill="F2F5FA"/>
+      </w:pPr>
+      <w:r>
+        <w:rPr>
+          <w:b w:val="0"/>
         </w:rPr>
         <w:t>第二种二分法：等正行(abhisamācārika)和初梵行(ādibrahmacariyaka)。等正行，就是最上的行为。……微细的学处为等正行戒，其余的为初梵行戒。……所以在《增支部.第三集.14 经》里佛陀说“诸比库！若彼比库不得等正行法的圆满而能得初梵行法的圆满者，实无是处”。</w:t>
       </w:r>
     </w:p>
     <w:p>
       <w:pPr>
-        <w:spacing w:before="40" w:after="80"/>
-        <w:ind w:left="283"/>
-        <w:shd w:val="clear" w:color="auto" w:fill="EDF6EF"/>
+        <w:ind w:left="170"/>
         <w:pBdr>
-          <w:left w:val="single" w:sz="20" w:space="6" w:color="1E5631"/>
+          <w:left w:val="single" w:sz="18" w:space="4" w:color="1E4620"/>
         </w:pBdr>
-      </w:pPr>
-      <w:r>
-        <w:rPr>
-          <w:sz w:val="20"/>
+        <w:shd w:val="clear" w:fill="F2F5FA"/>
+      </w:pPr>
+      <w:r>
+        <w:rPr>
+          <w:b w:val="0"/>
         </w:rPr>
         <w:t>第三种是离戒和不离戒。离杀生等为“离戒”，其余的思等为“不离戒”。</w:t>
       </w:r>
     </w:p>
     <w:p>
       <w:pPr>
-        <w:spacing w:before="40" w:after="80"/>
-        <w:ind w:left="283"/>
-        <w:shd w:val="clear" w:color="auto" w:fill="EDF6EF"/>
+        <w:ind w:left="170"/>
         <w:pBdr>
-          <w:left w:val="single" w:sz="20" w:space="6" w:color="1E5631"/>
+          <w:left w:val="single" w:sz="18" w:space="4" w:color="1E4620"/>
         </w:pBdr>
-      </w:pPr>
-      <w:r>
-        <w:rPr>
-          <w:sz w:val="20"/>
+        <w:shd w:val="clear" w:fill="F2F5FA"/>
+      </w:pPr>
+      <w:r>
+        <w:rPr>
+          <w:b w:val="0"/>
         </w:rPr>
         <w:t>第四种是依止戒和不依止戒。依止戒，有两种依止(nissita)：一种是爱依止，一种是见依止。如果持戒的目的是希望通过精进地持戒而能投生到天界或者富贵的家庭，那么这种因为对生命的贪爱或者对欲乐的贪爱而去持戒，称为“爱依止”。以清净之见来持戒，或者通过持戒来清净，这称为“见依止”。</w:t>
       </w:r>
     </w:p>
     <w:p>
       <w:pPr>
-        <w:spacing w:before="40" w:after="80"/>
-        <w:ind w:left="283"/>
-        <w:shd w:val="clear" w:color="auto" w:fill="EDF6EF"/>
+        <w:ind w:left="170"/>
         <w:pBdr>
-          <w:left w:val="single" w:sz="20" w:space="6" w:color="1E5631"/>
+          <w:left w:val="single" w:sz="18" w:space="4" w:color="1E4620"/>
         </w:pBdr>
-      </w:pPr>
-      <w:r>
-        <w:rPr>
-          <w:sz w:val="20"/>
+        <w:shd w:val="clear" w:fill="F2F5FA"/>
+      </w:pPr>
+      <w:r>
+        <w:rPr>
+          <w:b w:val="0"/>
         </w:rPr>
         <w:t>不依止戒,是指出世间的戒以及可以作为出世间因缘的世间戒。……所以我们在为大家授戒之后要大家念一句:Idam me sīlam nibbānassa paccayo hotu。……即通过受戒和持戒成为证悟涅槃的助缘。</w:t>
       </w:r>
@@ -2085,271 +2135,221 @@
       <w:r>
         <w:rPr>
           <w:b/>
-          <w:sz w:val="21"/>
         </w:rPr>
         <w:t>（五）四遍净戒（pārisuddhi-sīla）——戒的四个层次</w:t>
       </w:r>
     </w:p>
     <w:p>
       <w:pPr>
-        <w:spacing w:before="40" w:after="80"/>
-        <w:ind w:left="283"/>
-        <w:shd w:val="clear" w:color="auto" w:fill="EDF6EF"/>
+        <w:ind w:left="170"/>
         <w:pBdr>
-          <w:left w:val="single" w:sz="20" w:space="6" w:color="1E5631"/>
+          <w:left w:val="single" w:sz="18" w:space="4" w:color="1E4620"/>
         </w:pBdr>
-      </w:pPr>
-      <w:r>
-        <w:rPr>
-          <w:sz w:val="20"/>
+        <w:shd w:val="clear" w:fill="F2F5FA"/>
+      </w:pPr>
+      <w:r>
+        <w:rPr>
+          <w:b w:val="0"/>
         </w:rPr>
         <w:t>戒，也可以分为四种，即四种遍净戒(pārisuddhi-sīla)：巴帝摩卡律仪戒(pātimokkhasaṃvara-sīla)、根律仪戒(indriyasaṃvara-sīla)、活命遍净戒(ājīvapārisuddhi-sīla)、资具依止戒(paccayasannissita-sīla)。这四种戒是一切出家人都应该守护的。所谓戒清净，并不是说比库只要受持比库戒、比库尼只要受持比库尼戒、沙马内勒只要受持十戒就够了，而是唯有清净了这四种遍净戒，唯有这四类戒都达到了完全的清净，才能称为pārisuddhi。pari，完全的，suddhi 清净的。</w:t>
       </w:r>
     </w:p>
     <w:p>
       <w:pPr>
-        <w:spacing w:before="40" w:after="80"/>
-        <w:ind w:left="283"/>
-        <w:shd w:val="clear" w:color="auto" w:fill="EDF6EF"/>
+        <w:ind w:left="170"/>
         <w:pBdr>
-          <w:left w:val="single" w:sz="20" w:space="6" w:color="1E5631"/>
+          <w:left w:val="single" w:sz="18" w:space="4" w:color="1E4620"/>
         </w:pBdr>
-      </w:pPr>
-      <w:r>
-        <w:rPr>
-          <w:sz w:val="20"/>
+        <w:shd w:val="clear" w:fill="F2F5FA"/>
+      </w:pPr>
+      <w:r>
+        <w:rPr>
+          <w:b w:val="0"/>
         </w:rPr>
         <w:t>护 解 脱 律 仪 戒 (pātimokkhasaṃvarasīla) 是 通 过 说 罪 清 净(desanāsuddhi)而获得清净。比库或比库尼如果违犯了世尊所制定的学处，就必须把自己所犯的过失说出来，这叫 desanā（发露、表露），必须把自己的罪过发露、表露出来才能获得清净，称为“说罪清净”。</w:t>
       </w:r>
     </w:p>
     <w:p>
       <w:pPr>
-        <w:spacing w:before="40" w:after="80"/>
-        <w:ind w:left="283"/>
-        <w:shd w:val="clear" w:color="auto" w:fill="EDF6EF"/>
+        <w:ind w:left="170"/>
         <w:pBdr>
-          <w:left w:val="single" w:sz="20" w:space="6" w:color="1E5631"/>
+          <w:left w:val="single" w:sz="18" w:space="4" w:color="1E4620"/>
         </w:pBdr>
-      </w:pPr>
-      <w:r>
-        <w:rPr>
-          <w:sz w:val="20"/>
+        <w:shd w:val="clear" w:fill="F2F5FA"/>
+      </w:pPr>
+      <w:r>
+        <w:rPr>
+          <w:b w:val="0"/>
         </w:rPr>
         <w:t>根律仪戒(indriyasaṃvarasīla)是通过防护来清净，也就是很好地守护眼、耳、鼻、舌、身、意这六根门，称为 saṃvarasuddhi。</w:t>
       </w:r>
     </w:p>
     <w:p>
       <w:pPr>
-        <w:spacing w:before="40" w:after="80"/>
-        <w:ind w:left="283"/>
-        <w:shd w:val="clear" w:color="auto" w:fill="EDF6EF"/>
+        <w:ind w:left="170"/>
         <w:pBdr>
-          <w:left w:val="single" w:sz="20" w:space="6" w:color="1E5631"/>
+          <w:left w:val="single" w:sz="18" w:space="4" w:color="1E4620"/>
         </w:pBdr>
-      </w:pPr>
-      <w:r>
-        <w:rPr>
-          <w:sz w:val="20"/>
+        <w:shd w:val="clear" w:fill="F2F5FA"/>
+      </w:pPr>
+      <w:r>
+        <w:rPr>
+          <w:b w:val="0"/>
         </w:rPr>
         <w:t>活命遍净戒是通过遍求清净(pariyeṭṭhisuddhi)来获得清净。是指获得生活用品、生活的方式完全的清净，这种完全的清净是通过清净地寻求而清净地获得，所以称为“遍求清净”。</w:t>
       </w:r>
     </w:p>
     <w:p>
       <w:pPr>
-        <w:spacing w:before="40" w:after="80"/>
-        <w:ind w:left="283"/>
-        <w:shd w:val="clear" w:color="auto" w:fill="EDF6EF"/>
+        <w:ind w:left="170"/>
         <w:pBdr>
-          <w:left w:val="single" w:sz="20" w:space="6" w:color="1E5631"/>
+          <w:left w:val="single" w:sz="18" w:space="4" w:color="1E4620"/>
         </w:pBdr>
-      </w:pPr>
-      <w:r>
-        <w:rPr>
-          <w:sz w:val="20"/>
+        <w:shd w:val="clear" w:fill="F2F5FA"/>
+      </w:pPr>
+      <w:r>
+        <w:rPr>
+          <w:b w:val="0"/>
         </w:rPr>
         <w:t>资 具 依 止 戒 (paccayasannissitasīla) 是 通 过 省 察 清 净(paccavekkhaṇasuddhi)来获得清净。是指在受用衣、食、住、药等生活必需品时经过省察、省思就能获得清净，称为“省察清净”。</w:t>
       </w:r>
     </w:p>
     <w:p>
       <w:pPr>
-        <w:spacing w:before="40" w:after="80"/>
-        <w:ind w:left="283"/>
-        <w:shd w:val="clear" w:color="auto" w:fill="EDF6EF"/>
+        <w:ind w:left="170"/>
         <w:pBdr>
-          <w:left w:val="single" w:sz="20" w:space="6" w:color="1E5631"/>
+          <w:left w:val="single" w:sz="18" w:space="4" w:color="1E4620"/>
         </w:pBdr>
-      </w:pPr>
-      <w:r>
-        <w:rPr>
-          <w:sz w:val="20"/>
+        <w:shd w:val="clear" w:fill="F2F5FA"/>
+      </w:pPr>
+      <w:r>
+        <w:rPr>
+          <w:b w:val="0"/>
         </w:rPr>
         <w:t>这四种律仪戒，通常都包含在戒或者增上戒学(adhisīla)里面。</w:t>
       </w:r>
     </w:p>
     <w:p>
       <w:pPr>
-        <w:spacing w:before="40" w:after="80"/>
-        <w:ind w:left="283"/>
-        <w:shd w:val="clear" w:color="auto" w:fill="EDF6EF"/>
+        <w:ind w:left="170"/>
         <w:pBdr>
-          <w:left w:val="single" w:sz="20" w:space="6" w:color="1E5631"/>
+          <w:left w:val="single" w:sz="18" w:space="4" w:color="1E4620"/>
         </w:pBdr>
-      </w:pPr>
-      <w:r>
-        <w:rPr>
-          <w:sz w:val="20"/>
+        <w:shd w:val="clear" w:fill="F2F5FA"/>
+      </w:pPr>
+      <w:r>
+        <w:rPr>
+          <w:b w:val="0"/>
         </w:rPr>
         <w:t>护解脱律仪戒，是指世尊所制定的比库、比库尼等必须遵守的种种学处。比库的根本学处有 227条，比库尼的有 311条。律藏里还有更多、更微细的学处。活命遍净戒是指活命的正当方式，即正命而活。</w:t>
       </w:r>
     </w:p>
     <w:p>
       <w:pPr>
-        <w:spacing w:before="40" w:after="80"/>
-        <w:ind w:left="283"/>
-        <w:shd w:val="clear" w:color="auto" w:fill="EDF6EF"/>
+        <w:ind w:left="170"/>
         <w:pBdr>
-          <w:left w:val="single" w:sz="20" w:space="6" w:color="1E5631"/>
+          <w:left w:val="single" w:sz="18" w:space="4" w:color="1E4620"/>
         </w:pBdr>
-      </w:pPr>
-      <w:r>
-        <w:rPr>
-          <w:sz w:val="20"/>
+        <w:shd w:val="clear" w:fill="F2F5FA"/>
+      </w:pPr>
+      <w:r>
+        <w:rPr>
+          <w:b w:val="0"/>
         </w:rPr>
         <w:t>资具依止戒是指正确省思所使用的衣、食、住、药。</w:t>
       </w:r>
     </w:p>
     <w:p>
       <w:pPr>
-        <w:spacing w:before="40" w:after="80"/>
-        <w:ind w:left="283"/>
-        <w:shd w:val="clear" w:color="auto" w:fill="EDF6EF"/>
+        <w:ind w:left="170"/>
         <w:pBdr>
-          <w:left w:val="single" w:sz="20" w:space="6" w:color="1E5631"/>
+          <w:left w:val="single" w:sz="18" w:space="4" w:color="1E4620"/>
         </w:pBdr>
-      </w:pPr>
-      <w:r>
-        <w:rPr>
-          <w:sz w:val="20"/>
+        <w:shd w:val="clear" w:fill="F2F5FA"/>
+      </w:pPr>
+      <w:r>
+        <w:rPr>
+          <w:b w:val="0"/>
         </w:rPr>
         <w:t>对于根律仪戒，或许有人会想：根律仪戒应该属于修定或者属于正念的范畴。是的，它很像正念，因为要很好地保护好眼、耳、鼻、舌、身、意。可是，它不属于修定，而是属于戒，因为戒是守护身、语。我们必须知道，戒，它有一个作用是指避免、防护、保护，而定是更主动地让心趋向一个所缘。所以，戒通常是要避免一些不好的，而定是把心投向于一个固定的所缘。那么，根律仪是不是让自己的眼、耳、鼻、舌、身、意根门避免那些能生起贪欲、瞋恚等不善法的所缘？所以，它以防护故为戒。根律仪就好像一个国家的国防力量或者一座城的护城墙，它起到的是保护作用。……同样的，根律仪戒的作用也是抵挡、防护。……因此，根律仪，更多是偏向于止恶防非的保护性质。</w:t>
       </w:r>
     </w:p>
     <w:p>
       <w:pPr>
-        <w:spacing w:before="40" w:after="80"/>
-        <w:ind w:left="283"/>
-        <w:shd w:val="clear" w:color="auto" w:fill="EDF6EF"/>
+        <w:ind w:left="170"/>
         <w:pBdr>
-          <w:left w:val="single" w:sz="20" w:space="6" w:color="1E5631"/>
+          <w:left w:val="single" w:sz="18" w:space="4" w:color="1E4620"/>
         </w:pBdr>
-      </w:pPr>
-      <w:r>
-        <w:rPr>
-          <w:sz w:val="20"/>
+        <w:shd w:val="clear" w:fill="F2F5FA"/>
+      </w:pPr>
+      <w:r>
+        <w:rPr>
+          <w:b w:val="0"/>
         </w:rPr>
         <w:t>主持人串讲：玛欣德尊者这段把戒拆得很清楚。先说定义：戒不只有「不做」，还有「要做」——远离不善，同时圆满该做的义务。然后《无碍解道》给了四个角度：思戒（造业的意志/动机）、心所戒（三种离心所：正语正业正命）、律仪戒（五种防护）、不违越戒（身语不越界）。接着讲止持（不该做）与作持（该做），这是本周的关键：只懂止持，戒会变成压抑；懂作持，戒就变成建设。最后是四遍净戒——四种「完全的清净之戒」，从行为（巴帝摩卡律仪戒）到根门（根律仪戒）到活命（活命遍净戒）到受用（资具依止戒），一层比一层细。注意尊者特别澄清：「根律仪属于戒，不属于定」，因为它的作用是「防护」而非「专注」。这是本周最容易讲错的一点。</w:t>
       </w:r>
     </w:p>
     <w:p>
-      <w:pPr>
-        <w:spacing w:before="120" w:after="80"/>
-      </w:pPr>
-      <w:r>
-        <w:rPr>
-          <w:rFonts w:ascii="Microsoft YaHei" w:hAnsi="Microsoft YaHei" w:eastAsia="Microsoft YaHei"/>
+      <w:r>
+        <w:rPr>
           <w:b/>
-          <w:color w:val="1E5631"/>
-          <w:sz w:val="25"/>
-        </w:rPr>
-        <w:t>材料③ ◆《帕奥禅师佛学问答整理》（PDF）——戒学问答（层次／判定／动机情境）</w:t>
+          <w:color w:val="1E4620"/>
+          <w:sz w:val="23"/>
+        </w:rPr>
+        <w:t>**材料③** ◆《帕奥禅师佛学问答整理》（PDF）——戒学问答（层次／判定／动机情境）</w:t>
       </w:r>
     </w:p>
     <w:p>
       <w:pPr>
-        <w:ind w:left="340"/>
-      </w:pPr>
-      <w:r>
-        <w:rPr>
-          <w:color w:val="1E5631"/>
-          <w:sz w:val="21"/>
-        </w:rPr>
-        <w:t xml:space="preserve">• </w:t>
-      </w:r>
-      <w:r>
-        <w:rPr>
-          <w:sz w:val="21"/>
+        <w:pStyle w:val="ListBullet"/>
+      </w:pPr>
+      <w:r>
+        <w:rPr>
+          <w:b w:val="0"/>
         </w:rPr>
         <w:t>文件类型：PDF（问答整理）</w:t>
       </w:r>
     </w:p>
     <w:p>
       <w:pPr>
-        <w:ind w:left="340"/>
-      </w:pPr>
-      <w:r>
-        <w:rPr>
-          <w:color w:val="1E5631"/>
-          <w:sz w:val="21"/>
-        </w:rPr>
-        <w:t xml:space="preserve">• </w:t>
-      </w:r>
-      <w:r>
-        <w:rPr>
-          <w:sz w:val="21"/>
+        <w:pStyle w:val="ListBullet"/>
+      </w:pPr>
+      <w:r>
+        <w:rPr>
+          <w:b w:val="0"/>
         </w:rPr>
         <w:t>知识库出处：古源尊者开示及上座部佛教资料</w:t>
       </w:r>
     </w:p>
     <w:p>
       <w:pPr>
-        <w:ind w:left="340"/>
-      </w:pPr>
-      <w:r>
-        <w:rPr>
-          <w:color w:val="1E5631"/>
-          <w:sz w:val="21"/>
-        </w:rPr>
-        <w:t xml:space="preserve">• </w:t>
-      </w:r>
-      <w:r>
-        <w:rPr>
-          <w:sz w:val="21"/>
-        </w:rPr>
-        <w:t>media_id：`pdf_d0dd1c0cd17209afe241ece24bf6b7b4_36ebf5ef4990d74344f503ef78ded9e37439961422831605`</w:t>
+        <w:pStyle w:val="ListBullet"/>
+      </w:pPr>
+      <w:r>
+        <w:rPr>
+          <w:b w:val="0"/>
+        </w:rPr>
+        <w:t>media_id：pdf_d0dd1c0cd17209afe241ece24bf6b7b4_36ebf5ef4990d74344f503ef78ded9e37439961422831605</w:t>
       </w:r>
     </w:p>
     <w:p>
       <w:pPr>
-        <w:ind w:left="340"/>
-      </w:pPr>
-      <w:r>
-        <w:rPr>
-          <w:color w:val="1E5631"/>
-          <w:sz w:val="21"/>
-        </w:rPr>
-        <w:t xml:space="preserve">• </w:t>
-      </w:r>
-      <w:r>
-        <w:rPr>
-          <w:sz w:val="21"/>
+        <w:pStyle w:val="ListBullet"/>
+      </w:pPr>
+      <w:r>
+        <w:rPr>
+          <w:b w:val="0"/>
         </w:rPr>
         <w:t>打开方式：ima知识库搜索「帕奥禅师佛学问答整理」</w:t>
       </w:r>
     </w:p>
     <w:p>
       <w:pPr>
-        <w:ind w:left="340"/>
-      </w:pPr>
-      <w:r>
-        <w:rPr>
-          <w:color w:val="1E5631"/>
-          <w:sz w:val="21"/>
-        </w:rPr>
-        <w:t xml:space="preserve">• </w:t>
-      </w:r>
-      <w:r>
-        <w:rPr>
-          <w:sz w:val="21"/>
+        <w:pStyle w:val="ListBullet"/>
+      </w:pPr>
+      <w:r>
+        <w:rPr>
+          <w:b w:val="0"/>
         </w:rPr>
         <w:t>说明：本材料未见于《_禁用清单_读书会01-17已用media_id.txt》。本系列 W8（修学生涯规划）亦拟引用本文件，届时取不同问答并另行注明。</w:t>
       </w:r>
@@ -2358,40 +2358,36 @@
       <w:r>
         <w:rPr>
           <w:b/>
-          <w:sz w:val="21"/>
         </w:rPr>
         <w:t>（一）比库两项责任：持戒清净是必要前提（别解脱律仪戒、根律仪戒、活命遍净戒、资具依止戒）</w:t>
       </w:r>
     </w:p>
     <w:p>
       <w:pPr>
-        <w:spacing w:before="40" w:after="80"/>
-        <w:ind w:left="283"/>
-        <w:shd w:val="clear" w:color="auto" w:fill="EDF6EF"/>
+        <w:ind w:left="170"/>
         <w:pBdr>
-          <w:left w:val="single" w:sz="20" w:space="6" w:color="1E5631"/>
+          <w:left w:val="single" w:sz="18" w:space="4" w:color="1E4620"/>
         </w:pBdr>
+        <w:shd w:val="clear" w:fill="F2F5FA"/>
       </w:pPr>
       <w:r>
         <w:rPr>
           <w:b/>
-          <w:sz w:val="20"/>
         </w:rPr>
         <w:t>问 4-8：南传比库如何培育还需要在轮回中生死流转的福报？……又凡夫比库如何肯定自己来生仍然能在人间，而且出家修行呢？</w:t>
       </w:r>
     </w:p>
     <w:p>
       <w:pPr>
-        <w:spacing w:before="40" w:after="80"/>
-        <w:ind w:left="283"/>
-        <w:shd w:val="clear" w:color="auto" w:fill="EDF6EF"/>
+        <w:ind w:left="170"/>
         <w:pBdr>
-          <w:left w:val="single" w:sz="20" w:space="6" w:color="1E5631"/>
+          <w:left w:val="single" w:sz="18" w:space="4" w:color="1E4620"/>
         </w:pBdr>
-      </w:pPr>
-      <w:r>
-        <w:rPr>
-          <w:sz w:val="20"/>
+        <w:shd w:val="clear" w:fill="F2F5FA"/>
+      </w:pPr>
+      <w:r>
+        <w:rPr>
+          <w:b w:val="0"/>
         </w:rPr>
         <w:t>答 4-8：根据佛陀的教导，比库有两项责任：研究经典；修行止观，直到证悟阿拉汉果。无论比库选择履行其中的那一项责任，持戒清净都是绝对必要的。他必须遵守别解脱律仪戒、根律仪戒、活命遍净戒和资具依止戒。这意味着他必须有德行。当他从施主那里接受供养之后，他可以将所得来的物品供养给同参比库、僧团或佛陀。……当他礼敬上座比库时，也是在积聚福报。如此，南传比库经常有机会积聚上等的福报，以作为他在生死轮回中的资粮。</w:t>
       </w:r>
@@ -2400,56 +2396,51 @@
       <w:r>
         <w:rPr>
           <w:b/>
-          <w:sz w:val="21"/>
         </w:rPr>
         <w:t>（二）次第说法——佛陀依戒定慧根基应机施教</w:t>
       </w:r>
     </w:p>
     <w:p>
       <w:pPr>
-        <w:spacing w:before="40" w:after="80"/>
-        <w:ind w:left="283"/>
-        <w:shd w:val="clear" w:color="auto" w:fill="EDF6EF"/>
+        <w:ind w:left="170"/>
         <w:pBdr>
-          <w:left w:val="single" w:sz="20" w:space="6" w:color="1E5631"/>
+          <w:left w:val="single" w:sz="18" w:space="4" w:color="1E4620"/>
         </w:pBdr>
+        <w:shd w:val="clear" w:fill="F2F5FA"/>
       </w:pPr>
       <w:r>
         <w:rPr>
           <w:b/>
-          <w:sz w:val="20"/>
         </w:rPr>
         <w:t>问 47：据说佛陀对当时的信众所开示的大都是从施论、戒论、生天之论开始，然后观察信众的根基，给予开示诸欲的过患，及苦集灭道之诸佛本真。请告诉我怎样布施才能获得好福报？怎样持戒才能不受地狱恶道烧烤，享有大功德？升天之论是什么？诸欲的过患是什么？</w:t>
       </w:r>
     </w:p>
     <w:p>
       <w:pPr>
-        <w:spacing w:before="40" w:after="80"/>
-        <w:ind w:left="283"/>
-        <w:shd w:val="clear" w:color="auto" w:fill="EDF6EF"/>
+        <w:ind w:left="170"/>
         <w:pBdr>
-          <w:left w:val="single" w:sz="20" w:space="6" w:color="1E5631"/>
+          <w:left w:val="single" w:sz="18" w:space="4" w:color="1E4620"/>
         </w:pBdr>
-      </w:pPr>
-      <w:r>
-        <w:rPr>
-          <w:sz w:val="20"/>
+        <w:shd w:val="clear" w:fill="F2F5FA"/>
+      </w:pPr>
+      <w:r>
+        <w:rPr>
+          <w:b w:val="0"/>
         </w:rPr>
         <w:t>答 47：这种教法称为「次第说法」。佛陀只有在必要的时候才以这种系列来说法。对于戒与定都已达到清净的比库，佛陀直接教导观禅；最初的五比库就是很好的例子：在他们都证得入流者果之后，佛陀为他们开示《无我相经》，单纯只教导观禅，没有谈到戒与定。对于持戒已达到清净，但是定力还不够强的比库，佛陀就从禅定的修行方法开始教起，《小空经》就是一个例子。在《小空经》里，佛陀教导世间的八定及灭尽定。对于持戒还未清净的人，佛陀就从戒开始谈起，例如《意愿经》。对于需要听闻布施论、持戒论、天论等的人，尤其是对于在家居士，佛陀才开示「次第说法」。</w:t>
       </w:r>
     </w:p>
     <w:p>
       <w:pPr>
-        <w:spacing w:before="40" w:after="80"/>
-        <w:ind w:left="283"/>
-        <w:shd w:val="clear" w:color="auto" w:fill="EDF6EF"/>
+        <w:ind w:left="170"/>
         <w:pBdr>
-          <w:left w:val="single" w:sz="20" w:space="6" w:color="1E5631"/>
+          <w:left w:val="single" w:sz="18" w:space="4" w:color="1E4620"/>
         </w:pBdr>
-      </w:pPr>
-      <w:r>
-        <w:rPr>
-          <w:sz w:val="20"/>
+        <w:shd w:val="clear" w:fill="F2F5FA"/>
+      </w:pPr>
+      <w:r>
+        <w:rPr>
+          <w:b w:val="0"/>
         </w:rPr>
         <w:t>至于持戒，比库应当遵守比库戒；在家居士至少应当持守五戒。能够终身谨慎地持戒是最好的；不时地违犯戒律则是不好的。……持戒可以避免人遭受地狱的烧烤之苦。当戒行被禅定与观智所围绕时，这种戒行变得更殊胜与有力，更能避免人堕入地狱。如果能获得圣者所喜之戒，意即证得圣果，那么就肯定不会再堕入地狱。</w:t>
       </w:r>
@@ -2458,106 +2449,96 @@
       <w:r>
         <w:rPr>
           <w:b/>
-          <w:sz w:val="21"/>
         </w:rPr>
         <w:t>（三）戒的判定与动机情境（一）——有虫水、助杀与砍伐有主物</w:t>
       </w:r>
     </w:p>
     <w:p>
       <w:pPr>
-        <w:spacing w:before="40" w:after="80"/>
-        <w:ind w:left="283"/>
-        <w:shd w:val="clear" w:color="auto" w:fill="EDF6EF"/>
+        <w:ind w:left="170"/>
         <w:pBdr>
-          <w:left w:val="single" w:sz="20" w:space="6" w:color="1E5631"/>
+          <w:left w:val="single" w:sz="18" w:space="4" w:color="1E4620"/>
         </w:pBdr>
+        <w:shd w:val="clear" w:fill="F2F5FA"/>
       </w:pPr>
       <w:r>
         <w:rPr>
           <w:b/>
-          <w:sz w:val="20"/>
         </w:rPr>
         <w:t>问 8：如果把有虫的水倒入土中是否违犯杀戒？</w:t>
       </w:r>
     </w:p>
     <w:p>
       <w:pPr>
-        <w:spacing w:before="40" w:after="80"/>
-        <w:ind w:left="283"/>
-        <w:shd w:val="clear" w:color="auto" w:fill="EDF6EF"/>
+        <w:ind w:left="170"/>
         <w:pBdr>
-          <w:left w:val="single" w:sz="20" w:space="6" w:color="1E5631"/>
+          <w:left w:val="single" w:sz="18" w:space="4" w:color="1E4620"/>
         </w:pBdr>
-      </w:pPr>
-      <w:r>
-        <w:rPr>
-          <w:sz w:val="20"/>
+        <w:shd w:val="clear" w:fill="F2F5FA"/>
+      </w:pPr>
+      <w:r>
+        <w:rPr>
+          <w:b w:val="0"/>
         </w:rPr>
         <w:t>答 8：如果虫因此而死，则倒水的人违犯杀戒。事实上不应将有虫的水倒入土中，而应倒入适当的容器中、池塘中或河流中。</w:t>
       </w:r>
     </w:p>
     <w:p>
       <w:pPr>
-        <w:spacing w:before="40" w:after="80"/>
-        <w:ind w:left="283"/>
-        <w:shd w:val="clear" w:color="auto" w:fill="EDF6EF"/>
+        <w:ind w:left="170"/>
         <w:pBdr>
-          <w:left w:val="single" w:sz="20" w:space="6" w:color="1E5631"/>
+          <w:left w:val="single" w:sz="18" w:space="4" w:color="1E4620"/>
         </w:pBdr>
+        <w:shd w:val="clear" w:fill="F2F5FA"/>
       </w:pPr>
       <w:r>
         <w:rPr>
           <w:b/>
-          <w:sz w:val="20"/>
         </w:rPr>
         <w:t>问 9：告诉别人船上有活鱼可以买是否算是助杀（罪过）？</w:t>
       </w:r>
     </w:p>
     <w:p>
       <w:pPr>
-        <w:spacing w:before="40" w:after="80"/>
-        <w:ind w:left="283"/>
-        <w:shd w:val="clear" w:color="auto" w:fill="EDF6EF"/>
+        <w:ind w:left="170"/>
         <w:pBdr>
-          <w:left w:val="single" w:sz="20" w:space="6" w:color="1E5631"/>
+          <w:left w:val="single" w:sz="18" w:space="4" w:color="1E4620"/>
         </w:pBdr>
-      </w:pPr>
-      <w:r>
-        <w:rPr>
-          <w:sz w:val="20"/>
+        <w:shd w:val="clear" w:fill="F2F5FA"/>
+      </w:pPr>
+      <w:r>
+        <w:rPr>
+          <w:b w:val="0"/>
         </w:rPr>
         <w:t>答 9：这决定于告诉者的动机：如果他的动机是要别人买了活鱼之后拿去放生，则是一种善行；然而，如果他的动机是要别人买了之后杀来吃，则是助杀的行为。</w:t>
       </w:r>
     </w:p>
     <w:p>
       <w:pPr>
-        <w:spacing w:before="40" w:after="80"/>
-        <w:ind w:left="283"/>
-        <w:shd w:val="clear" w:color="auto" w:fill="EDF6EF"/>
+        <w:ind w:left="170"/>
         <w:pBdr>
-          <w:left w:val="single" w:sz="20" w:space="6" w:color="1E5631"/>
+          <w:left w:val="single" w:sz="18" w:space="4" w:color="1E4620"/>
         </w:pBdr>
+        <w:shd w:val="clear" w:fill="F2F5FA"/>
       </w:pPr>
       <w:r>
         <w:rPr>
           <w:b/>
-          <w:sz w:val="20"/>
         </w:rPr>
         <w:t>问 10：比库在山中砍有主的竹子是否犯戒？若是，犯什么戒？如何忏悔？</w:t>
       </w:r>
     </w:p>
     <w:p>
       <w:pPr>
-        <w:spacing w:before="40" w:after="80"/>
-        <w:ind w:left="283"/>
-        <w:shd w:val="clear" w:color="auto" w:fill="EDF6EF"/>
+        <w:ind w:left="170"/>
         <w:pBdr>
-          <w:left w:val="single" w:sz="20" w:space="6" w:color="1E5631"/>
+          <w:left w:val="single" w:sz="18" w:space="4" w:color="1E4620"/>
         </w:pBdr>
-      </w:pPr>
-      <w:r>
-        <w:rPr>
-          <w:sz w:val="20"/>
+        <w:shd w:val="clear" w:fill="F2F5FA"/>
+      </w:pPr>
+      <w:r>
+        <w:rPr>
+          <w:b w:val="0"/>
         </w:rPr>
         <w:t>答 10：如果比库没有偷盗的心，例如他以为竹子是无主物，那么他不犯偷盗戒，而犯伤害植物的巴吉帝亚罪。然而，一旦知道那竹子是有主物之后，他应当设法赔偿物主的损失。如果他决定不赔偿，就犯了偷盗罪。如果比库一开始就知道那竹子属于别人所有，没有得到主人的同意就去砍竹子，那么除了上述的巴吉帝亚罪之外，他还犯了偷盗罪。此偷盗罪的严重程度决定于他所砍竹子的价值：如果所砍的竹子价值古印度一钱或一钱以下，则犯恶作罪；如果该价值在一钱至五钱之间，则犯土喇咤亚罪；如果那些竹子价值五钱或五钱以上，则犯巴拉基咖罪。……</w:t>
       </w:r>
@@ -2566,73 +2547,66 @@
       <w:r>
         <w:rPr>
           <w:b/>
-          <w:sz w:val="21"/>
         </w:rPr>
         <w:t>（四）戒的判定与动机情境（二）——正命与职业的选择</w:t>
       </w:r>
     </w:p>
     <w:p>
       <w:pPr>
-        <w:spacing w:before="40" w:after="80"/>
-        <w:ind w:left="283"/>
-        <w:shd w:val="clear" w:color="auto" w:fill="EDF6EF"/>
+        <w:ind w:left="170"/>
         <w:pBdr>
-          <w:left w:val="single" w:sz="20" w:space="6" w:color="1E5631"/>
+          <w:left w:val="single" w:sz="18" w:space="4" w:color="1E4620"/>
         </w:pBdr>
+        <w:shd w:val="clear" w:fill="F2F5FA"/>
       </w:pPr>
       <w:r>
         <w:rPr>
           <w:b/>
-          <w:sz w:val="20"/>
         </w:rPr>
         <w:t>问 18：从事养生蛋鸡职业是正命、正业吗？</w:t>
       </w:r>
     </w:p>
     <w:p>
       <w:pPr>
-        <w:spacing w:before="40" w:after="80"/>
-        <w:ind w:left="283"/>
-        <w:shd w:val="clear" w:color="auto" w:fill="EDF6EF"/>
+        <w:ind w:left="170"/>
         <w:pBdr>
-          <w:left w:val="single" w:sz="20" w:space="6" w:color="1E5631"/>
+          <w:left w:val="single" w:sz="18" w:space="4" w:color="1E4620"/>
         </w:pBdr>
-      </w:pPr>
-      <w:r>
-        <w:rPr>
-          <w:sz w:val="20"/>
+        <w:shd w:val="clear" w:fill="F2F5FA"/>
+      </w:pPr>
+      <w:r>
+        <w:rPr>
+          <w:b w:val="0"/>
         </w:rPr>
         <w:t>答 18：如果他们只是基于慈悲，没有任何企图地布施食物给鸡吃，也不将牠们的蛋拿去卖，则是好的行为。然而，如果他们将蛋拿去卖，则不是正命，也不是正业，因为有时那些鸡蛋中还是有生命存在，尽管这种机率很小。</w:t>
       </w:r>
     </w:p>
     <w:p>
       <w:pPr>
-        <w:spacing w:before="40" w:after="80"/>
-        <w:ind w:left="283"/>
-        <w:shd w:val="clear" w:color="auto" w:fill="EDF6EF"/>
+        <w:ind w:left="170"/>
         <w:pBdr>
-          <w:left w:val="single" w:sz="20" w:space="6" w:color="1E5631"/>
+          <w:left w:val="single" w:sz="18" w:space="4" w:color="1E4620"/>
         </w:pBdr>
+        <w:shd w:val="clear" w:fill="F2F5FA"/>
       </w:pPr>
       <w:r>
         <w:rPr>
           <w:b/>
-          <w:sz w:val="20"/>
         </w:rPr>
         <w:t>问 19：在家居士对出家众应注意那些礼节？</w:t>
       </w:r>
     </w:p>
     <w:p>
       <w:pPr>
-        <w:spacing w:before="40" w:after="80"/>
-        <w:ind w:left="283"/>
-        <w:shd w:val="clear" w:color="auto" w:fill="EDF6EF"/>
+        <w:ind w:left="170"/>
         <w:pBdr>
-          <w:left w:val="single" w:sz="20" w:space="6" w:color="1E5631"/>
+          <w:left w:val="single" w:sz="18" w:space="4" w:color="1E4620"/>
         </w:pBdr>
-      </w:pPr>
-      <w:r>
-        <w:rPr>
-          <w:sz w:val="20"/>
+        <w:shd w:val="clear" w:fill="F2F5FA"/>
+      </w:pPr>
+      <w:r>
+        <w:rPr>
+          <w:b w:val="0"/>
         </w:rPr>
         <w:t>答 19：在家居士应当尊敬出家众，聆听出家众讲说佛法，供养出家众四类资具及依照所学习的佛法来修行。所谓「依佛法修行」是指在家居士至少应当持守五戒，并且应当修行止禅与观禅。……</w:t>
       </w:r>
@@ -2641,40 +2615,36 @@
       <w:r>
         <w:rPr>
           <w:b/>
-          <w:sz w:val="21"/>
         </w:rPr>
         <w:t>（五）圣者的戒定慧与凡夫的差别</w:t>
       </w:r>
     </w:p>
     <w:p>
       <w:pPr>
-        <w:spacing w:before="40" w:after="80"/>
-        <w:ind w:left="283"/>
-        <w:shd w:val="clear" w:color="auto" w:fill="EDF6EF"/>
+        <w:ind w:left="170"/>
         <w:pBdr>
-          <w:left w:val="single" w:sz="20" w:space="6" w:color="1E5631"/>
+          <w:left w:val="single" w:sz="18" w:space="4" w:color="1E4620"/>
         </w:pBdr>
+        <w:shd w:val="clear" w:fill="F2F5FA"/>
       </w:pPr>
       <w:r>
         <w:rPr>
           <w:b/>
-          <w:sz w:val="20"/>
         </w:rPr>
         <w:t>问 16：上次禅师说若对圣者造恶，其果报相当严重。为什么以同样的恶行对待圣者与凡夫所获得的果报会有差别？</w:t>
       </w:r>
     </w:p>
     <w:p>
       <w:pPr>
-        <w:spacing w:before="40" w:after="80"/>
-        <w:ind w:left="283"/>
-        <w:shd w:val="clear" w:color="auto" w:fill="EDF6EF"/>
+        <w:ind w:left="170"/>
         <w:pBdr>
-          <w:left w:val="single" w:sz="20" w:space="6" w:color="1E5631"/>
+          <w:left w:val="single" w:sz="18" w:space="4" w:color="1E4620"/>
         </w:pBdr>
-      </w:pPr>
-      <w:r>
-        <w:rPr>
-          <w:sz w:val="20"/>
+        <w:shd w:val="clear" w:fill="F2F5FA"/>
+      </w:pPr>
+      <w:r>
+        <w:rPr>
+          <w:b w:val="0"/>
         </w:rPr>
         <w:t>答 16：因为圣者的戒定慧是非常高尚的，而凡夫的戒定慧则是下等的，有些甚至没有戒定慧。</w:t>
       </w:r>
@@ -2683,40 +2653,36 @@
       <w:r>
         <w:rPr>
           <w:b/>
-          <w:sz w:val="21"/>
         </w:rPr>
         <w:t>（六）对戒律的信心，是判断「圣者」的一个标准</w:t>
       </w:r>
     </w:p>
     <w:p>
       <w:pPr>
-        <w:spacing w:before="40" w:after="80"/>
-        <w:ind w:left="283"/>
-        <w:shd w:val="clear" w:color="auto" w:fill="EDF6EF"/>
+        <w:ind w:left="170"/>
         <w:pBdr>
-          <w:left w:val="single" w:sz="20" w:space="6" w:color="1E5631"/>
+          <w:left w:val="single" w:sz="18" w:space="4" w:color="1E4620"/>
         </w:pBdr>
+        <w:shd w:val="clear" w:fill="F2F5FA"/>
       </w:pPr>
       <w:r>
         <w:rPr>
           <w:b/>
-          <w:sz w:val="20"/>
         </w:rPr>
         <w:t>问 103：有些教禅的比库据说是圣者，但却不尊重戒律。他们的行为使得许多人怀疑他们的禅法。……</w:t>
       </w:r>
     </w:p>
     <w:p>
       <w:pPr>
-        <w:spacing w:before="40" w:after="80"/>
-        <w:ind w:left="283"/>
-        <w:shd w:val="clear" w:color="auto" w:fill="EDF6EF"/>
+        <w:ind w:left="170"/>
         <w:pBdr>
-          <w:left w:val="single" w:sz="20" w:space="6" w:color="1E5631"/>
+          <w:left w:val="single" w:sz="18" w:space="4" w:color="1E4620"/>
         </w:pBdr>
-      </w:pPr>
-      <w:r>
-        <w:rPr>
-          <w:sz w:val="20"/>
+        <w:shd w:val="clear" w:fill="F2F5FA"/>
+      </w:pPr>
+      <w:r>
+        <w:rPr>
+          <w:b w:val="0"/>
         </w:rPr>
         <w:t>答 103：在《增支部》里，佛陀说：「对于我为众弟子所制的戒，我的圣弟子宁可舍弃性命也绝不违犯。」。因此，若他们是真正的圣者的话，他们宁可舍弃性命也绝不会刻意犯任何罪。再者，圣者对佛、法、僧及三学拥有不受动摇的信心。因此，若他们是真正的圣者的话，他们就会对戒律拥有完全的信心，因为戒律是属于戒学之法，而且是佛陀亲自制定的。所以你可以肯定地说他们不是圣者。</w:t>
       </w:r>
@@ -2725,291 +2691,238 @@
       <w:r>
         <w:rPr>
           <w:b/>
-          <w:sz w:val="21"/>
         </w:rPr>
         <w:t>（七）低层次与高层次的如理作意——持戒是较低层的如理作意</w:t>
       </w:r>
     </w:p>
     <w:p>
       <w:pPr>
-        <w:spacing w:before="40" w:after="80"/>
-        <w:ind w:left="283"/>
-        <w:shd w:val="clear" w:color="auto" w:fill="EDF6EF"/>
+        <w:ind w:left="170"/>
         <w:pBdr>
-          <w:left w:val="single" w:sz="20" w:space="6" w:color="1E5631"/>
+          <w:left w:val="single" w:sz="18" w:space="4" w:color="1E4620"/>
         </w:pBdr>
+        <w:shd w:val="clear" w:fill="F2F5FA"/>
       </w:pPr>
       <w:r>
         <w:rPr>
           <w:b/>
-          <w:sz w:val="20"/>
         </w:rPr>
         <w:t>问 116：注释把如理作意定义为视无常为无常、视苦为苦、视无我为无我、视不净为不净。这是否表示那些无法观照诸行法为无常、苦、无我、不净的人就完全没有如理作意？如果还是有的话，他们是如何运用如理作意的呢？</w:t>
       </w:r>
     </w:p>
     <w:p>
       <w:pPr>
-        <w:spacing w:before="40" w:after="80"/>
-        <w:ind w:left="283"/>
-        <w:shd w:val="clear" w:color="auto" w:fill="EDF6EF"/>
+        <w:ind w:left="170"/>
         <w:pBdr>
-          <w:left w:val="single" w:sz="20" w:space="6" w:color="1E5631"/>
+          <w:left w:val="single" w:sz="18" w:space="4" w:color="1E4620"/>
         </w:pBdr>
-      </w:pPr>
-      <w:r>
-        <w:rPr>
-          <w:sz w:val="20"/>
+        <w:shd w:val="clear" w:fill="F2F5FA"/>
+      </w:pPr>
+      <w:r>
+        <w:rPr>
+          <w:b w:val="0"/>
         </w:rPr>
         <w:t>答 116：视诸行法为无常、苦、无我、不净是观禅的如理作意，这是高层次的如理作意。也有一些较低层次的如理作意，例如布施、持戒与止禅的如理作意。相信业力果报也拥有如理作意。</w:t>
       </w:r>
     </w:p>
     <w:p>
       <w:pPr>
-        <w:spacing w:before="40" w:after="80"/>
-        <w:ind w:left="283"/>
-        <w:shd w:val="clear" w:color="auto" w:fill="EDF6EF"/>
+        <w:ind w:left="170"/>
         <w:pBdr>
-          <w:left w:val="single" w:sz="20" w:space="6" w:color="1E5631"/>
+          <w:left w:val="single" w:sz="18" w:space="4" w:color="1E4620"/>
         </w:pBdr>
-      </w:pPr>
-      <w:r>
-        <w:rPr>
-          <w:sz w:val="20"/>
+        <w:shd w:val="clear" w:fill="F2F5FA"/>
+      </w:pPr>
+      <w:r>
+        <w:rPr>
+          <w:b w:val="0"/>
         </w:rPr>
         <w:t>主持人串讲：帕奥禅师这几问，帮我们看清戒在整个修学里的位置。「次第说法」一段说明：佛陀是看根基施教的——戒没清净的从戒讲起，戒定都清净的直接讲观禅。这告诉我们，戒不是死板的前置条件，而是应机的基础。「判定与动机」几段很有意思：同样一件事，动机不同，性质就不同（问 9 放生 vs 助杀）；这提醒我们，「戒」不是外部行为的机械评判，而要看到心。问 103 更点出一个关键——「对戒律的信心」是判断一位修行者的硬标准。最后「如理作意」一段：把持戒归为「较低层次的如理作意」，这不是贬低戒，而是说它和观禅的如理作意</w:t>
       </w:r>
       <w:r>
         <w:rPr>
           <w:b/>
-          <w:sz w:val="20"/>
         </w:rPr>
         <w:t>方向一致</w:t>
       </w:r>
       <w:r>
         <w:rPr>
-          <w:sz w:val="20"/>
+          <w:b w:val="0"/>
         </w:rPr>
         <w:t>，都是让心朝向善与真实。</w:t>
       </w:r>
     </w:p>
     <w:p>
-      <w:pPr>
-        <w:spacing w:before="120" w:after="80"/>
-      </w:pPr>
-      <w:r>
-        <w:rPr>
-          <w:rFonts w:ascii="Microsoft YaHei" w:hAnsi="Microsoft YaHei" w:eastAsia="Microsoft YaHei"/>
+      <w:r>
+        <w:rPr>
           <w:b/>
-          <w:color w:val="1E5631"/>
-          <w:sz w:val="25"/>
-        </w:rPr>
-        <w:t>材料④ ◈《修学入门.pdf》——学处篇·在家戒受持与功德（＋业处篇·四遍净戒）</w:t>
+          <w:color w:val="1E4620"/>
+          <w:sz w:val="23"/>
+        </w:rPr>
+        <w:t>**材料④** ◈《修学入门.pdf》——学处篇·在家戒受持与功德（＋业处篇·四遍净戒）</w:t>
       </w:r>
     </w:p>
     <w:p>
       <w:pPr>
-        <w:ind w:left="340"/>
-      </w:pPr>
-      <w:r>
-        <w:rPr>
-          <w:color w:val="1E5631"/>
-          <w:sz w:val="21"/>
-        </w:rPr>
-        <w:t xml:space="preserve">• </w:t>
-      </w:r>
-      <w:r>
-        <w:rPr>
-          <w:sz w:val="21"/>
+        <w:pStyle w:val="ListBullet"/>
+      </w:pPr>
+      <w:r>
+        <w:rPr>
+          <w:b w:val="0"/>
         </w:rPr>
         <w:t>文件类型：PDF（《上座部佛教修学入门》节录本）</w:t>
       </w:r>
     </w:p>
     <w:p>
       <w:pPr>
-        <w:ind w:left="340"/>
-      </w:pPr>
-      <w:r>
-        <w:rPr>
-          <w:color w:val="1E5631"/>
-          <w:sz w:val="21"/>
-        </w:rPr>
-        <w:t xml:space="preserve">• </w:t>
-      </w:r>
-      <w:r>
-        <w:rPr>
-          <w:sz w:val="21"/>
+        <w:pStyle w:val="ListBullet"/>
+      </w:pPr>
+      <w:r>
+        <w:rPr>
+          <w:b w:val="0"/>
         </w:rPr>
         <w:t>知识库出处：古源尊者开示及上座部佛教资料</w:t>
       </w:r>
     </w:p>
     <w:p>
       <w:pPr>
-        <w:ind w:left="340"/>
-      </w:pPr>
-      <w:r>
-        <w:rPr>
-          <w:color w:val="1E5631"/>
-          <w:sz w:val="21"/>
-        </w:rPr>
-        <w:t xml:space="preserve">• </w:t>
-      </w:r>
-      <w:r>
-        <w:rPr>
-          <w:sz w:val="21"/>
-        </w:rPr>
-        <w:t>media_id：`pdf_d0dd1c0cd17209afe241ece24bf6b7b4_0e53535621d06433163eeef6b3ca543b7439961422831605`</w:t>
+        <w:pStyle w:val="ListBullet"/>
+      </w:pPr>
+      <w:r>
+        <w:rPr>
+          <w:b w:val="0"/>
+        </w:rPr>
+        <w:t>media_id：pdf_d0dd1c0cd17209afe241ece24bf6b7b4_0e53535621d06433163eeef6b3ca543b7439961422831605</w:t>
       </w:r>
     </w:p>
     <w:p>
       <w:pPr>
-        <w:ind w:left="340"/>
-      </w:pPr>
-      <w:r>
-        <w:rPr>
-          <w:color w:val="1E5631"/>
-          <w:sz w:val="21"/>
-        </w:rPr>
-        <w:t xml:space="preserve">• </w:t>
-      </w:r>
-      <w:r>
-        <w:rPr>
-          <w:sz w:val="21"/>
+        <w:pStyle w:val="ListBullet"/>
+      </w:pPr>
+      <w:r>
+        <w:rPr>
+          <w:b w:val="0"/>
         </w:rPr>
         <w:t>打开方式：ima知识库搜索「修学入门」</w:t>
       </w:r>
     </w:p>
     <w:p>
       <w:pPr>
-        <w:ind w:left="340"/>
-      </w:pPr>
-      <w:r>
-        <w:rPr>
-          <w:color w:val="1E5631"/>
-          <w:sz w:val="21"/>
-        </w:rPr>
-        <w:t xml:space="preserve">• </w:t>
-      </w:r>
-      <w:r>
-        <w:rPr>
-          <w:sz w:val="21"/>
+        <w:pStyle w:val="ListBullet"/>
+      </w:pPr>
+      <w:r>
+        <w:rPr>
+          <w:b w:val="0"/>
         </w:rPr>
         <w:t>说明：本材料未见于《_禁用清单_读书会01-17已用media_id.txt》。读书会04 第3周所用为</w:t>
       </w:r>
       <w:r>
         <w:rPr>
           <w:b/>
-          <w:sz w:val="21"/>
         </w:rPr>
         <w:t>另一文件</w:t>
       </w:r>
       <w:r>
         <w:rPr>
-          <w:sz w:val="21"/>
-        </w:rPr>
-        <w:t>《上座部佛教修学入门.pdf》（id `36e93a60…`），与本讲节录本（`0e535356…`）不属同一 media_id，无段落重叠。</w:t>
+          <w:b w:val="0"/>
+        </w:rPr>
+        <w:t>《上座部佛教修学入门.pdf》（id 36e93a60…），与本讲节录本（0e535356…）不属同一 media_id，无段落重叠。</w:t>
       </w:r>
     </w:p>
     <w:p>
       <w:r>
         <w:rPr>
           <w:b/>
-          <w:sz w:val="21"/>
         </w:rPr>
         <w:t>（一）戒（sīla）的定义与学处——戒是主动培育好习惯</w:t>
       </w:r>
     </w:p>
     <w:p>
       <w:pPr>
-        <w:spacing w:before="40" w:after="80"/>
-        <w:ind w:left="283"/>
-        <w:shd w:val="clear" w:color="auto" w:fill="EDF6EF"/>
+        <w:ind w:left="170"/>
         <w:pBdr>
-          <w:left w:val="single" w:sz="20" w:space="6" w:color="1E5631"/>
+          <w:left w:val="single" w:sz="18" w:space="4" w:color="1E4620"/>
         </w:pBdr>
-      </w:pPr>
-      <w:r>
-        <w:rPr>
-          <w:sz w:val="20"/>
+        <w:shd w:val="clear" w:fill="F2F5FA"/>
+      </w:pPr>
+      <w:r>
+        <w:rPr>
+          <w:b w:val="0"/>
         </w:rPr>
         <w:t>戒，巴利语 sīla。有行为、习惯、质量、本性、自然等义，通常也指道德规范、好质量、良善的行为、佛教的行为准则等。</w:t>
       </w:r>
     </w:p>
     <w:p>
       <w:pPr>
-        <w:spacing w:before="40" w:after="80"/>
-        <w:ind w:left="283"/>
-        <w:shd w:val="clear" w:color="auto" w:fill="EDF6EF"/>
+        <w:ind w:left="170"/>
         <w:pBdr>
-          <w:left w:val="single" w:sz="20" w:space="6" w:color="1E5631"/>
+          <w:left w:val="single" w:sz="18" w:space="4" w:color="1E4620"/>
         </w:pBdr>
-      </w:pPr>
-      <w:r>
-        <w:rPr>
-          <w:sz w:val="20"/>
+        <w:shd w:val="clear" w:fill="F2F5FA"/>
+      </w:pPr>
+      <w:r>
+        <w:rPr>
+          <w:b w:val="0"/>
         </w:rPr>
         <w:t>《清净之道》中解释：“以什么意思为戒呢？以戒行之义为戒。为何称为戒？正持(samādhānaṃ)——以身业等好习惯的无杂乱性之义；或确持(upadhāraṇaṃ)——以住立于善法的持续性之义。这两种意思实是通晓语法者所允许。但也有人以头义为戒，以清凉义为戒，用如是等方式来解释其义。”(Vm.7)</w:t>
       </w:r>
     </w:p>
     <w:p>
       <w:pPr>
-        <w:spacing w:before="40" w:after="80"/>
-        <w:ind w:left="283"/>
-        <w:shd w:val="clear" w:color="auto" w:fill="EDF6EF"/>
+        <w:ind w:left="170"/>
         <w:pBdr>
-          <w:left w:val="single" w:sz="20" w:space="6" w:color="1E5631"/>
+          <w:left w:val="single" w:sz="18" w:space="4" w:color="1E4620"/>
         </w:pBdr>
-      </w:pPr>
-      <w:r>
-        <w:rPr>
-          <w:sz w:val="20"/>
+        <w:shd w:val="clear" w:fill="F2F5FA"/>
+      </w:pPr>
+      <w:r>
+        <w:rPr>
+          <w:b w:val="0"/>
         </w:rPr>
         <w:t>有人把“戒”片面地理解为消极的禁戒，认为受了戒就不自由，这个不能做，那个不能做。然而，从“戒”的原意来看，它却是主动地培育好的行为习惯，养成良善的品德、素养。故此，“戒”也是“学处”的同义词。</w:t>
       </w:r>
     </w:p>
     <w:p>
       <w:pPr>
-        <w:spacing w:before="40" w:after="80"/>
-        <w:ind w:left="283"/>
-        <w:shd w:val="clear" w:color="auto" w:fill="EDF6EF"/>
+        <w:ind w:left="170"/>
         <w:pBdr>
-          <w:left w:val="single" w:sz="20" w:space="6" w:color="1E5631"/>
+          <w:left w:val="single" w:sz="18" w:space="4" w:color="1E4620"/>
         </w:pBdr>
-      </w:pPr>
-      <w:r>
-        <w:rPr>
-          <w:sz w:val="20"/>
+        <w:shd w:val="clear" w:fill="F2F5FA"/>
+      </w:pPr>
+      <w:r>
+        <w:rPr>
+          <w:b w:val="0"/>
         </w:rPr>
         <w:t>学处，巴利语 sikkhāpada，或译作学足。sikkhā意为学、学习、训练；pada 意为足、处所。学处亦即是学习规则、戒条。</w:t>
       </w:r>
     </w:p>
     <w:p>
       <w:pPr>
-        <w:spacing w:before="40" w:after="80"/>
-        <w:ind w:left="283"/>
-        <w:shd w:val="clear" w:color="auto" w:fill="EDF6EF"/>
+        <w:ind w:left="170"/>
         <w:pBdr>
-          <w:left w:val="single" w:sz="20" w:space="6" w:color="1E5631"/>
+          <w:left w:val="single" w:sz="18" w:space="4" w:color="1E4620"/>
         </w:pBdr>
-      </w:pPr>
-      <w:r>
-        <w:rPr>
-          <w:sz w:val="20"/>
+        <w:shd w:val="clear" w:fill="F2F5FA"/>
+      </w:pPr>
+      <w:r>
+        <w:rPr>
+          <w:b w:val="0"/>
         </w:rPr>
         <w:t>行三皈依是一切戒法的根本，无论是在家的五戒、八戒、十戒法，还是出家的沙马内拉十戒法，皆是在念诵行三皈依完结时成立的。……行三皈依，表示一个人在信仰上接受佛教，以佛、法、僧为唯一信仰。而作为一名在家佛弟子，最基本的道德行为规范是五戒。</w:t>
       </w:r>
     </w:p>
     <w:p>
       <w:pPr>
-        <w:spacing w:before="40" w:after="80"/>
-        <w:ind w:left="283"/>
-        <w:shd w:val="clear" w:color="auto" w:fill="EDF6EF"/>
+        <w:ind w:left="170"/>
         <w:pBdr>
-          <w:left w:val="single" w:sz="20" w:space="6" w:color="1E5631"/>
+          <w:left w:val="single" w:sz="18" w:space="4" w:color="1E4620"/>
         </w:pBdr>
-      </w:pPr>
-      <w:r>
-        <w:rPr>
-          <w:sz w:val="20"/>
+        <w:shd w:val="clear" w:fill="F2F5FA"/>
+      </w:pPr>
+      <w:r>
+        <w:rPr>
+          <w:b w:val="0"/>
         </w:rPr>
         <w:t>这五戒是一切在家佛弟子都应当遵行的。如果一名居士故意违犯了五戒中的任何一条学处，则该学处将成为无效。如果他想继续持守完整的五戒，则必须重新再受三皈依以及五戒。……因此，上座部佛教的在家信众在作布施、禅修、闻法等功德之前，传统上都会先向比库求受三皈依和五戒，令其戒行清净，从而使所作之功德更加殊胜。……同时，守持净戒本身也是一种功德。</w:t>
       </w:r>
@@ -3018,87 +2931,81 @@
       <w:r>
         <w:rPr>
           <w:b/>
-          <w:sz w:val="21"/>
         </w:rPr>
         <w:t>（二）在家五戒的构成条件与不犯——以离杀生、离不与取为例</w:t>
       </w:r>
     </w:p>
     <w:p>
       <w:pPr>
-        <w:spacing w:before="40" w:after="80"/>
-        <w:ind w:left="283"/>
-        <w:shd w:val="clear" w:color="auto" w:fill="EDF6EF"/>
+        <w:ind w:left="170"/>
         <w:pBdr>
-          <w:left w:val="single" w:sz="20" w:space="6" w:color="1E5631"/>
+          <w:left w:val="single" w:sz="18" w:space="4" w:color="1E4620"/>
         </w:pBdr>
-      </w:pPr>
-      <w:r>
-        <w:rPr>
-          <w:sz w:val="20"/>
+        <w:shd w:val="clear" w:fill="F2F5FA"/>
+      </w:pPr>
+      <w:r>
+        <w:rPr>
+          <w:b w:val="0"/>
         </w:rPr>
         <w:t>具足五个条件即构成杀生：1．生命；2．知道是生命；3．意图对方死亡；4．付出努力；5．由此而死。以下情况不构成违犯：1. 非故意——他并没有想“我要以这样的方法来杀死它（他）”。……2. 不知道——他并不知道“通过这样它（他）将会死”而作出行动导致对方死亡。……3. 没有使对方死的意图……4. 疯狂者……5. 心乱者……</w:t>
       </w:r>
     </w:p>
     <w:p>
       <w:pPr>
-        <w:spacing w:before="40" w:after="80"/>
-        <w:ind w:left="283"/>
-        <w:shd w:val="clear" w:color="auto" w:fill="EDF6EF"/>
+        <w:ind w:left="170"/>
         <w:pBdr>
-          <w:left w:val="single" w:sz="20" w:space="6" w:color="1E5631"/>
+          <w:left w:val="single" w:sz="18" w:space="4" w:color="1E4620"/>
         </w:pBdr>
-      </w:pPr>
-      <w:r>
-        <w:rPr>
-          <w:sz w:val="20"/>
+        <w:shd w:val="clear" w:fill="F2F5FA"/>
+      </w:pPr>
+      <w:r>
+        <w:rPr>
+          <w:b w:val="0"/>
         </w:rPr>
         <w:t>具足四个条件构成不与取，即：1．属于其他人类所有的物品；2．明知为他人所有之物；3．以盗心；4．偷取。以下情况不构成违犯：1. 己物想——误以为是自己的而拿取了别人的物品。因为没有盗心，所以不犯。2. 亲密取——拿取亲密者的物品。3. 暂时取——在拿取之时想“我将会归还”“我将会补偿”而暂时借取。4. 丢弃物想而取……5. 疯狂者。6. 心乱者。7. 极度痛苦者。</w:t>
       </w:r>
     </w:p>
     <w:p>
       <w:pPr>
-        <w:spacing w:before="40" w:after="80"/>
-        <w:ind w:left="283"/>
-        <w:shd w:val="clear" w:color="auto" w:fill="EDF6EF"/>
+        <w:ind w:left="170"/>
         <w:pBdr>
-          <w:left w:val="single" w:sz="20" w:space="6" w:color="1E5631"/>
+          <w:left w:val="single" w:sz="18" w:space="4" w:color="1E4620"/>
         </w:pBdr>
-      </w:pPr>
-      <w:r>
-        <w:rPr>
-          <w:sz w:val="20"/>
+        <w:shd w:val="clear" w:fill="F2F5FA"/>
+      </w:pPr>
+      <w:r>
+        <w:rPr>
+          <w:b w:val="0"/>
         </w:rPr>
         <w:t>具足两个条件即构成非梵行：1．以从事之心；2．以道入道。……</w:t>
       </w:r>
     </w:p>
     <w:p>
       <w:pPr>
-        <w:spacing w:before="40" w:after="80"/>
-        <w:ind w:left="283"/>
-        <w:shd w:val="clear" w:color="auto" w:fill="EDF6EF"/>
+        <w:ind w:left="170"/>
         <w:pBdr>
-          <w:left w:val="single" w:sz="20" w:space="6" w:color="1E5631"/>
+          <w:left w:val="single" w:sz="18" w:space="4" w:color="1E4620"/>
         </w:pBdr>
-      </w:pPr>
-      <w:r>
-        <w:rPr>
-          <w:sz w:val="20"/>
+        <w:shd w:val="clear" w:fill="F2F5FA"/>
+      </w:pPr>
+      <w:r>
+        <w:rPr>
+          <w:b w:val="0"/>
         </w:rPr>
         <w:t>具足两个条件即构成虚妄语：1. 心存欺骗；2. 以各种方法使人明白。……建议受持离虚妄语学处者也应避免以下三种语言：1. 离间语……2. 粗恶语……3. 杂秽语……</w:t>
       </w:r>
     </w:p>
     <w:p>
       <w:pPr>
-        <w:spacing w:before="40" w:after="80"/>
-        <w:ind w:left="283"/>
-        <w:shd w:val="clear" w:color="auto" w:fill="EDF6EF"/>
+        <w:ind w:left="170"/>
         <w:pBdr>
-          <w:left w:val="single" w:sz="20" w:space="6" w:color="1E5631"/>
+          <w:left w:val="single" w:sz="18" w:space="4" w:color="1E4620"/>
         </w:pBdr>
-      </w:pPr>
-      <w:r>
-        <w:rPr>
-          <w:sz w:val="20"/>
+        <w:shd w:val="clear" w:fill="F2F5FA"/>
+      </w:pPr>
+      <w:r>
+        <w:rPr>
+          <w:b w:val="0"/>
         </w:rPr>
         <w:t>离放逸之因的诸酒类学处，有时也译为不饮酒戒。诸酒类，巴利语 surā-meraya-majja，直译为谷酒、花果酒、酒类。……凡其他任何饮之会醉的，服用了会导致失去理智、神志迷乱的物品，皆称为酒类。</w:t>
       </w:r>
@@ -3107,135 +3014,126 @@
       <w:r>
         <w:rPr>
           <w:b/>
-          <w:sz w:val="21"/>
         </w:rPr>
         <w:t>（三）持戒的功德（Sīlānisaṃsa）</w:t>
       </w:r>
     </w:p>
     <w:p>
       <w:pPr>
-        <w:spacing w:before="40" w:after="80"/>
-        <w:ind w:left="283"/>
-        <w:shd w:val="clear" w:color="auto" w:fill="EDF6EF"/>
+        <w:ind w:left="170"/>
         <w:pBdr>
-          <w:left w:val="single" w:sz="20" w:space="6" w:color="1E5631"/>
+          <w:left w:val="single" w:sz="18" w:space="4" w:color="1E4620"/>
         </w:pBdr>
-      </w:pPr>
-      <w:r>
-        <w:rPr>
-          <w:sz w:val="20"/>
+        <w:shd w:val="clear" w:fill="F2F5FA"/>
+      </w:pPr>
+      <w:r>
+        <w:rPr>
+          <w:b w:val="0"/>
         </w:rPr>
         <w:t>一、在《法句》第 54-57 偈中佛陀说：</w:t>
       </w:r>
     </w:p>
     <w:p>
       <w:pPr>
-        <w:spacing w:before="40" w:after="80"/>
-        <w:ind w:left="283"/>
-        <w:shd w:val="clear" w:color="auto" w:fill="EDF6EF"/>
+        <w:ind w:left="170"/>
         <w:pBdr>
-          <w:left w:val="single" w:sz="20" w:space="6" w:color="1E5631"/>
+          <w:left w:val="single" w:sz="18" w:space="4" w:color="1E4620"/>
         </w:pBdr>
-      </w:pPr>
-      <w:r>
-        <w:rPr>
-          <w:sz w:val="20"/>
+        <w:shd w:val="clear" w:fill="F2F5FA"/>
+      </w:pPr>
+      <w:r>
+        <w:rPr>
+          <w:b w:val="0"/>
         </w:rPr>
         <w:t>“花香不能逆风送，栴檀·答嘎拉·茉莉。 善者之香逆风送，善人之香飘诸方。 栴檀·答嘎拉，青莲·瓦西其，如是诸香中，戒香为最上。栴檀·答嘎拉，此等香甚微。持戒香最上，上飘于天界。具足诸戒行，住于不放逸，正智解脱者，魔不知其道。”</w:t>
       </w:r>
     </w:p>
     <w:p>
       <w:pPr>
-        <w:spacing w:before="40" w:after="80"/>
-        <w:ind w:left="283"/>
-        <w:shd w:val="clear" w:color="auto" w:fill="EDF6EF"/>
+        <w:ind w:left="170"/>
         <w:pBdr>
-          <w:left w:val="single" w:sz="20" w:space="6" w:color="1E5631"/>
+          <w:left w:val="single" w:sz="18" w:space="4" w:color="1E4620"/>
         </w:pBdr>
-      </w:pPr>
-      <w:r>
-        <w:rPr>
-          <w:sz w:val="20"/>
+        <w:shd w:val="clear" w:fill="F2F5FA"/>
+      </w:pPr>
+      <w:r>
+        <w:rPr>
+          <w:b w:val="0"/>
         </w:rPr>
         <w:t>四、在《长部·大般涅槃经》(D.16)中又提到，持戒者因具足了戒，能在今生和来世获得五种功德，即：</w:t>
       </w:r>
     </w:p>
     <w:p>
       <w:pPr>
-        <w:spacing w:before="40" w:after="80"/>
-        <w:ind w:left="283"/>
-        <w:shd w:val="clear" w:color="auto" w:fill="EDF6EF"/>
+        <w:ind w:left="170"/>
         <w:pBdr>
-          <w:left w:val="single" w:sz="20" w:space="6" w:color="1E5631"/>
+          <w:left w:val="single" w:sz="18" w:space="4" w:color="1E4620"/>
         </w:pBdr>
-      </w:pPr>
-      <w:r>
-        <w:rPr>
-          <w:sz w:val="20"/>
+        <w:shd w:val="clear" w:fill="F2F5FA"/>
+      </w:pPr>
+      <w:r>
+        <w:rPr>
+          <w:b w:val="0"/>
         </w:rPr>
         <w:t>⑴ 具足戒的持戒者因为不放逸而获得大财富；⑵ 持戒者以具足戒而善名远扬；⑶ 具足戒的持戒者无论走近哪一众中——若刹帝利众，若婆罗门众，若居士众，若沙门众中，走近时都有自信而不羞愧；⑷ 具足戒的持戒者临终不昏迷；⑸ 具足戒的持戒者身坏死后往生于善趣、天界。</w:t>
       </w:r>
     </w:p>
     <w:p>
       <w:pPr>
-        <w:spacing w:before="40" w:after="80"/>
-        <w:ind w:left="283"/>
-        <w:shd w:val="clear" w:color="auto" w:fill="EDF6EF"/>
+        <w:ind w:left="170"/>
         <w:pBdr>
-          <w:left w:val="single" w:sz="20" w:space="6" w:color="1E5631"/>
+          <w:left w:val="single" w:sz="18" w:space="4" w:color="1E4620"/>
         </w:pBdr>
-      </w:pPr>
-      <w:r>
-        <w:rPr>
-          <w:sz w:val="20"/>
+        <w:shd w:val="clear" w:fill="F2F5FA"/>
+      </w:pPr>
+      <w:r>
+        <w:rPr>
+          <w:b w:val="0"/>
         </w:rPr>
         <w:t>八、佛陀在许多经典中反复强调持戒清净是修习止观的前提、培育定慧的基础、断除烦恼的根本：</w:t>
       </w:r>
     </w:p>
     <w:p>
       <w:pPr>
-        <w:spacing w:before="40" w:after="80"/>
-        <w:ind w:left="283"/>
-        <w:shd w:val="clear" w:color="auto" w:fill="EDF6EF"/>
+        <w:ind w:left="170"/>
         <w:pBdr>
-          <w:left w:val="single" w:sz="20" w:space="6" w:color="1E5631"/>
+          <w:left w:val="single" w:sz="18" w:space="4" w:color="1E4620"/>
         </w:pBdr>
-      </w:pPr>
-      <w:r>
-        <w:rPr>
-          <w:sz w:val="20"/>
+        <w:shd w:val="clear" w:fill="F2F5FA"/>
+      </w:pPr>
+      <w:r>
+        <w:rPr>
+          <w:b w:val="0"/>
         </w:rPr>
         <w:t>“如是，阿难，诸善戒是为了无悔，有无悔的功德；无悔是为了愉悦，有愉悦的功德；愉悦是为了喜，有喜的功德；喜是为了轻安，有轻安的功德；轻安是为了乐，有乐的功德；乐是为了定，有定的功德；定是为了如实知见，有如实知见的功德；如实知见是为了厌离，有厌离的功德；厌离是为了离，有离的功德；离是为了解脱知见，有解脱知见的功德。阿难，如是通过诸善戒而次第到达至上。”(A.11.1)</w:t>
       </w:r>
     </w:p>
     <w:p>
       <w:pPr>
-        <w:spacing w:before="40" w:after="80"/>
-        <w:ind w:left="283"/>
-        <w:shd w:val="clear" w:color="auto" w:fill="EDF6EF"/>
+        <w:ind w:left="170"/>
         <w:pBdr>
-          <w:left w:val="single" w:sz="20" w:space="6" w:color="1E5631"/>
+          <w:left w:val="single" w:sz="18" w:space="4" w:color="1E4620"/>
         </w:pBdr>
-      </w:pPr>
-      <w:r>
-        <w:rPr>
-          <w:sz w:val="20"/>
+        <w:shd w:val="clear" w:fill="F2F5FA"/>
+      </w:pPr>
+      <w:r>
+        <w:rPr>
+          <w:b w:val="0"/>
         </w:rPr>
         <w:t>“如是戒，如是定，如是慧。完全修习戒，能获得定之大果报、大功德；完全修习定，能获得慧之大果报、大功德；完全修习慧，则心完全从诸漏中获得解脱，也即是——欲漏、有漏、无明漏。”(D.16)</w:t>
       </w:r>
     </w:p>
     <w:p>
       <w:pPr>
-        <w:spacing w:before="40" w:after="80"/>
-        <w:ind w:left="283"/>
-        <w:shd w:val="clear" w:color="auto" w:fill="EDF6EF"/>
+        <w:ind w:left="170"/>
         <w:pBdr>
-          <w:left w:val="single" w:sz="20" w:space="6" w:color="1E5631"/>
+          <w:left w:val="single" w:sz="18" w:space="4" w:color="1E4620"/>
         </w:pBdr>
-      </w:pPr>
-      <w:r>
-        <w:rPr>
-          <w:sz w:val="20"/>
+        <w:shd w:val="clear" w:fill="F2F5FA"/>
+      </w:pPr>
+      <w:r>
+        <w:rPr>
+          <w:b w:val="0"/>
         </w:rPr>
         <w:t>修习戒、定、慧三学是断除烦恼、证悟涅槃的次第。……因此，戒清净是修习止观的前提，培育定慧的基础，断除烦恼的根本。</w:t>
       </w:r>
@@ -3244,252 +3142,203 @@
       <w:r>
         <w:rPr>
           <w:b/>
-          <w:sz w:val="21"/>
         </w:rPr>
         <w:t>（四）四遍净戒（《业处篇》第一节·戒与止观）</w:t>
       </w:r>
     </w:p>
     <w:p>
       <w:pPr>
-        <w:spacing w:before="40" w:after="80"/>
-        <w:ind w:left="283"/>
-        <w:shd w:val="clear" w:color="auto" w:fill="EDF6EF"/>
+        <w:ind w:left="170"/>
         <w:pBdr>
-          <w:left w:val="single" w:sz="20" w:space="6" w:color="1E5631"/>
+          <w:left w:val="single" w:sz="18" w:space="4" w:color="1E4620"/>
         </w:pBdr>
-      </w:pPr>
-      <w:r>
-        <w:rPr>
-          <w:sz w:val="20"/>
+        <w:shd w:val="clear" w:fill="F2F5FA"/>
+      </w:pPr>
+      <w:r>
+        <w:rPr>
+          <w:b w:val="0"/>
         </w:rPr>
         <w:t>谈到戒清净，对在家人来说，要守护好五戒，有条件的话应持守八戒。对于比库来说，有四种遍净戒：</w:t>
       </w:r>
     </w:p>
     <w:p>
       <w:pPr>
-        <w:spacing w:before="40" w:after="80"/>
-        <w:ind w:left="283"/>
-        <w:shd w:val="clear" w:color="auto" w:fill="EDF6EF"/>
+        <w:ind w:left="170"/>
         <w:pBdr>
-          <w:left w:val="single" w:sz="20" w:space="6" w:color="1E5631"/>
+          <w:left w:val="single" w:sz="18" w:space="4" w:color="1E4620"/>
         </w:pBdr>
-      </w:pPr>
-      <w:r>
-        <w:rPr>
-          <w:sz w:val="20"/>
+        <w:shd w:val="clear" w:fill="F2F5FA"/>
+      </w:pPr>
+      <w:r>
+        <w:rPr>
+          <w:b w:val="0"/>
         </w:rPr>
         <w:t>一、巴帝摩卡律仪戒(pātimokkhasaṃvara-sīla)，即比库应当守护的律仪。</w:t>
       </w:r>
     </w:p>
     <w:p>
       <w:pPr>
-        <w:spacing w:before="40" w:after="80"/>
-        <w:ind w:left="283"/>
-        <w:shd w:val="clear" w:color="auto" w:fill="EDF6EF"/>
+        <w:ind w:left="170"/>
         <w:pBdr>
-          <w:left w:val="single" w:sz="20" w:space="6" w:color="1E5631"/>
+          <w:left w:val="single" w:sz="18" w:space="4" w:color="1E4620"/>
         </w:pBdr>
-      </w:pPr>
-      <w:r>
-        <w:rPr>
-          <w:sz w:val="20"/>
+        <w:shd w:val="clear" w:fill="F2F5FA"/>
+      </w:pPr>
+      <w:r>
+        <w:rPr>
+          <w:b w:val="0"/>
         </w:rPr>
         <w:t>二、根律仪戒(indriyasaṃvara-sīla)，根即感官；守护好眼、耳、鼻、舌、身、意六根门称为根律仪。</w:t>
       </w:r>
     </w:p>
     <w:p>
       <w:pPr>
-        <w:spacing w:before="40" w:after="80"/>
-        <w:ind w:left="283"/>
-        <w:shd w:val="clear" w:color="auto" w:fill="EDF6EF"/>
+        <w:ind w:left="170"/>
         <w:pBdr>
-          <w:left w:val="single" w:sz="20" w:space="6" w:color="1E5631"/>
+          <w:left w:val="single" w:sz="18" w:space="4" w:color="1E4620"/>
         </w:pBdr>
-      </w:pPr>
-      <w:r>
-        <w:rPr>
-          <w:sz w:val="20"/>
+        <w:shd w:val="clear" w:fill="F2F5FA"/>
+      </w:pPr>
+      <w:r>
+        <w:rPr>
+          <w:b w:val="0"/>
         </w:rPr>
         <w:t>三、活命遍净戒(ājīvapārisuddhi-sīla)，即须正命而活（正当的谋生方式），不能邪命自活。</w:t>
       </w:r>
     </w:p>
     <w:p>
       <w:pPr>
-        <w:spacing w:before="40" w:after="80"/>
-        <w:ind w:left="283"/>
-        <w:shd w:val="clear" w:color="auto" w:fill="EDF6EF"/>
+        <w:ind w:left="170"/>
         <w:pBdr>
-          <w:left w:val="single" w:sz="20" w:space="6" w:color="1E5631"/>
+          <w:left w:val="single" w:sz="18" w:space="4" w:color="1E4620"/>
         </w:pBdr>
-      </w:pPr>
-      <w:r>
-        <w:rPr>
-          <w:sz w:val="20"/>
+        <w:shd w:val="clear" w:fill="F2F5FA"/>
+      </w:pPr>
+      <w:r>
+        <w:rPr>
+          <w:b w:val="0"/>
         </w:rPr>
         <w:t>四、资具依止戒(paccayasannissita-sīla)，即正确、适当地使用生活必需品，包括袈裟、饮食、住所、医药等生活用品。</w:t>
       </w:r>
     </w:p>
     <w:p>
       <w:pPr>
-        <w:spacing w:before="40" w:after="80"/>
-        <w:ind w:left="283"/>
-        <w:shd w:val="clear" w:color="auto" w:fill="EDF6EF"/>
+        <w:ind w:left="170"/>
         <w:pBdr>
-          <w:left w:val="single" w:sz="20" w:space="6" w:color="1E5631"/>
+          <w:left w:val="single" w:sz="18" w:space="4" w:color="1E4620"/>
         </w:pBdr>
-      </w:pPr>
-      <w:r>
-        <w:rPr>
-          <w:sz w:val="20"/>
+        <w:shd w:val="clear" w:fill="F2F5FA"/>
+      </w:pPr>
+      <w:r>
+        <w:rPr>
+          <w:b w:val="0"/>
         </w:rPr>
         <w:t>无论在家、出家弟子，都应当守护好各自的戒，持守不犯即是戒清净。唯有以戒清净为前提，才谈得上修习止、观。</w:t>
       </w:r>
     </w:p>
     <w:p>
       <w:pPr>
-        <w:spacing w:before="40" w:after="80"/>
-        <w:ind w:left="283"/>
-        <w:shd w:val="clear" w:color="auto" w:fill="EDF6EF"/>
+        <w:ind w:left="170"/>
         <w:pBdr>
-          <w:left w:val="single" w:sz="20" w:space="6" w:color="1E5631"/>
+          <w:left w:val="single" w:sz="18" w:space="4" w:color="1E4620"/>
         </w:pBdr>
-      </w:pPr>
-      <w:r>
-        <w:rPr>
-          <w:sz w:val="20"/>
+        <w:shd w:val="clear" w:fill="F2F5FA"/>
+      </w:pPr>
+      <w:r>
+        <w:rPr>
+          <w:b w:val="0"/>
         </w:rPr>
         <w:t>另，《圣典篇·若希望经》脚注28亦有相关原文：28 完全持戒 (sīlesvevassa paripūrakārī)：他完全地持守四种遍净戒：巴帝摩卡律仪戒、根律仪戒、活命遍净戒和资具依止戒。即是说应通过无缺失、完全地持守诸戒来成为一名戒具足者。</w:t>
       </w:r>
     </w:p>
     <w:p>
       <w:pPr>
-        <w:spacing w:before="40" w:after="80"/>
-        <w:ind w:left="283"/>
-        <w:shd w:val="clear" w:color="auto" w:fill="EDF6EF"/>
+        <w:ind w:left="170"/>
         <w:pBdr>
-          <w:left w:val="single" w:sz="20" w:space="6" w:color="1E5631"/>
+          <w:left w:val="single" w:sz="18" w:space="4" w:color="1E4620"/>
         </w:pBdr>
-      </w:pPr>
-      <w:r>
-        <w:rPr>
-          <w:sz w:val="20"/>
+        <w:shd w:val="clear" w:fill="F2F5FA"/>
+      </w:pPr>
+      <w:r>
+        <w:rPr>
+          <w:b w:val="0"/>
         </w:rPr>
         <w:t>主持人串讲：《修学入门》这一节，把戒拉回到我们这样在家人的日常。它先纠正一个偏见：「有人把戒片面理解为消极的禁戒，认为受了戒就不自由」——恰恰相反，戒是主动培育好习惯。在家五戒的「构成条件／不犯」给了我们一把尺子：判断犯不犯，要看「有没有心」（如不与取要有「盗心」）。持戒的五种功德与那条「善戒→无悔→……→定→如实知见→……→解脱知见」的链子，就是「由戒生定、由定发慧」的完整推导。最后的四遍净戒，与材料②完全呼应。对在家人，起点就是守好五戒；有条件再受八戒。</w:t>
       </w:r>
     </w:p>
     <w:p>
-      <w:pPr>
-        <w:spacing w:before="120" w:after="80"/>
-      </w:pPr>
-      <w:r>
-        <w:rPr>
-          <w:rFonts w:ascii="Microsoft YaHei" w:hAnsi="Microsoft YaHei" w:eastAsia="Microsoft YaHei"/>
+      <w:r>
+        <w:rPr>
           <w:b/>
-          <w:color w:val="1E5631"/>
-          <w:sz w:val="25"/>
-        </w:rPr>
-        <w:t>材料⑤ ◈《清净道论》第一品〈说戒品〉——戒的定义·相味足处·功德·分类（觉音论师造）</w:t>
+          <w:color w:val="1E4620"/>
+          <w:sz w:val="23"/>
+        </w:rPr>
+        <w:t>**材料⑤** ◈《清净道论》第一品〈说戒品〉——戒的定义·相味足处·功德·分类（觉音论师造）</w:t>
       </w:r>
     </w:p>
     <w:p>
       <w:pPr>
-        <w:ind w:left="340"/>
-      </w:pPr>
-      <w:r>
-        <w:rPr>
-          <w:color w:val="1E5631"/>
-          <w:sz w:val="21"/>
-        </w:rPr>
-        <w:t xml:space="preserve">• </w:t>
-      </w:r>
-      <w:r>
-        <w:rPr>
-          <w:sz w:val="21"/>
+        <w:pStyle w:val="ListBullet"/>
+      </w:pPr>
+      <w:r>
+        <w:rPr>
+          <w:b w:val="0"/>
         </w:rPr>
         <w:t>文件类型：PDF（论典·第一品汉译）</w:t>
       </w:r>
     </w:p>
     <w:p>
       <w:pPr>
-        <w:ind w:left="340"/>
-      </w:pPr>
-      <w:r>
-        <w:rPr>
-          <w:color w:val="1E5631"/>
-          <w:sz w:val="21"/>
-        </w:rPr>
-        <w:t xml:space="preserve">• </w:t>
-      </w:r>
-      <w:r>
-        <w:rPr>
-          <w:sz w:val="21"/>
+        <w:pStyle w:val="ListBullet"/>
+      </w:pPr>
+      <w:r>
+        <w:rPr>
+          <w:b w:val="0"/>
         </w:rPr>
         <w:t>知识库出处：古源尊者开示及上座部佛教资料</w:t>
       </w:r>
     </w:p>
     <w:p>
       <w:pPr>
-        <w:ind w:left="340"/>
-      </w:pPr>
-      <w:r>
-        <w:rPr>
-          <w:color w:val="1E5631"/>
-          <w:sz w:val="21"/>
-        </w:rPr>
-        <w:t xml:space="preserve">• </w:t>
-      </w:r>
-      <w:r>
-        <w:rPr>
-          <w:sz w:val="21"/>
-        </w:rPr>
-        <w:t>media_id：`pdf_d0dd1c0cd17209afe241ece24bf6b7b4_570f7cc3eb28e1d0cc853e00882a46867439961422831605`</w:t>
+        <w:pStyle w:val="ListBullet"/>
+      </w:pPr>
+      <w:r>
+        <w:rPr>
+          <w:b w:val="0"/>
+        </w:rPr>
+        <w:t>media_id：pdf_d0dd1c0cd17209afe241ece24bf6b7b4_570f7cc3eb28e1d0cc853e00882a46867439961422831605</w:t>
       </w:r>
     </w:p>
     <w:p>
       <w:pPr>
-        <w:ind w:left="340"/>
-      </w:pPr>
-      <w:r>
-        <w:rPr>
-          <w:color w:val="1E5631"/>
-          <w:sz w:val="21"/>
-        </w:rPr>
-        <w:t xml:space="preserve">• </w:t>
-      </w:r>
-      <w:r>
-        <w:rPr>
-          <w:sz w:val="21"/>
+        <w:pStyle w:val="ListBullet"/>
+      </w:pPr>
+      <w:r>
+        <w:rPr>
+          <w:b w:val="0"/>
         </w:rPr>
         <w:t>打开方式：ima知识库搜索「清净道论 1 Visuddhimagga」</w:t>
       </w:r>
     </w:p>
     <w:p>
       <w:pPr>
-        <w:ind w:left="340"/>
-      </w:pPr>
-      <w:r>
-        <w:rPr>
-          <w:color w:val="1E5631"/>
-          <w:sz w:val="21"/>
-        </w:rPr>
-        <w:t xml:space="preserve">• </w:t>
-      </w:r>
-      <w:r>
-        <w:rPr>
-          <w:sz w:val="21"/>
+        <w:pStyle w:val="ListBullet"/>
+      </w:pPr>
+      <w:r>
+        <w:rPr>
+          <w:b w:val="0"/>
         </w:rPr>
         <w:t>说明：</w:t>
       </w:r>
       <w:r>
         <w:rPr>
           <w:b/>
-          <w:sz w:val="21"/>
         </w:rPr>
         <w:t>与读书会04第5周同文件不同段落（本讲取〈戒之相状/戒功德/戒之分类〉，彼讲取〈戒的杂染与净化〉）</w:t>
       </w:r>
       <w:r>
         <w:rPr>
-          <w:sz w:val="21"/>
+          <w:b w:val="0"/>
         </w:rPr>
         <w:t>；04 第4周仅以本文件作「戒随念解说」扩展，本讲所取段与 04 不重叠。</w:t>
       </w:r>
@@ -3498,71 +3347,66 @@
       <w:r>
         <w:rPr>
           <w:b/>
-          <w:sz w:val="21"/>
         </w:rPr>
         <w:t>（一）何为戒？——思是戒，心所是戒，律仪是戒，不违犯是戒</w:t>
       </w:r>
     </w:p>
     <w:p>
       <w:pPr>
-        <w:spacing w:before="40" w:after="80"/>
-        <w:ind w:left="283"/>
-        <w:shd w:val="clear" w:color="auto" w:fill="EDF6EF"/>
+        <w:ind w:left="170"/>
         <w:pBdr>
-          <w:left w:val="single" w:sz="20" w:space="6" w:color="1E5631"/>
+          <w:left w:val="single" w:sz="18" w:space="4" w:color="1E4620"/>
         </w:pBdr>
-      </w:pPr>
-      <w:r>
-        <w:rPr>
-          <w:sz w:val="20"/>
+        <w:shd w:val="clear" w:fill="F2F5FA"/>
+      </w:pPr>
+      <w:r>
+        <w:rPr>
+          <w:b w:val="0"/>
         </w:rPr>
         <w:t>6. 如是，虽以具足众多功德之戒定慧为门而说，此清净道论仍属极略说。……今先就戒作此问答：何谓戒？以何义为戒？其相、味、现起、足处为何？戒有何功德？戒有几种？其杂染为何？如何净化？</w:t>
       </w:r>
     </w:p>
     <w:p>
       <w:pPr>
-        <w:spacing w:before="40" w:after="80"/>
-        <w:ind w:left="283"/>
-        <w:shd w:val="clear" w:color="auto" w:fill="EDF6EF"/>
+        <w:ind w:left="170"/>
         <w:pBdr>
-          <w:left w:val="single" w:sz="20" w:space="6" w:color="1E5631"/>
+          <w:left w:val="single" w:sz="18" w:space="4" w:color="1E4620"/>
         </w:pBdr>
-      </w:pPr>
-      <w:r>
-        <w:rPr>
-          <w:sz w:val="20"/>
+        <w:shd w:val="clear" w:fill="F2F5FA"/>
+      </w:pPr>
+      <w:r>
+        <w:rPr>
+          <w:b w:val="0"/>
         </w:rPr>
         <w:t>以下是回答。何为戒？即远离杀生等恶行，或圆满持守戒律时的思等法。如《分别论》所说：“何为戒？思是戒，心所是戒，律仪是戒，不违犯是戒”（分别论1.39）。其中，思戒是指远离杀生等恶行或圆满持守戒律时的思。心所戒是指远离杀生等恶行的离。……</w:t>
       </w:r>
     </w:p>
     <w:p>
       <w:pPr>
-        <w:spacing w:before="40" w:after="80"/>
-        <w:ind w:left="283"/>
-        <w:shd w:val="clear" w:color="auto" w:fill="EDF6EF"/>
+        <w:ind w:left="170"/>
         <w:pBdr>
-          <w:left w:val="single" w:sz="20" w:space="6" w:color="1E5631"/>
+          <w:left w:val="single" w:sz="18" w:space="4" w:color="1E4620"/>
         </w:pBdr>
-      </w:pPr>
-      <w:r>
-        <w:rPr>
-          <w:sz w:val="20"/>
+        <w:shd w:val="clear" w:fill="F2F5FA"/>
+      </w:pPr>
+      <w:r>
+        <w:rPr>
+          <w:b w:val="0"/>
         </w:rPr>
         <w:t>8. 如今解释戒的相、味、现起、足处——戒的相即是……身业等之摄持为善法之基础，此即为相……破戒之摧毁，无过德亦然；事成之意义，此即名为味。……净行现起，智者当知；惭与愧二者，足处如是赞。</w:t>
       </w:r>
     </w:p>
     <w:p>
       <w:pPr>
-        <w:spacing w:before="40" w:after="80"/>
-        <w:ind w:left="283"/>
-        <w:shd w:val="clear" w:color="auto" w:fill="EDF6EF"/>
+        <w:ind w:left="170"/>
         <w:pBdr>
-          <w:left w:val="single" w:sz="20" w:space="6" w:color="1E5631"/>
+          <w:left w:val="single" w:sz="18" w:space="4" w:color="1E4620"/>
         </w:pBdr>
-      </w:pPr>
-      <w:r>
-        <w:rPr>
-          <w:sz w:val="20"/>
+        <w:shd w:val="clear" w:fill="F2F5FA"/>
+      </w:pPr>
+      <w:r>
+        <w:rPr>
+          <w:b w:val="0"/>
         </w:rPr>
         <w:t>此戒即身净行、语净行、意净行(增支部3.121)，如是说为净行现起，以净行性而现起，得取著之性。而智者称惭与愧为其足处，近因之义。若有惭与愧，戒即生起并持续。若无，则不生亦不存。如是当知戒的相、味、现起、足处。</w:t>
       </w:r>
@@ -3571,55 +3415,51 @@
       <w:r>
         <w:rPr>
           <w:b/>
-          <w:sz w:val="21"/>
         </w:rPr>
         <w:t>（二）戒功德论——无悔等功德·五种功德</w:t>
       </w:r>
     </w:p>
     <w:p>
       <w:pPr>
-        <w:spacing w:before="40" w:after="80"/>
-        <w:ind w:left="283"/>
-        <w:shd w:val="clear" w:color="auto" w:fill="EDF6EF"/>
+        <w:ind w:left="170"/>
         <w:pBdr>
-          <w:left w:val="single" w:sz="20" w:space="6" w:color="1E5631"/>
+          <w:left w:val="single" w:sz="18" w:space="4" w:color="1E4620"/>
         </w:pBdr>
-      </w:pPr>
-      <w:r>
-        <w:rPr>
-          <w:sz w:val="20"/>
+        <w:shd w:val="clear" w:fill="F2F5FA"/>
+      </w:pPr>
+      <w:r>
+        <w:rPr>
+          <w:b w:val="0"/>
         </w:rPr>
         <w:t>9. 戒有何功德？即无悔等众多功德之获得。经中曾说：“阿难，善戒乃为无悔，具无悔功德。”（增支部11.1）</w:t>
       </w:r>
     </w:p>
     <w:p>
       <w:pPr>
-        <w:spacing w:before="40" w:after="80"/>
-        <w:ind w:left="283"/>
-        <w:shd w:val="clear" w:color="auto" w:fill="EDF6EF"/>
+        <w:ind w:left="170"/>
         <w:pBdr>
-          <w:left w:val="single" w:sz="20" w:space="6" w:color="1E5631"/>
+          <w:left w:val="single" w:sz="18" w:space="4" w:color="1E4620"/>
         </w:pBdr>
-      </w:pPr>
-      <w:r>
-        <w:rPr>
-          <w:sz w:val="20"/>
+        <w:shd w:val="clear" w:fill="F2F5FA"/>
+      </w:pPr>
+      <w:r>
+        <w:rPr>
+          <w:b w:val="0"/>
         </w:rPr>
         <w:t>又有如是说：“居家者啊，持戒圆满者得五种功德。何等为五？居家者啊，持戒圆满者因不放逸故，获得广大财富聚，此为……第一功德。复次……持戒圆满者美名远扬，此为……第二功德。复次……持戒圆满者无论进入何种集会——刹帝利众、婆罗门众、居士众或沙门众，皆能自信无畏而入，此为……第三功德。复次……持戒圆满者临终不昏迷，此为……第四功德。复次……持戒圆满者身坏命终后，得生善趣天界，此为……第五功德。”（长部·尼柯耶2.150；增支部·尼柯耶5.213；大品285）</w:t>
       </w:r>
     </w:p>
     <w:p>
       <w:pPr>
-        <w:spacing w:before="40" w:after="80"/>
-        <w:ind w:left="283"/>
-        <w:shd w:val="clear" w:color="auto" w:fill="EDF6EF"/>
+        <w:ind w:left="170"/>
         <w:pBdr>
-          <w:left w:val="single" w:sz="20" w:space="6" w:color="1E5631"/>
+          <w:left w:val="single" w:sz="18" w:space="4" w:color="1E4620"/>
         </w:pBdr>
-      </w:pPr>
-      <w:r>
-        <w:rPr>
-          <w:sz w:val="20"/>
+        <w:shd w:val="clear" w:fill="F2F5FA"/>
+      </w:pPr>
+      <w:r>
+        <w:rPr>
+          <w:b w:val="0"/>
         </w:rPr>
         <w:t>……戒香实无等，何处有能胜；顺风逆风处，皆能飘远香。升天阶梯何处寻，戒德无与伦比者；涅槃城门入城处，戒德亦为最胜门。……功德之根本生处，诸恶势力摧坏者；当知戒有此利益，此说戒德之初门。</w:t>
       </w:r>
@@ -3628,331 +3468,277 @@
       <w:r>
         <w:rPr>
           <w:b/>
-          <w:sz w:val="21"/>
         </w:rPr>
         <w:t>（三）戒之分类——含「行持与遮止」二分与四遍净戒</w:t>
       </w:r>
     </w:p>
     <w:p>
       <w:pPr>
-        <w:spacing w:before="40" w:after="80"/>
-        <w:ind w:left="283"/>
-        <w:shd w:val="clear" w:color="auto" w:fill="EDF6EF"/>
+        <w:ind w:left="170"/>
         <w:pBdr>
-          <w:left w:val="single" w:sz="20" w:space="6" w:color="1E5631"/>
+          <w:left w:val="single" w:sz="18" w:space="4" w:color="1E4620"/>
         </w:pBdr>
-      </w:pPr>
-      <w:r>
-        <w:rPr>
-          <w:sz w:val="20"/>
+        <w:shd w:val="clear" w:fill="F2F5FA"/>
+      </w:pPr>
+      <w:r>
+        <w:rPr>
+          <w:b w:val="0"/>
         </w:rPr>
         <w:t>10. 今言戒有几种者，当如是解答。首先，此一切戒就其自性而言，唯是一种。依行持与遮止分为二种。……依退分、住分、胜进分、抉择分为四种。又比丘戒、比丘尼戒、未受具戒者戒、在家戒，……波罗提木叉律仪、根律仪、活命遍净、资具依止戒等分为多种。</w:t>
       </w:r>
     </w:p>
     <w:p>
       <w:pPr>
-        <w:spacing w:before="40" w:after="80"/>
-        <w:ind w:left="283"/>
-        <w:shd w:val="clear" w:color="auto" w:fill="EDF6EF"/>
+        <w:ind w:left="170"/>
         <w:pBdr>
-          <w:left w:val="single" w:sz="20" w:space="6" w:color="1E5631"/>
+          <w:left w:val="single" w:sz="18" w:space="4" w:color="1E4620"/>
         </w:pBdr>
-      </w:pPr>
-      <w:r>
-        <w:rPr>
-          <w:sz w:val="20"/>
+        <w:shd w:val="clear" w:fill="F2F5FA"/>
+      </w:pPr>
+      <w:r>
+        <w:rPr>
+          <w:b w:val="0"/>
         </w:rPr>
         <w:t>11. ……世尊所制「应作」学处之圆满，是为行持；「不应作」所遮止之不行，是为遮止。其义如下：行者于此戒中圆满行持故称行持；防护所遮止故称遮止。……</w:t>
       </w:r>
     </w:p>
     <w:p>
       <w:pPr>
-        <w:spacing w:before="40" w:after="80"/>
-        <w:ind w:left="283"/>
-        <w:shd w:val="clear" w:color="auto" w:fill="EDF6EF"/>
+        <w:ind w:left="170"/>
         <w:pBdr>
-          <w:left w:val="single" w:sz="20" w:space="6" w:color="1E5631"/>
+          <w:left w:val="single" w:sz="18" w:space="4" w:color="1E4620"/>
         </w:pBdr>
-      </w:pPr>
-      <w:r>
-        <w:rPr>
-          <w:sz w:val="20"/>
+        <w:shd w:val="clear" w:fill="F2F5FA"/>
+      </w:pPr>
+      <w:r>
+        <w:rPr>
+          <w:b w:val="0"/>
         </w:rPr>
         <w:t>13. ……第二四法中，为比丘制定的学处……此为比丘戒。……为优婆塞、优婆夷常持五戒，或精进者持十戒，布萨日持八戒，名为在家戒。</w:t>
       </w:r>
     </w:p>
     <w:p>
       <w:pPr>
-        <w:spacing w:before="40" w:after="80"/>
-        <w:ind w:left="283"/>
-        <w:shd w:val="clear" w:color="auto" w:fill="EDF6EF"/>
+        <w:ind w:left="170"/>
         <w:pBdr>
-          <w:left w:val="single" w:sz="20" w:space="6" w:color="1E5631"/>
+          <w:left w:val="single" w:sz="18" w:space="4" w:color="1E4620"/>
         </w:pBdr>
-      </w:pPr>
-      <w:r>
-        <w:rPr>
-          <w:sz w:val="20"/>
+        <w:shd w:val="clear" w:fill="F2F5FA"/>
+      </w:pPr>
+      <w:r>
+        <w:rPr>
+          <w:b w:val="0"/>
         </w:rPr>
         <w:t>第四四法中，世尊曾言：“于此，比丘以波罗提木叉律仪防护而住……受持学处而学。”此所说戒，名为波罗提木叉律仪戒。……此所说戒，名为根律仪戒。……此名活命遍净戒。……名为资具依止戒。</w:t>
       </w:r>
     </w:p>
     <w:p>
       <w:pPr>
-        <w:spacing w:before="40" w:after="80"/>
-        <w:ind w:left="283"/>
-        <w:shd w:val="clear" w:color="auto" w:fill="EDF6EF"/>
+        <w:ind w:left="170"/>
         <w:pBdr>
-          <w:left w:val="single" w:sz="20" w:space="6" w:color="1E5631"/>
+          <w:left w:val="single" w:sz="18" w:space="4" w:color="1E4620"/>
         </w:pBdr>
-      </w:pPr>
-      <w:r>
-        <w:rPr>
-          <w:sz w:val="20"/>
+        <w:shd w:val="clear" w:fill="F2F5FA"/>
+      </w:pPr>
+      <w:r>
+        <w:rPr>
+          <w:b w:val="0"/>
         </w:rPr>
         <w:t>19. 在此四类戒中，应当以信心圆满持守别解脱律仪。……“净治别解脱，宁舍此生命；不破世尊制，戒律之约束。”</w:t>
       </w:r>
     </w:p>
     <w:p>
       <w:pPr>
-        <w:spacing w:before="40" w:after="80"/>
-        <w:ind w:left="283"/>
-        <w:shd w:val="clear" w:color="auto" w:fill="EDF6EF"/>
+        <w:ind w:left="170"/>
         <w:pBdr>
-          <w:left w:val="single" w:sz="20" w:space="6" w:color="1E5631"/>
+          <w:left w:val="single" w:sz="18" w:space="4" w:color="1E4620"/>
         </w:pBdr>
-      </w:pPr>
-      <w:r>
-        <w:rPr>
-          <w:sz w:val="20"/>
+        <w:shd w:val="clear" w:fill="F2F5FA"/>
+      </w:pPr>
+      <w:r>
+        <w:rPr>
+          <w:b w:val="0"/>
         </w:rPr>
         <w:t>主持人串讲：这是《清净道论》第一品的原典，是「思戒/心所戒/律仪戒/不违犯戒」与「四遍净戒」最根本的出处。请特别注意两句：「行持」＝应作的圆满，「遮止」＝不应作的不行——这正是止持/作持在论典里的另一种表述。还有「足处是惭与愧，有惭愧戒才生起并持续」——戒的根不是恐惧，而是惭愧。</w:t>
       </w:r>
     </w:p>
     <w:p>
-      <w:pPr>
-        <w:spacing w:before="120" w:after="80"/>
-      </w:pPr>
-      <w:r>
-        <w:rPr>
-          <w:rFonts w:ascii="Microsoft YaHei" w:hAnsi="Microsoft YaHei" w:eastAsia="Microsoft YaHei"/>
+      <w:r>
+        <w:rPr>
           <w:b/>
-          <w:color w:val="1E5631"/>
-          <w:sz w:val="25"/>
-        </w:rPr>
-        <w:t>材料⑥ ◆《帕奥禅师佛学问答整理》（续）——持戒清净与「不完美」的戒</w:t>
+          <w:color w:val="1E4620"/>
+          <w:sz w:val="23"/>
+        </w:rPr>
+        <w:t>**材料⑥** ◆《帕奥禅师佛学问答整理》（续）——持戒清净与「不完美」的戒</w:t>
       </w:r>
     </w:p>
     <w:p>
       <w:pPr>
-        <w:ind w:left="340"/>
-      </w:pPr>
-      <w:r>
-        <w:rPr>
-          <w:color w:val="1E5631"/>
-          <w:sz w:val="21"/>
-        </w:rPr>
-        <w:t xml:space="preserve">• </w:t>
-      </w:r>
-      <w:r>
-        <w:rPr>
-          <w:sz w:val="21"/>
+        <w:pStyle w:val="ListBullet"/>
+      </w:pPr>
+      <w:r>
+        <w:rPr>
+          <w:b w:val="0"/>
         </w:rPr>
         <w:t>文件类型：PDF（问答整理）</w:t>
       </w:r>
     </w:p>
     <w:p>
       <w:pPr>
-        <w:ind w:left="340"/>
-      </w:pPr>
-      <w:r>
-        <w:rPr>
-          <w:color w:val="1E5631"/>
-          <w:sz w:val="21"/>
-        </w:rPr>
-        <w:t xml:space="preserve">• </w:t>
-      </w:r>
-      <w:r>
-        <w:rPr>
-          <w:sz w:val="21"/>
+        <w:pStyle w:val="ListBullet"/>
+      </w:pPr>
+      <w:r>
+        <w:rPr>
+          <w:b w:val="0"/>
         </w:rPr>
         <w:t>知识库出处：古源尊者开示及上座部佛教资料</w:t>
       </w:r>
     </w:p>
     <w:p>
       <w:pPr>
-        <w:ind w:left="340"/>
-      </w:pPr>
-      <w:r>
-        <w:rPr>
-          <w:color w:val="1E5631"/>
-          <w:sz w:val="21"/>
-        </w:rPr>
-        <w:t xml:space="preserve">• </w:t>
-      </w:r>
-      <w:r>
-        <w:rPr>
-          <w:sz w:val="21"/>
-        </w:rPr>
-        <w:t>media_id：`pdf_d0dd1c0cd17209afe241ece24bf6b7b4_36ebf5ef4990d74344f503ef78ded9e37439961422831605`（与材料③同文件，取「问答类编」另一组问答）</w:t>
+        <w:pStyle w:val="ListBullet"/>
+      </w:pPr>
+      <w:r>
+        <w:rPr>
+          <w:b w:val="0"/>
+        </w:rPr>
+        <w:t>media_id：pdf_d0dd1c0cd17209afe241ece24bf6b7b4_36ebf5ef4990d74344f503ef78ded9e37439961422831605（与材料③同文件，取「问答类编」另一组问答）</w:t>
       </w:r>
     </w:p>
     <w:p>
       <w:pPr>
-        <w:ind w:left="340"/>
-      </w:pPr>
-      <w:r>
-        <w:rPr>
-          <w:color w:val="1E5631"/>
-          <w:sz w:val="21"/>
-        </w:rPr>
-        <w:t xml:space="preserve">• </w:t>
-      </w:r>
-      <w:r>
-        <w:rPr>
-          <w:sz w:val="21"/>
+        <w:pStyle w:val="ListBullet"/>
+      </w:pPr>
+      <w:r>
+        <w:rPr>
+          <w:b w:val="0"/>
         </w:rPr>
         <w:t>打开方式：ima知识库搜索「帕奥禅师佛学问答整理」</w:t>
       </w:r>
     </w:p>
     <w:p>
       <w:pPr>
-        <w:spacing w:before="40" w:after="80"/>
-        <w:ind w:left="283"/>
-        <w:shd w:val="clear" w:color="auto" w:fill="EDF6EF"/>
+        <w:ind w:left="170"/>
         <w:pBdr>
-          <w:left w:val="single" w:sz="20" w:space="6" w:color="1E5631"/>
+          <w:left w:val="single" w:sz="18" w:space="4" w:color="1E4620"/>
         </w:pBdr>
+        <w:shd w:val="clear" w:fill="F2F5FA"/>
       </w:pPr>
       <w:r>
         <w:rPr>
           <w:b/>
-          <w:sz w:val="20"/>
         </w:rPr>
         <w:t>问 14（问答类编）：我本来想要出家修学戒定慧，尤其是学习帕奥禅法，但是我看到一些持戒清净的人不好好修行，却爱搬弄是非、批判性很强，我内心很难过也很怕。为何持戒清净却不能更包容、更慈悲地对待其他人呢？</w:t>
       </w:r>
     </w:p>
     <w:p>
       <w:pPr>
-        <w:spacing w:before="40" w:after="80"/>
-        <w:ind w:left="283"/>
-        <w:shd w:val="clear" w:color="auto" w:fill="EDF6EF"/>
+        <w:ind w:left="170"/>
         <w:pBdr>
-          <w:left w:val="single" w:sz="20" w:space="6" w:color="1E5631"/>
+          <w:left w:val="single" w:sz="18" w:space="4" w:color="1E4620"/>
         </w:pBdr>
-      </w:pPr>
-      <w:r>
-        <w:rPr>
-          <w:sz w:val="20"/>
+        <w:shd w:val="clear" w:fill="F2F5FA"/>
+      </w:pPr>
+      <w:r>
+        <w:rPr>
+          <w:b w:val="0"/>
         </w:rPr>
         <w:t>答 14：你不应该理会及受到其他人的烦恼影响；你应当记得即使是佛陀也会遭受批评与诬告。当某人对你或其他人批评或搬弄是非时，那是他个人的恶业，你不应以相同的态度对待他。</w:t>
       </w:r>
     </w:p>
     <w:p>
       <w:pPr>
-        <w:spacing w:before="40" w:after="80"/>
-        <w:ind w:left="283"/>
-        <w:shd w:val="clear" w:color="auto" w:fill="EDF6EF"/>
+        <w:ind w:left="170"/>
         <w:pBdr>
-          <w:left w:val="single" w:sz="20" w:space="6" w:color="1E5631"/>
+          <w:left w:val="single" w:sz="18" w:space="4" w:color="1E4620"/>
         </w:pBdr>
+        <w:shd w:val="clear" w:fill="F2F5FA"/>
       </w:pPr>
       <w:r>
         <w:rPr>
           <w:b/>
-          <w:sz w:val="20"/>
         </w:rPr>
         <w:t>问 15（问答类编）：一位自认持戒严谨清净的人，一直在谈论是非、专挑别人的缺点、瞋恨心很强、妒忌心又很重，这种人的行为符合佛陀的教法吗？修禅会有障碍吗？</w:t>
       </w:r>
     </w:p>
     <w:p>
       <w:pPr>
-        <w:spacing w:before="40" w:after="80"/>
-        <w:ind w:left="283"/>
-        <w:shd w:val="clear" w:color="auto" w:fill="EDF6EF"/>
+        <w:ind w:left="170"/>
         <w:pBdr>
-          <w:left w:val="single" w:sz="20" w:space="6" w:color="1E5631"/>
+          <w:left w:val="single" w:sz="18" w:space="4" w:color="1E4620"/>
         </w:pBdr>
-      </w:pPr>
-      <w:r>
-        <w:rPr>
-          <w:sz w:val="20"/>
+        <w:shd w:val="clear" w:fill="F2F5FA"/>
+      </w:pPr>
+      <w:r>
+        <w:rPr>
+          <w:b w:val="0"/>
         </w:rPr>
         <w:t>答 15：这种人的行为不符合佛陀的教法，而且修禅对他来说会困难。在《清净道论》里有如下的记载：在古时候，有一次，有一位长老和一位年轻比库入某个村子托钵。来到第一间家时，他们各获得一勺子的热粥。当时长老因胃生风很痛，因此他想：「这粥对我有益，我应该在它还未冷却之前喝。」居士们就拿了一张木凳到门外。长老坐了下来喝粥，年轻比库看了感到厌恶而说：「这老人被他的饥饿击败了，竟然做出他应该感到羞耻的事。」长老托完钵回到寺院时问年轻比库道：「朋友，在这教法中你有什么立足处吗？」「有的，尊者，我是入流者。」「朋友，那么你就不必再为证悟更高的圣道努力了，因为你冒犯了漏尽者。」当时该位年轻比库即刻向长老请求原谅，而去除了由于冒犯圣者导致不能证悟更高圣道的障碍。如果有人批评圣者又不道歉，他就不能在那一世证悟任何道果。可见批评任何人都是不好的，因为你无法知道该人是不是圣者。</w:t>
       </w:r>
     </w:p>
     <w:p>
       <w:pPr>
-        <w:spacing w:before="40" w:after="80"/>
-        <w:ind w:left="283"/>
-        <w:shd w:val="clear" w:color="auto" w:fill="EDF6EF"/>
+        <w:ind w:left="170"/>
         <w:pBdr>
-          <w:left w:val="single" w:sz="20" w:space="6" w:color="1E5631"/>
+          <w:left w:val="single" w:sz="18" w:space="4" w:color="1E4620"/>
         </w:pBdr>
+        <w:shd w:val="clear" w:fill="F2F5FA"/>
       </w:pPr>
       <w:r>
         <w:rPr>
           <w:b/>
-          <w:sz w:val="20"/>
         </w:rPr>
         <w:t>问 17（问答类编）：如果冒犯了圣者，但没有因缘或没有勇气向对方道歉，而只是心生歉意，或只是对佛像忏悔，这样还会障碍道业吗？</w:t>
       </w:r>
     </w:p>
     <w:p>
       <w:pPr>
-        <w:spacing w:before="40" w:after="80"/>
-        <w:ind w:left="283"/>
-        <w:shd w:val="clear" w:color="auto" w:fill="EDF6EF"/>
+        <w:ind w:left="170"/>
         <w:pBdr>
-          <w:left w:val="single" w:sz="20" w:space="6" w:color="1E5631"/>
+          <w:left w:val="single" w:sz="18" w:space="4" w:color="1E4620"/>
         </w:pBdr>
-      </w:pPr>
-      <w:r>
-        <w:rPr>
-          <w:sz w:val="20"/>
+        <w:shd w:val="clear" w:fill="F2F5FA"/>
+      </w:pPr>
+      <w:r>
+        <w:rPr>
+          <w:b w:val="0"/>
         </w:rPr>
         <w:t>答 17：是的，还是会障碍道业。如果那位圣者还活着，他应该亲自向他本人道歉。如果那位圣者已经死了，他应该去他的坟墓前或遗骨前道歉。</w:t>
       </w:r>
     </w:p>
     <w:p>
       <w:pPr>
-        <w:spacing w:before="40" w:after="80"/>
-        <w:ind w:left="283"/>
-        <w:shd w:val="clear" w:color="auto" w:fill="EDF6EF"/>
+        <w:ind w:left="170"/>
         <w:pBdr>
-          <w:left w:val="single" w:sz="20" w:space="6" w:color="1E5631"/>
+          <w:left w:val="single" w:sz="18" w:space="4" w:color="1E4620"/>
         </w:pBdr>
-      </w:pPr>
-      <w:r>
-        <w:rPr>
-          <w:sz w:val="20"/>
+        <w:shd w:val="clear" w:fill="F2F5FA"/>
+      </w:pPr>
+      <w:r>
+        <w:rPr>
+          <w:b w:val="0"/>
         </w:rPr>
         <w:t>主持人串讲：这几段戳破了「持戒清净＝修行圆满」的误解。戒只是一个地基；若缺少慈悲与包容，持戒甚至会变成自我膨胀——「我戒律清净」反而成了轻视他人的资本。换句话说：</w:t>
       </w:r>
       <w:r>
         <w:rPr>
           <w:b/>
-          <w:sz w:val="20"/>
         </w:rPr>
         <w:t>戒若不导向心的柔软，就还没到位。</w:t>
       </w:r>
       <w:r>
         <w:rPr>
-          <w:sz w:val="20"/>
+          <w:b w:val="0"/>
         </w:rPr>
         <w:t xml:space="preserve"> 这也正是我们为什么要反复强调「不比较、不评判、不道德绑架」。请把这一点留给成员体会：判断一位修行人，不看他说什么，而看他的戒有没有让心更柔。</w:t>
       </w:r>
     </w:p>
     <w:p>
-      <w:pPr>
-        <w:spacing w:before="160" w:after="80"/>
-      </w:pPr>
-      <w:r>
-        <w:rPr>
-          <w:rFonts w:ascii="Microsoft YaHei" w:hAnsi="Microsoft YaHei" w:eastAsia="Microsoft YaHei"/>
+      <w:r>
+        <w:rPr>
           <w:b/>
-          <w:color w:val="1E5631"/>
-          <w:sz w:val="28"/>
+          <w:color w:val="1E4620"/>
+          <w:sz w:val="26"/>
         </w:rPr>
         <w:t>💬 第一轮分享</w:t>
       </w:r>
@@ -3961,13 +3747,12 @@
       <w:r>
         <w:rPr>
           <w:b/>
-          <w:sz w:val="21"/>
         </w:rPr>
         <w:t>分享规则</w:t>
       </w:r>
       <w:r>
         <w:rPr>
-          <w:sz w:val="21"/>
+          <w:b w:val="0"/>
         </w:rPr>
         <w:t>：每人约 1.5–2 分钟；自愿为限，可说「我跳过」；别人分享时不打断、不评价，只做「嗯，我听到了」的回应；本环节只分享「感受与经验」，不辩论道理。</w:t>
       </w:r>
@@ -3976,81 +3761,55 @@
       <w:r>
         <w:rPr>
           <w:b/>
-          <w:sz w:val="21"/>
         </w:rPr>
         <w:t>起手问题（2–3 个）</w:t>
       </w:r>
       <w:r>
         <w:rPr>
-          <w:sz w:val="21"/>
+          <w:b w:val="0"/>
         </w:rPr>
         <w:t>：</w:t>
       </w:r>
     </w:p>
     <w:p>
       <w:pPr>
-        <w:ind w:left="340"/>
-      </w:pPr>
-      <w:r>
-        <w:rPr>
-          <w:b/>
-          <w:sz w:val="21"/>
-        </w:rPr>
-        <w:t xml:space="preserve">1. </w:t>
-      </w:r>
-      <w:r>
-        <w:rPr>
-          <w:sz w:val="21"/>
+        <w:pStyle w:val="ListNumber"/>
+      </w:pPr>
+      <w:r>
+        <w:rPr>
+          <w:b w:val="0"/>
         </w:rPr>
         <w:t>听到「戒是良好的习惯、是保护而不是束缚」，你心里第一反应是什么？有没有一个瞬间，你曾经觉得「持戒很累」？那时发生了什么？</w:t>
       </w:r>
     </w:p>
     <w:p>
       <w:pPr>
-        <w:ind w:left="340"/>
-      </w:pPr>
-      <w:r>
-        <w:rPr>
-          <w:b/>
-          <w:sz w:val="21"/>
-        </w:rPr>
-        <w:t xml:space="preserve">2. </w:t>
-      </w:r>
-      <w:r>
-        <w:rPr>
-          <w:sz w:val="21"/>
+        <w:pStyle w:val="ListNumber"/>
+      </w:pPr>
+      <w:r>
+        <w:rPr>
+          <w:b w:val="0"/>
         </w:rPr>
         <w:t>材料里说「根律仪像一道城墙」。在你的生活里，哪一道「城门」最容易被攻破？（手机？言语？情绪？）说出来就好，不必自责。</w:t>
       </w:r>
     </w:p>
     <w:p>
       <w:pPr>
-        <w:ind w:left="340"/>
-      </w:pPr>
-      <w:r>
-        <w:rPr>
-          <w:b/>
-          <w:sz w:val="21"/>
-        </w:rPr>
-        <w:t xml:space="preserve">3. </w:t>
-      </w:r>
-      <w:r>
-        <w:rPr>
-          <w:sz w:val="21"/>
+        <w:pStyle w:val="ListNumber"/>
+      </w:pPr>
+      <w:r>
+        <w:rPr>
+          <w:b w:val="0"/>
         </w:rPr>
         <w:t>「止持」是不该做的不做，「作持」是该做的去做到。回头看这一周，哪一件「该做而没做」的小事，你最想补上？</w:t>
       </w:r>
     </w:p>
     <w:p>
-      <w:pPr>
-        <w:spacing w:before="160" w:after="80"/>
-      </w:pPr>
-      <w:r>
-        <w:rPr>
-          <w:rFonts w:ascii="Microsoft YaHei" w:hAnsi="Microsoft YaHei" w:eastAsia="Microsoft YaHei"/>
+      <w:r>
+        <w:rPr>
           <w:b/>
-          <w:color w:val="1E5631"/>
-          <w:sz w:val="28"/>
+          <w:color w:val="1E4620"/>
+          <w:sz w:val="26"/>
         </w:rPr>
         <w:t>🎯 主题讨论</w:t>
       </w:r>
@@ -4059,61 +3818,39 @@
       <w:r>
         <w:rPr>
           <w:b/>
-          <w:sz w:val="21"/>
         </w:rPr>
         <w:t>引导问题一：戒的四个层次，从外到内是怎么排的？</w:t>
       </w:r>
     </w:p>
     <w:p>
       <w:pPr>
-        <w:ind w:left="340"/>
-      </w:pPr>
-      <w:r>
-        <w:rPr>
-          <w:color w:val="1E5631"/>
-          <w:sz w:val="21"/>
-        </w:rPr>
-        <w:t xml:space="preserve">• </w:t>
-      </w:r>
-      <w:r>
-        <w:rPr>
-          <w:sz w:val="21"/>
+        <w:pStyle w:val="ListBullet"/>
+      </w:pPr>
+      <w:r>
+        <w:rPr>
+          <w:b w:val="0"/>
         </w:rPr>
         <w:t>提示：巴帝摩卡律仪戒＝身口行为的「说到做到」；根律仪戒＝六根门头的「守好城门」；活命遍净戒＝谋生方式的「正命而活」；资具依止戒＝受用衣食住药的「用时省察」。请成员举例：在家人可以从哪一条开始练？为什么说「根律仪」是戒不是定？</w:t>
       </w:r>
     </w:p>
     <w:p>
       <w:pPr>
-        <w:ind w:left="340"/>
-      </w:pPr>
-      <w:r>
-        <w:rPr>
-          <w:color w:val="1E5631"/>
-          <w:sz w:val="21"/>
-        </w:rPr>
-        <w:t xml:space="preserve">• </w:t>
-      </w:r>
-      <w:r>
-        <w:rPr>
-          <w:sz w:val="21"/>
+        <w:pStyle w:val="ListBullet"/>
+      </w:pPr>
+      <w:r>
+        <w:rPr>
+          <w:b w:val="0"/>
         </w:rPr>
         <w:t>参考解说：这四层不是「四个等级」，而是「四个面向」。一个人在身口上做到、在根门上守护、在谋生上正命、在受用上省察，四者同时在运作，没有先后高下。对在家人，最贴近的是「根律仪」——每天面对屏幕、言语、食欲，六根门头的守护最实用。之所以说「根律仪是戒不是定」，是因为它的动作是「挡」与「护」（不令不善法流入），而定的动作是「聚」（把心投向一个所缘）。</w:t>
       </w:r>
     </w:p>
     <w:p>
       <w:pPr>
-        <w:ind w:left="340"/>
-      </w:pPr>
-      <w:r>
-        <w:rPr>
-          <w:color w:val="1E5631"/>
-          <w:sz w:val="21"/>
-        </w:rPr>
-        <w:t xml:space="preserve">• </w:t>
-      </w:r>
-      <w:r>
-        <w:rPr>
-          <w:sz w:val="21"/>
+        <w:pStyle w:val="ListBullet"/>
+      </w:pPr>
+      <w:r>
+        <w:rPr>
+          <w:b w:val="0"/>
         </w:rPr>
         <w:t>目标：让「四层次」不再是名词，而是一条由粗到细的自我守护路线。</w:t>
       </w:r>
@@ -4122,61 +3859,39 @@
       <w:r>
         <w:rPr>
           <w:b/>
-          <w:sz w:val="21"/>
         </w:rPr>
         <w:t>引导问题二：止持与作持——「不做」与「做到」，哪个更难？</w:t>
       </w:r>
     </w:p>
     <w:p>
       <w:pPr>
-        <w:ind w:left="340"/>
-      </w:pPr>
-      <w:r>
-        <w:rPr>
-          <w:color w:val="1E5631"/>
-          <w:sz w:val="21"/>
-        </w:rPr>
-        <w:t xml:space="preserve">• </w:t>
-      </w:r>
-      <w:r>
-        <w:rPr>
-          <w:sz w:val="21"/>
+        <w:pStyle w:val="ListBullet"/>
+      </w:pPr>
+      <w:r>
+        <w:rPr>
+          <w:b w:val="0"/>
         </w:rPr>
         <w:t>提示：很多人把戒等同于「止持」（不能杀、不能盗……），忽略「作持」（该做的：照顾父母、说诚实语、按时完成承诺、乃至修行功课）。请成员分享：过往是否只盯着「别做错」，而漏掉了「该做的事没做」？当「止持」变成内疚的来源时，如何转成「作持」——把能量放在「我还能做什么」？</w:t>
       </w:r>
     </w:p>
     <w:p>
       <w:pPr>
-        <w:ind w:left="340"/>
-      </w:pPr>
-      <w:r>
-        <w:rPr>
-          <w:color w:val="1E5631"/>
-          <w:sz w:val="21"/>
-        </w:rPr>
-        <w:t xml:space="preserve">• </w:t>
-      </w:r>
-      <w:r>
-        <w:rPr>
-          <w:sz w:val="21"/>
+        <w:pStyle w:val="ListBullet"/>
+      </w:pPr>
+      <w:r>
+        <w:rPr>
+          <w:b w:val="0"/>
         </w:rPr>
         <w:t>参考解说：止持像是「不越界」，作持像是「把该耕的田耕好」。只做止持而不做作持，戒会变成一块「不敢动」的石头；补上作持，戒就变成一条「持续生长」的路。当内疚升起时，与其停在「我又犯了」，不如转向「我还能补上什么」——这正是把悔意转成行动的关键。</w:t>
       </w:r>
     </w:p>
     <w:p>
       <w:pPr>
-        <w:ind w:left="340"/>
-      </w:pPr>
-      <w:r>
-        <w:rPr>
-          <w:color w:val="1E5631"/>
-          <w:sz w:val="21"/>
-        </w:rPr>
-        <w:t xml:space="preserve">• </w:t>
-      </w:r>
-      <w:r>
-        <w:rPr>
-          <w:sz w:val="21"/>
+        <w:pStyle w:val="ListBullet"/>
+      </w:pPr>
+      <w:r>
+        <w:rPr>
+          <w:b w:val="0"/>
         </w:rPr>
         <w:t>目标：把戒从「压抑」翻转为「建设」。</w:t>
       </w:r>
@@ -4185,61 +3900,39 @@
       <w:r>
         <w:rPr>
           <w:b/>
-          <w:sz w:val="21"/>
         </w:rPr>
         <w:t>引导问题三：守护根门如何操作？——「不取相、不取随相」的生活版</w:t>
       </w:r>
     </w:p>
     <w:p>
       <w:pPr>
-        <w:ind w:left="340"/>
-      </w:pPr>
-      <w:r>
-        <w:rPr>
-          <w:color w:val="1E5631"/>
-          <w:sz w:val="21"/>
-        </w:rPr>
-        <w:t xml:space="preserve">• </w:t>
-      </w:r>
-      <w:r>
-        <w:rPr>
-          <w:sz w:val="21"/>
+        <w:pStyle w:val="ListBullet"/>
+      </w:pPr>
+      <w:r>
+        <w:rPr>
+          <w:b w:val="0"/>
         </w:rPr>
         <w:t>提示：眼根对色时，只取「看见」这个事实，不为它编织好恶故事（不取相），更不顺着故事一路想下去（不取随相）。请成员以「刷手机、听到一句刺耳的话、看到想吃的东西」为例，演练「看见→知道→不追」的三步。讨论：这与「压抑欲望」有何不同？</w:t>
       </w:r>
     </w:p>
     <w:p>
       <w:pPr>
-        <w:ind w:left="340"/>
-      </w:pPr>
-      <w:r>
-        <w:rPr>
-          <w:color w:val="1E5631"/>
-          <w:sz w:val="21"/>
-        </w:rPr>
-        <w:t xml:space="preserve">• </w:t>
-      </w:r>
-      <w:r>
-        <w:rPr>
-          <w:sz w:val="21"/>
+        <w:pStyle w:val="ListBullet"/>
+      </w:pPr>
+      <w:r>
+        <w:rPr>
+          <w:b w:val="0"/>
         </w:rPr>
         <w:t>参考解说：「不取相」是只取「境」的当下事实，「不取随相」是不随它编织后续的贪瞋故事。「看见→知道→不追」三步，本质是「温柔地转身」，不是「用力地压住」。压抑是把念头按住、越按越大；守护是看见它、允许它存在、但不跟着它走。</w:t>
       </w:r>
     </w:p>
     <w:p>
       <w:pPr>
-        <w:ind w:left="340"/>
-      </w:pPr>
-      <w:r>
-        <w:rPr>
-          <w:color w:val="1E5631"/>
-          <w:sz w:val="21"/>
-        </w:rPr>
-        <w:t xml:space="preserve">• </w:t>
-      </w:r>
-      <w:r>
-        <w:rPr>
-          <w:sz w:val="21"/>
+        <w:pStyle w:val="ListBullet"/>
+      </w:pPr>
+      <w:r>
+        <w:rPr>
+          <w:b w:val="0"/>
         </w:rPr>
         <w:t>目标：把「根律仪戒」落到可执行的日常动作上；涉细致观修处注明「详见读书会06身念处」。</w:t>
       </w:r>
@@ -4248,13 +3941,12 @@
       <w:r>
         <w:rPr>
           <w:b/>
-          <w:sz w:val="21"/>
         </w:rPr>
         <w:t>常见误解与主持应答</w:t>
       </w:r>
       <w:r>
         <w:rPr>
-          <w:sz w:val="21"/>
+          <w:b w:val="0"/>
         </w:rPr>
         <w:t>（供主持人心里备着，不必逐条讲）：</w:t>
       </w:r>
@@ -4263,7 +3955,6 @@
       <w:tblPr>
         <w:tblStyle w:val="TableGrid"/>
         <w:tblW w:type="auto" w:w="0"/>
-        <w:jc w:val="center"/>
         <w:tblLook w:firstColumn="1" w:firstRow="1" w:lastColumn="0" w:lastRow="0" w:noHBand="0" w:noVBand="1" w:val="04A0"/>
       </w:tblPr>
       <w:tblGrid>
@@ -4274,17 +3965,20 @@
         <w:tc>
           <w:tcPr>
             <w:tcW w:type="dxa" w:w="4819"/>
-            <w:shd w:val="clear" w:color="auto" w:fill="1E5631"/>
+            <w:shd w:val="clear" w:fill="1E4620"/>
           </w:tcPr>
           <w:p>
-            <w:pPr>
-              <w:spacing w:after="20"/>
-            </w:pPr>
             <w:r>
               <w:rPr>
-                <w:b/>
                 <w:color w:val="FFFFFF"/>
-                <w:sz w:val="19"/>
+                <w:sz w:val="18"/>
+              </w:rPr>
+            </w:r>
+            <w:r>
+              <w:rPr>
+                <w:b w:val="0"/>
+                <w:color w:val="FFFFFF"/>
+                <w:sz w:val="18"/>
               </w:rPr>
               <w:t>成员可能说</w:t>
             </w:r>
@@ -4293,17 +3987,20 @@
         <w:tc>
           <w:tcPr>
             <w:tcW w:type="dxa" w:w="4819"/>
-            <w:shd w:val="clear" w:color="auto" w:fill="1E5631"/>
+            <w:shd w:val="clear" w:fill="1E4620"/>
           </w:tcPr>
           <w:p>
-            <w:pPr>
-              <w:spacing w:after="20"/>
-            </w:pPr>
             <w:r>
               <w:rPr>
-                <w:b/>
                 <w:color w:val="FFFFFF"/>
-                <w:sz w:val="19"/>
+                <w:sz w:val="18"/>
+              </w:rPr>
+            </w:r>
+            <w:r>
+              <w:rPr>
+                <w:b w:val="0"/>
+                <w:color w:val="FFFFFF"/>
+                <w:sz w:val="18"/>
               </w:rPr>
               <w:t>主持人可以这样回应</w:t>
             </w:r>
@@ -4316,12 +4013,15 @@
             <w:tcW w:type="dxa" w:w="4819"/>
           </w:tcPr>
           <w:p>
-            <w:pPr>
-              <w:spacing w:after="20"/>
-            </w:pPr>
             <w:r>
               <w:rPr>
-                <w:sz w:val="19"/>
+                <w:sz w:val="18"/>
+              </w:rPr>
+            </w:r>
+            <w:r>
+              <w:rPr>
+                <w:b w:val="0"/>
+                <w:sz w:val="18"/>
               </w:rPr>
               <w:t>「持戒就是一堆不能做的事。」</w:t>
             </w:r>
@@ -4332,12 +4032,15 @@
             <w:tcW w:type="dxa" w:w="4819"/>
           </w:tcPr>
           <w:p>
-            <w:pPr>
-              <w:spacing w:after="20"/>
-            </w:pPr>
             <w:r>
               <w:rPr>
-                <w:sz w:val="19"/>
+                <w:sz w:val="18"/>
+              </w:rPr>
+            </w:r>
+            <w:r>
+              <w:rPr>
+                <w:b w:val="0"/>
+                <w:sz w:val="18"/>
               </w:rPr>
               <w:t>「戒有两条腿：止持（不该做的不做）和作持（该做的去做到）。只看到前一条，就会觉得压抑。」</w:t>
             </w:r>
@@ -4348,15 +4051,18 @@
         <w:tc>
           <w:tcPr>
             <w:tcW w:type="dxa" w:w="4819"/>
-            <w:shd w:val="clear" w:color="auto" w:fill="F2F2F2"/>
+            <w:shd w:val="clear" w:fill="F2F5FA"/>
           </w:tcPr>
           <w:p>
-            <w:pPr>
-              <w:spacing w:after="20"/>
-            </w:pPr>
             <w:r>
               <w:rPr>
-                <w:sz w:val="19"/>
+                <w:sz w:val="18"/>
+              </w:rPr>
+            </w:r>
+            <w:r>
+              <w:rPr>
+                <w:b w:val="0"/>
+                <w:sz w:val="18"/>
               </w:rPr>
               <w:t>「我又犯戒了，我很差。」</w:t>
             </w:r>
@@ -4365,15 +4071,18 @@
         <w:tc>
           <w:tcPr>
             <w:tcW w:type="dxa" w:w="4819"/>
-            <w:shd w:val="clear" w:color="auto" w:fill="F2F2F2"/>
+            <w:shd w:val="clear" w:fill="F2F5FA"/>
           </w:tcPr>
           <w:p>
-            <w:pPr>
-              <w:spacing w:after="20"/>
-            </w:pPr>
             <w:r>
               <w:rPr>
-                <w:sz w:val="19"/>
+                <w:sz w:val="18"/>
+              </w:rPr>
+            </w:r>
+            <w:r>
+              <w:rPr>
+                <w:b w:val="0"/>
+                <w:sz w:val="18"/>
               </w:rPr>
               <w:t>「能觉察、会惭愧，本身就是戒在起作用。戒的根是惭愧，不是自责。把力气放在『下次怎么做』上。」</w:t>
             </w:r>
@@ -4386,12 +4095,15 @@
             <w:tcW w:type="dxa" w:w="4819"/>
           </w:tcPr>
           <w:p>
-            <w:pPr>
-              <w:spacing w:after="20"/>
-            </w:pPr>
             <w:r>
               <w:rPr>
-                <w:sz w:val="19"/>
+                <w:sz w:val="18"/>
+              </w:rPr>
+            </w:r>
+            <w:r>
+              <w:rPr>
+                <w:b w:val="0"/>
+                <w:sz w:val="18"/>
               </w:rPr>
               <w:t>「守护根门是不是要六根都关掉？」</w:t>
             </w:r>
@@ -4402,12 +4114,15 @@
             <w:tcW w:type="dxa" w:w="4819"/>
           </w:tcPr>
           <w:p>
-            <w:pPr>
-              <w:spacing w:after="20"/>
-            </w:pPr>
             <w:r>
               <w:rPr>
-                <w:sz w:val="19"/>
+                <w:sz w:val="18"/>
+              </w:rPr>
+            </w:r>
+            <w:r>
+              <w:rPr>
+                <w:b w:val="0"/>
+                <w:sz w:val="18"/>
               </w:rPr>
               <w:t>「不是关掉，是『看清而不追』。眼睛照样看，只是不被牵着跑。」</w:t>
             </w:r>
@@ -4418,15 +4133,18 @@
         <w:tc>
           <w:tcPr>
             <w:tcW w:type="dxa" w:w="4819"/>
-            <w:shd w:val="clear" w:color="auto" w:fill="F2F2F2"/>
+            <w:shd w:val="clear" w:fill="F2F5FA"/>
           </w:tcPr>
           <w:p>
-            <w:pPr>
-              <w:spacing w:after="20"/>
-            </w:pPr>
             <w:r>
               <w:rPr>
-                <w:sz w:val="19"/>
+                <w:sz w:val="18"/>
+              </w:rPr>
+            </w:r>
+            <w:r>
+              <w:rPr>
+                <w:b w:val="0"/>
+                <w:sz w:val="18"/>
               </w:rPr>
               <w:t>「在家人怎么可能做得到？」</w:t>
             </w:r>
@@ -4435,15 +4153,18 @@
         <w:tc>
           <w:tcPr>
             <w:tcW w:type="dxa" w:w="4819"/>
-            <w:shd w:val="clear" w:color="auto" w:fill="F2F2F2"/>
+            <w:shd w:val="clear" w:fill="F2F5FA"/>
           </w:tcPr>
           <w:p>
-            <w:pPr>
-              <w:spacing w:after="20"/>
-            </w:pPr>
             <w:r>
               <w:rPr>
-                <w:sz w:val="19"/>
+                <w:sz w:val="18"/>
+              </w:rPr>
+            </w:r>
+            <w:r>
+              <w:rPr>
+                <w:b w:val="0"/>
+                <w:sz w:val="18"/>
               </w:rPr>
               <w:t>「起点就是守好五戒，一条一条来。有条件再受八戒。对在家人，根律仪最实用。」</w:t>
             </w:r>
@@ -4456,12 +4177,15 @@
             <w:tcW w:type="dxa" w:w="4819"/>
           </w:tcPr>
           <w:p>
-            <w:pPr>
-              <w:spacing w:after="20"/>
-            </w:pPr>
             <w:r>
               <w:rPr>
-                <w:sz w:val="19"/>
+                <w:sz w:val="18"/>
+              </w:rPr>
+            </w:r>
+            <w:r>
+              <w:rPr>
+                <w:b w:val="0"/>
+                <w:sz w:val="18"/>
               </w:rPr>
               <w:t>「是不是要修行到很高才配谈戒？」</w:t>
             </w:r>
@@ -4472,12 +4196,15 @@
             <w:tcW w:type="dxa" w:w="4819"/>
           </w:tcPr>
           <w:p>
-            <w:pPr>
-              <w:spacing w:after="20"/>
-            </w:pPr>
             <w:r>
               <w:rPr>
-                <w:sz w:val="19"/>
+                <w:sz w:val="18"/>
+              </w:rPr>
+            </w:r>
+            <w:r>
+              <w:rPr>
+                <w:b w:val="0"/>
+                <w:sz w:val="18"/>
               </w:rPr>
               <w:t>「佛陀是看根基施教的：戒没清静就从戒开始。戒不是少数人的高门槛，是每个人的起点。」</w:t>
             </w:r>
@@ -4487,810 +4214,778 @@
     </w:tbl>
     <w:p>
       <w:pPr>
-        <w:spacing w:before="40" w:after="80"/>
-        <w:ind w:left="283"/>
-        <w:shd w:val="clear" w:color="auto" w:fill="EDF6EF"/>
+        <w:ind w:left="170"/>
         <w:pBdr>
-          <w:left w:val="single" w:sz="20" w:space="6" w:color="1E5631"/>
+          <w:left w:val="single" w:sz="18" w:space="4" w:color="1E4620"/>
         </w:pBdr>
+        <w:shd w:val="clear" w:fill="F2F5FA"/>
       </w:pPr>
       <w:r>
         <w:rPr>
           <w:b/>
-          <w:sz w:val="20"/>
         </w:rPr>
         <w:t>分层追问</w:t>
       </w:r>
       <w:r>
         <w:rPr>
-          <w:sz w:val="20"/>
-        </w:rPr>
-        <w:t>（可视时间取用，由浅入深）： - 【现象】你心里的「戒」，更像一道绑住手脚的绳子，还是一道护栏？ - 【影响】把它当绳子，人会怎样？把它当护栏，又会怎样？ - 【应对】这周你愿意在哪一件小事上，把某条戒试着当成「保护」，而不是「束缚」？</w:t>
+          <w:b w:val="0"/>
+        </w:rPr>
+        <w:t>（可视时间取用，由浅入深）：</w:t>
       </w:r>
     </w:p>
     <w:p>
       <w:pPr>
-        <w:spacing w:before="160" w:after="80"/>
-      </w:pPr>
-      <w:r>
-        <w:rPr>
-          <w:rFonts w:ascii="Microsoft YaHei" w:hAnsi="Microsoft YaHei" w:eastAsia="Microsoft YaHei"/>
-          <w:b/>
-          <w:color w:val="1E5631"/>
-          <w:sz w:val="28"/>
-        </w:rPr>
-        <w:t>🧘 禅修练习</w:t>
+        <w:ind w:left="170"/>
+        <w:pBdr>
+          <w:left w:val="single" w:sz="18" w:space="4" w:color="1E4620"/>
+        </w:pBdr>
+        <w:shd w:val="clear" w:fill="F2F5FA"/>
+      </w:pPr>
+      <w:r>
+        <w:rPr>
+          <w:b w:val="0"/>
+        </w:rPr>
+        <w:t>- 【现象】你心里的「戒」，更像一道绑住手脚的绳子，还是一道护栏？</w:t>
       </w:r>
     </w:p>
     <w:p>
-      <w:r>
-        <w:rPr>
-          <w:b/>
-          <w:sz w:val="21"/>
-        </w:rPr>
-        <w:t>本周练习一：戒随念（Sīlānussati）——随念自己的戒行</w:t>
+      <w:pPr>
+        <w:ind w:left="170"/>
+        <w:pBdr>
+          <w:left w:val="single" w:sz="18" w:space="4" w:color="1E4620"/>
+        </w:pBdr>
+        <w:shd w:val="clear" w:fill="F2F5FA"/>
+      </w:pPr>
+      <w:r>
+        <w:rPr>
+          <w:b w:val="0"/>
+        </w:rPr>
+        <w:t>- 【影响】把它当绳子，人会怎样？把它当护栏，又会怎样？</w:t>
       </w:r>
     </w:p>
     <w:p>
-      <w:r>
-        <w:rPr>
-          <w:b/>
-          <w:sz w:val="21"/>
-        </w:rPr>
-        <w:t>请跟随引导练习</w:t>
-      </w:r>
-      <w:r>
-        <w:rPr>
-          <w:sz w:val="21"/>
-        </w:rPr>
-        <w:t>：</w:t>
+      <w:pPr>
+        <w:ind w:left="170"/>
+        <w:pBdr>
+          <w:left w:val="single" w:sz="18" w:space="4" w:color="1E4620"/>
+        </w:pBdr>
+        <w:shd w:val="clear" w:fill="F2F5FA"/>
+      </w:pPr>
+      <w:r>
+        <w:rPr>
+          <w:b w:val="0"/>
+        </w:rPr>
+        <w:t>- 【应对】这周你愿意在哪一件小事上，把某条戒试着当成「保护」，而不是「束缚」？</w:t>
       </w:r>
     </w:p>
     <w:p>
       <w:r>
         <w:rPr>
-          <w:sz w:val="21"/>
-        </w:rPr>
-        <w:t>「各位法友，请把身体安顿好，轻轻闭上眼。我们来做『戒随念』——不是反省，不是检讨，而是温和地忆念与随喜自己已经做到的善。</w:t>
+          <w:b/>
+          <w:color w:val="1E4620"/>
+          <w:sz w:val="26"/>
+        </w:rPr>
+        <w:t>🧘 禅修练习</w:t>
       </w:r>
     </w:p>
     <w:p>
       <w:r>
         <w:rPr>
-          <w:sz w:val="21"/>
-        </w:rPr>
-        <w:t>首先，把心放柔。想起你受过的五戒，或你今天愿意守的一个小习惯。不需要完美，只是真实。</w:t>
+          <w:b/>
+        </w:rPr>
+        <w:t>本周练习一：戒随念（Sīlānussati）——随念自己的戒行</w:t>
       </w:r>
     </w:p>
     <w:p>
       <w:r>
         <w:rPr>
-          <w:sz w:val="21"/>
-        </w:rPr>
-        <w:t>现在，跟着我在心里默念四句：</w:t>
+          <w:b/>
+        </w:rPr>
+        <w:t>请跟随引导练习</w:t>
+      </w:r>
+      <w:r>
+        <w:rPr>
+          <w:b w:val="0"/>
+        </w:rPr>
+        <w:t>：</w:t>
       </w:r>
     </w:p>
     <w:p>
       <w:r>
         <w:rPr>
-          <w:sz w:val="21"/>
-        </w:rPr>
-        <w:t>一、『我的戒，是无缺失的。』——纵然有疏漏，我也在努力守护，没有放弃。</w:t>
+          <w:b w:val="0"/>
+        </w:rPr>
+        <w:t>「各位法友，请把身体安顿好，轻轻闭上眼。我们来做『戒随念』——不是反省，不是检讨，而是温和地忆念与随喜自己已经做到的善。</w:t>
       </w:r>
     </w:p>
     <w:p>
       <w:r>
         <w:rPr>
-          <w:sz w:val="21"/>
-        </w:rPr>
-        <w:t>二、『我的戒，是无缺陷的。』——我不以持戒去轻视他人，也不因破犯而否定自己。</w:t>
+          <w:b w:val="0"/>
+        </w:rPr>
+        <w:t>首先，把心放柔。想起你受过的五戒，或你今天愿意守的一个小习惯。不需要完美，只是真实。</w:t>
       </w:r>
     </w:p>
     <w:p>
       <w:r>
         <w:rPr>
-          <w:sz w:val="21"/>
-        </w:rPr>
-        <w:t>三、『我的戒，是自由的。』——它让我从懊悔与恐惧中松开，而非被捆绑。</w:t>
+          <w:b w:val="0"/>
+        </w:rPr>
+        <w:t>现在，跟着我在心里默念四句：</w:t>
       </w:r>
     </w:p>
     <w:p>
       <w:r>
         <w:rPr>
-          <w:sz w:val="21"/>
-        </w:rPr>
-        <w:t>四、『我的戒，导向于定。』——愿这份清净，成为我心安住的基石。</w:t>
+          <w:b w:val="0"/>
+        </w:rPr>
+        <w:t>一、『我的戒，是无缺失的。』——纵然有疏漏，我也在努力守护，没有放弃。</w:t>
       </w:r>
     </w:p>
     <w:p>
       <w:r>
         <w:rPr>
-          <w:sz w:val="21"/>
-        </w:rPr>
-        <w:t>……（停 15 秒，每句之间让心稍稍停留）</w:t>
+          <w:b w:val="0"/>
+        </w:rPr>
+        <w:t>二、『我的戒，是无缺陷的。』——我不以持戒去轻视他人，也不因破犯而否定自己。</w:t>
       </w:r>
     </w:p>
     <w:p>
       <w:r>
         <w:rPr>
-          <w:sz w:val="21"/>
-        </w:rPr>
-        <w:t>如果心里浮起懊悔或自责，不推开它，只轻轻说一句：『我看见了，我下次再做好。』然后回到这四句。</w:t>
+          <w:b w:val="0"/>
+        </w:rPr>
+        <w:t>三、『我的戒，是自由的。』——它让我从懊悔与恐惧中松开，而非被捆绑。</w:t>
       </w:r>
     </w:p>
     <w:p>
       <w:r>
         <w:rPr>
-          <w:sz w:val="21"/>
-        </w:rPr>
-        <w:t>好，慢慢把注意力带回呼吸，张开手，睁开眼。带着这份清明的随喜，回到我们的空间。」</w:t>
+          <w:b w:val="0"/>
+        </w:rPr>
+        <w:t>四、『我的戒，导向于定。』——愿这份清净，成为我心安住的基石。</w:t>
       </w:r>
     </w:p>
     <w:p>
       <w:r>
         <w:rPr>
-          <w:b/>
-          <w:sz w:val="21"/>
-        </w:rPr>
-        <w:t>本周练习二（时间富余时）：根门守护·看只是看</w:t>
+          <w:b w:val="0"/>
+        </w:rPr>
+        <w:t>……（停 15 秒，每句之间让心稍稍停留）</w:t>
       </w:r>
     </w:p>
     <w:p>
       <w:r>
         <w:rPr>
-          <w:b/>
-          <w:sz w:val="21"/>
-        </w:rPr>
-        <w:t>请跟随引导练习</w:t>
-      </w:r>
-      <w:r>
-        <w:rPr>
-          <w:sz w:val="21"/>
-        </w:rPr>
-        <w:t>：</w:t>
+          <w:b w:val="0"/>
+        </w:rPr>
+        <w:t>如果心里浮起懊悔或自责，不推开它，只轻轻说一句：『我看见了，我下次再做好。』然后回到这四句。</w:t>
       </w:r>
     </w:p>
     <w:p>
       <w:r>
         <w:rPr>
-          <w:sz w:val="21"/>
-        </w:rPr>
-        <w:t>「我们再来做一个小练习，体验『根律仪』。请睁着眼，但放松地看前方，不必聚焦某个东西。</w:t>
+          <w:b w:val="0"/>
+        </w:rPr>
+        <w:t>好，慢慢把注意力带回呼吸，张开手，睁开眼。带着这份清明的随喜，回到我们的空间。」</w:t>
       </w:r>
     </w:p>
     <w:p>
       <w:r>
         <w:rPr>
-          <w:sz w:val="21"/>
-        </w:rPr>
-        <w:t>现在，试着只做一件事：看，只是看。当你看到什么，只标记一句『看到了』，不要立刻给它取名、评价、联想。……（停 15 秒）</w:t>
+          <w:b/>
+        </w:rPr>
+        <w:t>本周练习二（时间富余时）：根门守护·看只是看</w:t>
       </w:r>
     </w:p>
     <w:p>
       <w:r>
         <w:rPr>
-          <w:sz w:val="21"/>
-        </w:rPr>
-        <w:t>如果你发现自己已经在想『这东西好不好看』『我要不要买』，很好——你已经发现了『取相』和『取随相』。这时只需轻轻回到『看到了』。……（停 15 秒）</w:t>
+          <w:b/>
+        </w:rPr>
+        <w:t>请跟随引导练习</w:t>
+      </w:r>
+      <w:r>
+        <w:rPr>
+          <w:b w:val="0"/>
+        </w:rPr>
+        <w:t>：</w:t>
       </w:r>
     </w:p>
     <w:p>
       <w:r>
         <w:rPr>
-          <w:sz w:val="21"/>
-        </w:rPr>
-        <w:t>接下来，把这种方式带上：待会儿听到声音，也只是『听到了』。这就是根门守护的影子——不是闭上眼睛，而是睁开眼睛、守住自心。……（停 15 秒）</w:t>
+          <w:b w:val="0"/>
+        </w:rPr>
+        <w:t>「我们再来做一个小练习，体验『根律仪』。请睁着眼，但放松地看前方，不必聚焦某个东西。</w:t>
       </w:r>
     </w:p>
     <w:p>
       <w:r>
         <w:rPr>
-          <w:sz w:val="21"/>
-        </w:rPr>
-        <w:t>好，慢慢收回注意力，回到自然的呼吸。」</w:t>
+          <w:b w:val="0"/>
+        </w:rPr>
+        <w:t>现在，试着只做一件事：看，只是看。当你看到什么，只标记一句『看到了』，不要立刻给它取名、评价、联想。……（停 15 秒）</w:t>
       </w:r>
     </w:p>
     <w:p>
-      <w:pPr>
-        <w:spacing w:before="40" w:after="80"/>
-        <w:ind w:left="283"/>
-        <w:shd w:val="clear" w:color="auto" w:fill="EDF6EF"/>
-        <w:pBdr>
-          <w:left w:val="single" w:sz="20" w:space="6" w:color="1E5631"/>
-        </w:pBdr>
-      </w:pPr>
-      <w:r>
-        <w:rPr>
-          <w:sz w:val="20"/>
-        </w:rPr>
-        <w:t xml:space="preserve">⚠️ </w:t>
-      </w:r>
-      <w:r>
-        <w:rPr>
-          <w:b/>
-          <w:sz w:val="20"/>
-        </w:rPr>
-        <w:t>禅修禁忌提示</w:t>
-      </w:r>
-      <w:r>
-        <w:rPr>
-          <w:sz w:val="20"/>
-        </w:rPr>
-        <w:t>：若你正处在严重抑郁、焦虑、创伤后应激，或精神类疾病的发作／用药期，或正经历强烈的情绪危机，请先咨询医生或心理师，再决定是否练习；练习中若出现明显不适（如心悸、胸闷、情绪失控），请立即停止，睁开眼睛，把注意力放回呼吸与身体，必要时离场休息。</w:t>
+      <w:r>
+        <w:rPr>
+          <w:b w:val="0"/>
+        </w:rPr>
+        <w:t>如果你发现自己已经在想『这东西好不好看』『我要不要买』，很好——你已经发现了『取相』和『取随相』。这时只需轻轻回到『看到了』。……（停 15 秒）</w:t>
       </w:r>
     </w:p>
     <w:p>
-      <w:pPr>
-        <w:spacing w:before="160" w:after="80"/>
-      </w:pPr>
-      <w:r>
-        <w:rPr>
-          <w:rFonts w:ascii="Microsoft YaHei" w:hAnsi="Microsoft YaHei" w:eastAsia="Microsoft YaHei"/>
-          <w:b/>
-          <w:color w:val="1E5631"/>
-          <w:sz w:val="28"/>
-        </w:rPr>
-        <w:t>📚 扩展内容包（时间富余时使用）</w:t>
+      <w:r>
+        <w:rPr>
+          <w:b w:val="0"/>
+        </w:rPr>
+        <w:t>接下来，把这种方式带上：待会儿听到声音，也只是『听到了』。这就是根门守护的影子——不是闭上眼睛，而是睁开眼睛、守住自心。……（停 15 秒）</w:t>
       </w:r>
     </w:p>
     <w:p>
       <w:r>
         <w:rPr>
-          <w:b/>
-          <w:sz w:val="21"/>
-        </w:rPr>
-        <w:t>扩展一：戒的其他面向（材料②备读）</w:t>
+          <w:b w:val="0"/>
+        </w:rPr>
+        <w:t>好，慢慢收回注意力，回到自然的呼吸。」</w:t>
       </w:r>
     </w:p>
     <w:p>
       <w:pPr>
-        <w:ind w:left="340"/>
-      </w:pPr>
-      <w:r>
-        <w:rPr>
-          <w:color w:val="1E5631"/>
-          <w:sz w:val="21"/>
-        </w:rPr>
-        <w:t xml:space="preserve">• </w:t>
+        <w:ind w:left="170"/>
+        <w:pBdr>
+          <w:left w:val="single" w:sz="18" w:space="4" w:color="1E4620"/>
+        </w:pBdr>
+        <w:shd w:val="clear" w:fill="F2F5FA"/>
+      </w:pPr>
+      <w:r>
+        <w:rPr>
+          <w:b w:val="0"/>
+        </w:rPr>
+        <w:t xml:space="preserve">⚠️ </w:t>
       </w:r>
       <w:r>
         <w:rPr>
           <w:b/>
-          <w:sz w:val="21"/>
-        </w:rPr>
-        <w:t>等正行戒／初梵行戒</w:t>
-      </w:r>
-      <w:r>
-        <w:rPr>
-          <w:sz w:val="21"/>
-        </w:rPr>
-        <w:t>：微细的学处为「等正行戒」，作为梵行根本的正命戒为「初梵行戒」；「唯有等正行戒成就，才能初梵行戒成就」。</w:t>
+        </w:rPr>
+        <w:t>禅修禁忌提示</w:t>
+      </w:r>
+      <w:r>
+        <w:rPr>
+          <w:b w:val="0"/>
+        </w:rPr>
+        <w:t>：若你正处在严重抑郁、焦虑、创伤后应激，或精神类疾病的发作／用药期，或正经历强烈的情绪危机，请先咨询医生或心理师，再决定是否练习；练习中若出现明显不适（如心悸、胸闷、情绪失控），请立即停止，睁开眼睛，把注意力放回呼吸与身体，必要时离场休息。</w:t>
       </w:r>
     </w:p>
     <w:p>
-      <w:pPr>
-        <w:ind w:left="340"/>
-      </w:pPr>
-      <w:r>
-        <w:rPr>
-          <w:color w:val="1E5631"/>
-          <w:sz w:val="21"/>
-        </w:rPr>
-        <w:t xml:space="preserve">• </w:t>
-      </w:r>
       <w:r>
         <w:rPr>
           <w:b/>
-          <w:sz w:val="21"/>
-        </w:rPr>
-        <w:t>离戒／不离戒</w:t>
-      </w:r>
-      <w:r>
-        <w:rPr>
-          <w:sz w:val="21"/>
-        </w:rPr>
-        <w:t>：离杀生等为「离戒」，其余如思等为「不离戒」。</w:t>
+          <w:color w:val="1E4620"/>
+          <w:sz w:val="26"/>
+        </w:rPr>
+        <w:t>📚 扩展内容包（时间富余时使用）</w:t>
       </w:r>
     </w:p>
     <w:p>
-      <w:pPr>
-        <w:ind w:left="340"/>
-      </w:pPr>
-      <w:r>
-        <w:rPr>
-          <w:color w:val="1E5631"/>
-          <w:sz w:val="21"/>
-        </w:rPr>
-        <w:t xml:space="preserve">• </w:t>
-      </w:r>
       <w:r>
         <w:rPr>
           <w:b/>
-          <w:sz w:val="21"/>
-        </w:rPr>
-        <w:t>依止戒／不依止戒</w:t>
-      </w:r>
-      <w:r>
-        <w:rPr>
-          <w:sz w:val="21"/>
-        </w:rPr>
-        <w:t>：为求投生天界而持戒是「爱依止」；以清净之见持戒是「见依止」；为证涅槃而持戒是「不依止戒」（授戒后念「Idam me sīlam nibbānassa paccayo hotu」——愿我此戒成为证悟涅槃的助缘）。</w:t>
+        </w:rPr>
+        <w:t>扩展一：戒的其他面向（材料②备读）</w:t>
       </w:r>
     </w:p>
     <w:p>
       <w:pPr>
-        <w:ind w:left="340"/>
-      </w:pPr>
-      <w:r>
-        <w:rPr>
-          <w:color w:val="1E5631"/>
-          <w:sz w:val="21"/>
-        </w:rPr>
-        <w:t xml:space="preserve">• </w:t>
-      </w:r>
+        <w:pStyle w:val="ListBullet"/>
+      </w:pPr>
       <w:r>
         <w:rPr>
           <w:b/>
-          <w:sz w:val="21"/>
-        </w:rPr>
-        <w:t>心地差别</w:t>
-      </w:r>
-      <w:r>
-        <w:rPr>
-          <w:sz w:val="21"/>
-        </w:rPr>
-        <w:t>：佛陀说，「住立于佛教中的良家子，除了戒更无他」。用一句白话问成员：如果把你持戒的动机写成一个字，是「怕」还是「愿」？</w:t>
+        </w:rPr>
+        <w:t>等正行戒／初梵行戒</w:t>
+      </w:r>
+      <w:r>
+        <w:rPr>
+          <w:b w:val="0"/>
+        </w:rPr>
+        <w:t>：微细的学处为「等正行戒」，作为梵行根本的正命戒为「初梵行戒」；「唯有等正行戒成就，才能初梵行戒成就」。</w:t>
       </w:r>
     </w:p>
     <w:p>
+      <w:pPr>
+        <w:pStyle w:val="ListBullet"/>
+      </w:pPr>
       <w:r>
         <w:rPr>
           <w:b/>
-          <w:sz w:val="21"/>
-        </w:rPr>
-        <w:t>扩展二：戒的相、味、现起、足处——给爱钻研的成员</w:t>
+        </w:rPr>
+        <w:t>离戒／不离戒</w:t>
+      </w:r>
+      <w:r>
+        <w:rPr>
+          <w:b w:val="0"/>
+        </w:rPr>
+        <w:t>：离杀生等为「离戒」，其余如思等为「不离戒」。</w:t>
       </w:r>
     </w:p>
     <w:p>
       <w:pPr>
-        <w:ind w:left="340"/>
-      </w:pPr>
-      <w:r>
-        <w:rPr>
-          <w:color w:val="1E5631"/>
-          <w:sz w:val="21"/>
-        </w:rPr>
-        <w:t xml:space="preserve">• </w:t>
-      </w:r>
-      <w:r>
-        <w:rPr>
-          <w:sz w:val="21"/>
-        </w:rPr>
-        <w:t>相（特点）：正持身业、语业，安住于善法；味（作用）：摧毁恶行、无过失；现起（表现）：身清净、语清净、意清净；足处（近因）：惭愧。</w:t>
+        <w:pStyle w:val="ListBullet"/>
+      </w:pPr>
+      <w:r>
+        <w:rPr>
+          <w:b/>
+        </w:rPr>
+        <w:t>依止戒／不依止戒</w:t>
+      </w:r>
+      <w:r>
+        <w:rPr>
+          <w:b w:val="0"/>
+        </w:rPr>
+        <w:t>：为求投生天界而持戒是「爱依止」；以清净之见持戒是「见依止」；为证涅槃而持戒是「不依止戒」（授戒后念「Idam me sīlam nibbānassa paccayo hotu」——愿我此戒成为证悟涅槃的助缘）。</w:t>
       </w:r>
     </w:p>
     <w:p>
       <w:pPr>
-        <w:ind w:left="340"/>
-      </w:pPr>
-      <w:r>
-        <w:rPr>
-          <w:color w:val="1E5631"/>
-          <w:sz w:val="21"/>
-        </w:rPr>
-        <w:t xml:space="preserve">• </w:t>
-      </w:r>
-      <w:r>
-        <w:rPr>
-          <w:sz w:val="21"/>
-        </w:rPr>
-        <w:t>主持提示：一句白话概括——「戒的样子，是身口意都干净；戒的根，是知惭知愧。」惭愧不是自卑，而是「不忍心伤害」的柔软。</w:t>
+        <w:pStyle w:val="ListBullet"/>
+      </w:pPr>
+      <w:r>
+        <w:rPr>
+          <w:b/>
+        </w:rPr>
+        <w:t>心地差别</w:t>
+      </w:r>
+      <w:r>
+        <w:rPr>
+          <w:b w:val="0"/>
+        </w:rPr>
+        <w:t>：佛陀说，「住立于佛教中的良家子，除了戒更无他」。用一句白话问成员：如果把你持戒的动机写成一个字，是「怕」还是「愿」？</w:t>
       </w:r>
     </w:p>
     <w:p>
       <w:r>
         <w:rPr>
           <w:b/>
-          <w:sz w:val="21"/>
-        </w:rPr>
-        <w:t>扩展三：延伸阅读条目</w:t>
+        </w:rPr>
+        <w:t>扩展二：戒的相、味、现起、足处——给爱钻研的成员</w:t>
       </w:r>
     </w:p>
     <w:p>
       <w:pPr>
-        <w:ind w:left="340"/>
-      </w:pPr>
-      <w:r>
-        <w:rPr>
-          <w:color w:val="1E5631"/>
-          <w:sz w:val="21"/>
-        </w:rPr>
-        <w:t xml:space="preserve">• </w:t>
-      </w:r>
-      <w:r>
-        <w:rPr>
-          <w:sz w:val="21"/>
-        </w:rPr>
-        <w:t>读一读《清净道论》第一品〈说戒品〉（media_id：`pdf_d0dd1c0cd17209afe241ece24bf6b7b4_570f7cc3eb28e1d0cc853e00882a46867439961422831605`）中「戒的相味现起足处」原文（本讲材料⑤）。</w:t>
+        <w:pStyle w:val="ListBullet"/>
+      </w:pPr>
+      <w:r>
+        <w:rPr>
+          <w:b w:val="0"/>
+        </w:rPr>
+        <w:t>相（特点）：正持身业、语业，安住于善法；味（作用）：摧毁恶行、无过失；现起（表现）：身清净、语清净、意清净；足处（近因）：惭愧。</w:t>
       </w:r>
     </w:p>
     <w:p>
       <w:pPr>
-        <w:ind w:left="340"/>
-      </w:pPr>
-      <w:r>
-        <w:rPr>
-          <w:color w:val="1E5631"/>
-          <w:sz w:val="21"/>
-        </w:rPr>
-        <w:t xml:space="preserve">• </w:t>
-      </w:r>
-      <w:r>
-        <w:rPr>
-          <w:sz w:val="21"/>
-        </w:rPr>
-        <w:t>关于「守护根门」的深入，见读书会19 第3周，及读书会06〈身念处〉。</w:t>
+        <w:pStyle w:val="ListBullet"/>
+      </w:pPr>
+      <w:r>
+        <w:rPr>
+          <w:b w:val="0"/>
+        </w:rPr>
+        <w:t>主持提示：一句白话概括——「戒的样子，是身口意都干净；戒的根，是知惭知愧。」惭愧不是自卑，而是「不忍心伤害」的柔软。</w:t>
       </w:r>
     </w:p>
     <w:p>
-      <w:pPr>
-        <w:ind w:left="340"/>
-      </w:pPr>
-      <w:r>
-        <w:rPr>
-          <w:color w:val="1E5631"/>
-          <w:sz w:val="21"/>
-        </w:rPr>
-        <w:t xml:space="preserve">• </w:t>
-      </w:r>
-      <w:r>
-        <w:rPr>
-          <w:sz w:val="21"/>
-        </w:rPr>
-        <w:t>关于「定、慧」如何接在戒之后，见本系列第4、6周。</w:t>
+      <w:r>
+        <w:rPr>
+          <w:b/>
+        </w:rPr>
+        <w:t>扩展三：延伸阅读条目</w:t>
       </w:r>
     </w:p>
     <w:p>
-      <w:r>
-        <w:rPr>
-          <w:b/>
-          <w:sz w:val="21"/>
-        </w:rPr>
-        <w:t>扩展四：受持八戒的要点（材料④备读）</w:t>
+      <w:pPr>
+        <w:pStyle w:val="ListBullet"/>
+      </w:pPr>
+      <w:r>
+        <w:rPr>
+          <w:b w:val="0"/>
+        </w:rPr>
+        <w:t>读一读《清净道论》第一品〈说戒品〉（media_id：pdf_d0dd1c0cd17209afe241ece24bf6b7b4_570f7cc3eb28e1d0cc853e00882a46867439961422831605）中「戒的相味现起足处」原文（本讲材料⑤）。</w:t>
       </w:r>
     </w:p>
     <w:p>
       <w:pPr>
-        <w:spacing w:before="40" w:after="80"/>
-        <w:ind w:left="283"/>
-        <w:shd w:val="clear" w:color="auto" w:fill="EDF6EF"/>
-        <w:pBdr>
-          <w:left w:val="single" w:sz="20" w:space="6" w:color="1E5631"/>
-        </w:pBdr>
-      </w:pPr>
-      <w:r>
-        <w:rPr>
-          <w:sz w:val="20"/>
-        </w:rPr>
-        <w:t>在家居士若条件允许，可于布萨日加受「近住八戒」。八戒是在五戒基础上的加行：第三条「离欲邪行」改为「离非梵行」；另加「离非时食」「离观听歌舞妆饰之因」「离高大床座」。受持文（中文意译）如下：</w:t>
+        <w:pStyle w:val="ListBullet"/>
+      </w:pPr>
+      <w:r>
+        <w:rPr>
+          <w:b w:val="0"/>
+        </w:rPr>
+        <w:t>关于「守护根门」的深入，见读书会19 第3周，及读书会06〈身念处〉。</w:t>
       </w:r>
     </w:p>
     <w:p>
       <w:pPr>
-        <w:spacing w:before="40" w:after="80"/>
-        <w:ind w:left="283"/>
-        <w:shd w:val="clear" w:color="auto" w:fill="EDF6EF"/>
-        <w:pBdr>
-          <w:left w:val="single" w:sz="20" w:space="6" w:color="1E5631"/>
-        </w:pBdr>
-      </w:pPr>
-      <w:r>
-        <w:rPr>
-          <w:sz w:val="20"/>
-        </w:rPr>
-        <w:t>（八戒）我受持离杀生学处；我受持离不与取学处；我受持离非梵行学处；我受持离虚妄语学处；我受持离放逸之因的诸酒类学处；我受持离非时食学处；我受持离观听跳舞、唱歌、音乐、表演；妆饰、装扮之因的穿戴花鬘、芳香、涂香学处；我受持离高、大床座学处。</w:t>
+        <w:pStyle w:val="ListBullet"/>
+      </w:pPr>
+      <w:r>
+        <w:rPr>
+          <w:b w:val="0"/>
+        </w:rPr>
+        <w:t>关于「定、慧」如何接在戒之后，见本系列第4、6周。</w:t>
       </w:r>
     </w:p>
     <w:p>
-      <w:pPr>
-        <w:spacing w:before="40" w:after="80"/>
-        <w:ind w:left="283"/>
-        <w:shd w:val="clear" w:color="auto" w:fill="EDF6EF"/>
-        <w:pBdr>
-          <w:left w:val="single" w:sz="20" w:space="6" w:color="1E5631"/>
-        </w:pBdr>
-      </w:pPr>
-      <w:r>
-        <w:rPr>
-          <w:sz w:val="20"/>
-        </w:rPr>
-        <w:t>（回向）愿我此功德，导向诸漏尽！愿我此戒德，为证涅槃缘！我此功德分，回向诸有情，愿彼等一切，同得功德分！萨度！萨度！萨度！</w:t>
+      <w:r>
+        <w:rPr>
+          <w:b/>
+        </w:rPr>
+        <w:t>扩展四：受持八戒的要点（材料④备读）</w:t>
       </w:r>
     </w:p>
     <w:p>
       <w:pPr>
-        <w:spacing w:before="40" w:after="80"/>
-        <w:ind w:left="283"/>
-        <w:shd w:val="clear" w:color="auto" w:fill="EDF6EF"/>
+        <w:ind w:left="170"/>
         <w:pBdr>
-          <w:left w:val="single" w:sz="20" w:space="6" w:color="1E5631"/>
+          <w:left w:val="single" w:sz="18" w:space="4" w:color="1E4620"/>
         </w:pBdr>
-      </w:pPr>
-      <w:r>
-        <w:rPr>
-          <w:sz w:val="20"/>
-        </w:rPr>
-        <w:t>主持提示：本段供「有受戒意愿」的成员参考；不施压，说明这是</w:t>
-      </w:r>
-      <w:r>
-        <w:rPr>
-          <w:b/>
-          <w:sz w:val="20"/>
-        </w:rPr>
-        <w:t>自愿的加行</w:t>
-      </w:r>
-      <w:r>
-        <w:rPr>
-          <w:sz w:val="20"/>
-        </w:rPr>
-        <w:t>，不是「更高级」。若有人问「一天打鱼六天晒网算不算」，可答：「持戒的功德，一天不破就有一天的功德；能守一天就守一天，不必因为做不到终身而放弃。」</w:t>
+        <w:shd w:val="clear" w:fill="F2F5FA"/>
+      </w:pPr>
+      <w:r>
+        <w:rPr>
+          <w:b w:val="0"/>
+        </w:rPr>
+        <w:t>在家居士若条件允许，可于布萨日加受「近住八戒」。八戒是在五戒基础上的加行：第三条「离欲邪行」改为「离非梵行」；另加「离非时食」「离观听歌舞妆饰之因」「离高大床座」。受持文（中文意译）如下：</w:t>
       </w:r>
     </w:p>
     <w:p>
-      <w:r>
-        <w:rPr>
-          <w:b/>
-          <w:sz w:val="21"/>
-        </w:rPr>
-        <w:t>扩展五：白板板书建议与小组演练（约 10 分钟）</w:t>
+      <w:pPr>
+        <w:ind w:left="170"/>
+        <w:pBdr>
+          <w:left w:val="single" w:sz="18" w:space="4" w:color="1E4620"/>
+        </w:pBdr>
+        <w:shd w:val="clear" w:fill="F2F5FA"/>
+      </w:pPr>
+      <w:r>
+        <w:rPr>
+          <w:b w:val="0"/>
+        </w:rPr>
+        <w:t>（八戒）我受持离杀生学处；我受持离不与取学处；我受持离非梵行学处；我受持离虚妄语学处；我受持离放逸之因的诸酒类学处；我受持离非时食学处；我受持离观听跳舞、唱歌、音乐、表演；妆饰、装扮之因的穿戴花鬘、芳香、涂香学处；我受持离高、大床座学处。</w:t>
       </w:r>
     </w:p>
     <w:p>
       <w:pPr>
-        <w:ind w:left="340"/>
-      </w:pPr>
-      <w:r>
-        <w:rPr>
-          <w:color w:val="1E5631"/>
-          <w:sz w:val="21"/>
-        </w:rPr>
-        <w:t xml:space="preserve">• </w:t>
-      </w:r>
-      <w:r>
-        <w:rPr>
-          <w:b/>
-          <w:sz w:val="21"/>
-        </w:rPr>
-        <w:t>板书一</w:t>
-      </w:r>
-      <w:r>
-        <w:rPr>
-          <w:sz w:val="21"/>
-        </w:rPr>
-        <w:t>：画「戒的两条腿」——左腿止持（不该做的不做）、右腿作持（该做的去做到）。</w:t>
+        <w:ind w:left="170"/>
+        <w:pBdr>
+          <w:left w:val="single" w:sz="18" w:space="4" w:color="1E4620"/>
+        </w:pBdr>
+        <w:shd w:val="clear" w:fill="F2F5FA"/>
+      </w:pPr>
+      <w:r>
+        <w:rPr>
+          <w:b w:val="0"/>
+        </w:rPr>
+        <w:t>（回向）愿我此功德，导向诸漏尽！愿我此戒德，为证涅槃缘！我此功德分，回向诸有情，愿彼等一切，同得功德分！萨度！萨度！萨度！</w:t>
       </w:r>
     </w:p>
     <w:p>
       <w:pPr>
-        <w:ind w:left="340"/>
-      </w:pPr>
-      <w:r>
-        <w:rPr>
-          <w:color w:val="1E5631"/>
-          <w:sz w:val="21"/>
-        </w:rPr>
-        <w:t xml:space="preserve">• </w:t>
+        <w:ind w:left="170"/>
+        <w:pBdr>
+          <w:left w:val="single" w:sz="18" w:space="4" w:color="1E4620"/>
+        </w:pBdr>
+        <w:shd w:val="clear" w:fill="F2F5FA"/>
+      </w:pPr>
+      <w:r>
+        <w:rPr>
+          <w:b w:val="0"/>
+        </w:rPr>
+        <w:t>主持提示：本段供「有受戒意愿」的成员参考；不施压，说明这是</w:t>
       </w:r>
       <w:r>
         <w:rPr>
           <w:b/>
-          <w:sz w:val="21"/>
-        </w:rPr>
-        <w:t>板书二</w:t>
-      </w:r>
-      <w:r>
-        <w:rPr>
-          <w:sz w:val="21"/>
-        </w:rPr>
-        <w:t>：画「四遍净戒四扇门」——行为门（巴帝摩卡律仪戒）／六根门（根律仪戒）／生活门（活命遍净戒）／受用门（资具依止戒），每扇门旁写口诀。</w:t>
+        </w:rPr>
+        <w:t>自愿的加行</w:t>
+      </w:r>
+      <w:r>
+        <w:rPr>
+          <w:b w:val="0"/>
+        </w:rPr>
+        <w:t>，不是「更高级」。若有人问「一天打鱼六天晒网算不算」，可答：「持戒的功德，一天不破就有一天的功德；能守一天就守一天，不必因为做不到终身而放弃。」</w:t>
       </w:r>
     </w:p>
     <w:p>
-      <w:pPr>
-        <w:ind w:left="340"/>
-      </w:pPr>
-      <w:r>
-        <w:rPr>
-          <w:color w:val="1E5631"/>
-          <w:sz w:val="21"/>
-        </w:rPr>
-        <w:t xml:space="preserve">• </w:t>
-      </w:r>
       <w:r>
         <w:rPr>
           <w:b/>
-          <w:sz w:val="21"/>
-        </w:rPr>
-        <w:t>小组演练（3 人一组，5 分钟）</w:t>
-      </w:r>
-      <w:r>
-        <w:rPr>
-          <w:sz w:val="21"/>
-        </w:rPr>
-        <w:t>：每人举一个「本周最容易被攻破的那扇门」，另外两人只回应「我听到了」，并合掌致意；不做建议、不做评价。演练目的不是解决问题，而是</w:t>
-      </w:r>
-      <w:r>
-        <w:rPr>
-          <w:b/>
-          <w:sz w:val="21"/>
-        </w:rPr>
-        <w:t>练习不带评判地倾听</w:t>
-      </w:r>
-      <w:r>
-        <w:rPr>
-          <w:sz w:val="21"/>
-        </w:rPr>
-        <w:t>——这正是「戒」要养成的柔软。</w:t>
+        </w:rPr>
+        <w:t>扩展五：白板板书建议与小组演练（约 10 分钟）</w:t>
       </w:r>
     </w:p>
     <w:p>
       <w:pPr>
-        <w:spacing w:before="160" w:after="80"/>
-      </w:pPr>
-      <w:r>
-        <w:rPr>
-          <w:rFonts w:ascii="Microsoft YaHei" w:hAnsi="Microsoft YaHei" w:eastAsia="Microsoft YaHei"/>
+        <w:pStyle w:val="ListBullet"/>
+      </w:pPr>
+      <w:r>
+        <w:rPr>
           <w:b/>
-          <w:color w:val="1E5631"/>
-          <w:sz w:val="28"/>
-        </w:rPr>
-        <w:t>🔚 收尾与回向</w:t>
+        </w:rPr>
+        <w:t>板书一</w:t>
+      </w:r>
+      <w:r>
+        <w:rPr>
+          <w:b w:val="0"/>
+        </w:rPr>
+        <w:t>：画「戒的两条腿」——左腿止持（不该做的不做）、右腿作持（该做的去做到）。</w:t>
       </w:r>
     </w:p>
     <w:p>
+      <w:pPr>
+        <w:pStyle w:val="ListBullet"/>
+      </w:pPr>
       <w:r>
         <w:rPr>
           <w:b/>
-          <w:sz w:val="21"/>
-        </w:rPr>
-        <w:t>总结引导</w:t>
-      </w:r>
-      <w:r>
-        <w:rPr>
-          <w:sz w:val="21"/>
-        </w:rPr>
-        <w:t>（照读即可）：</w:t>
+        </w:rPr>
+        <w:t>板书二</w:t>
+      </w:r>
+      <w:r>
+        <w:rPr>
+          <w:b w:val="0"/>
+        </w:rPr>
+        <w:t>：画「四遍净戒四扇门」——行为门（巴帝摩卡律仪戒）／六根门（根律仪戒）／生活门（活命遍净戒）／受用门（资具依止戒），每扇门旁写口诀。</w:t>
       </w:r>
     </w:p>
     <w:p>
-      <w:r>
-        <w:rPr>
-          <w:sz w:val="21"/>
-        </w:rPr>
-        <w:t>「今天我们认识了戒的两条腿——止持与作持，也看清了戒的四个层次：从身口的说到做到（巴帝摩卡律仪戒），到守好六根门（根律仪戒），到正命而活（活命遍净戒），再到受用资具时不忘省察（资具依止戒）。记住一句话：</w:t>
-      </w:r>
+      <w:pPr>
+        <w:pStyle w:val="ListBullet"/>
+      </w:pPr>
       <w:r>
         <w:rPr>
           <w:b/>
-          <w:sz w:val="21"/>
-        </w:rPr>
-        <w:t>戒不是拿来自我审判的尺子，而是拿来安顿身心的护栏。</w:t>
-      </w:r>
-      <w:r>
-        <w:rPr>
-          <w:sz w:val="21"/>
-        </w:rPr>
-        <w:t xml:space="preserve"> 从前我们以为『持戒很苦』，今天我们可以换一个字——『守护』。你已经被守护了，也正在守护自己。</w:t>
+        </w:rPr>
+        <w:t>小组演练（3 人一组，5 分钟）</w:t>
+      </w:r>
+      <w:r>
+        <w:rPr>
+          <w:b w:val="0"/>
+        </w:rPr>
+        <w:t>：每人举一个「本周最容易被攻破的那扇门」，另外两人只回应「我听到了」，并合掌致意；不做建议、不做评价。演练目的不是解决问题，而是</w:t>
+      </w:r>
+      <w:r>
+        <w:rPr>
+          <w:b/>
+        </w:rPr>
+        <w:t>练习不带评判地倾听</w:t>
+      </w:r>
+      <w:r>
+        <w:rPr>
+          <w:b w:val="0"/>
+        </w:rPr>
+        <w:t>——这正是「戒」要养成的柔软。</w:t>
       </w:r>
     </w:p>
     <w:p>
       <w:r>
         <w:rPr>
-          <w:sz w:val="21"/>
-        </w:rPr>
-        <w:t>还有一句，请带回家：戒的根，是惭愧。惭愧不是自责，而是『我不忍心让自己和他人受伤』的柔软。带着这份柔软，明天不必做得完美，只要比今天多守一寸，就够了。」</w:t>
+          <w:b/>
+          <w:color w:val="1E4620"/>
+          <w:sz w:val="26"/>
+        </w:rPr>
+        <w:t>🔚 收尾与回向</w:t>
       </w:r>
     </w:p>
     <w:p>
       <w:r>
         <w:rPr>
           <w:b/>
-          <w:sz w:val="21"/>
-        </w:rPr>
-        <w:t>下周预告</w:t>
-      </w:r>
-      <w:r>
-        <w:rPr>
-          <w:sz w:val="21"/>
-        </w:rPr>
-        <w:t>：第3周「戒学（二）——戒在实修中的作用」：戒为什么是定的地基？三类烦恼（违犯性/困扰性/随眠性）如何运作？守护根门与如理作意的配合。</w:t>
+        </w:rPr>
+        <w:t>总结引导</w:t>
+      </w:r>
+      <w:r>
+        <w:rPr>
+          <w:b w:val="0"/>
+        </w:rPr>
+        <w:t>（照读即可）：</w:t>
       </w:r>
     </w:p>
     <w:p>
       <w:r>
         <w:rPr>
+          <w:b w:val="0"/>
+        </w:rPr>
+        <w:t>「今天我们认识了戒的两条腿——止持与作持，也看清了戒的四个层次：从身口的说到做到（巴帝摩卡律仪戒），到守好六根门（根律仪戒），到正命而活（活命遍净戒），再到受用资具时不忘省察（资具依止戒）。记住一句话：</w:t>
+      </w:r>
+      <w:r>
+        <w:rPr>
           <w:b/>
-          <w:sz w:val="21"/>
-        </w:rPr>
-        <w:t>本周作业</w:t>
-      </w:r>
-      <w:r>
-        <w:rPr>
-          <w:sz w:val="21"/>
-        </w:rPr>
-        <w:t>：写下「我这一周想守好的一个小习惯」（一条即可），连续七天记录「守住了／没守住时我的心怎样」。</w:t>
+        </w:rPr>
+        <w:t>戒不是拿来自我审判的尺子，而是拿来安顿身心的护栏。</w:t>
+      </w:r>
+      <w:r>
+        <w:rPr>
+          <w:b w:val="0"/>
+        </w:rPr>
+        <w:t xml:space="preserve"> 从前我们以为『持戒很苦』，今天我们可以换一个字——『守护』。你已经被守护了，也正在守护自己。</w:t>
       </w:r>
     </w:p>
     <w:p>
       <w:r>
         <w:rPr>
-          <w:b/>
-          <w:sz w:val="21"/>
-        </w:rPr>
-        <w:t>「一周持戒小约定」（可选，2 分钟）</w:t>
-      </w:r>
-      <w:r>
-        <w:rPr>
-          <w:sz w:val="21"/>
-        </w:rPr>
-        <w:t>：若气氛合适，可请每位成员用一句话说出这周想守好的那个小习惯，主持人不记录、不评比、不复述。示范：「我这周想守好的一件事是——吃饭时不看手机。」说完互相合掌致意即可。若有人不愿意说，尊重其沉默——「守住自己的心，本身就已经在守戒了。」</w:t>
+          <w:b w:val="0"/>
+        </w:rPr>
+        <w:t>还有一句，请带回家：戒的根，是惭愧。惭愧不是自责，而是『我不忍心让自己和他人受伤』的柔软。带着这份柔软，明天不必做得完美，只要比今天多守一寸，就够了。」</w:t>
       </w:r>
     </w:p>
     <w:p>
       <w:r>
         <w:rPr>
           <w:b/>
-          <w:sz w:val="21"/>
-        </w:rPr>
-        <w:t>回向词（四句）</w:t>
-      </w:r>
-      <w:r>
-        <w:rPr>
-          <w:sz w:val="21"/>
-        </w:rPr>
-        <w:t>：</w:t>
+        </w:rPr>
+        <w:t>下周预告</w:t>
+      </w:r>
+      <w:r>
+        <w:rPr>
+          <w:b w:val="0"/>
+        </w:rPr>
+        <w:t>：第3周「戒学（二）——戒在实修中的作用」：戒为什么是定的地基？三类烦恼（违犯性/困扰性/随眠性）如何运作？守护根门与如理作意的配合。</w:t>
       </w:r>
     </w:p>
     <w:p>
-      <w:pPr>
-        <w:spacing w:before="40" w:after="80"/>
-        <w:ind w:left="283"/>
-        <w:shd w:val="clear" w:color="auto" w:fill="EDF6EF"/>
-        <w:pBdr>
-          <w:left w:val="single" w:sz="20" w:space="6" w:color="1E5631"/>
-        </w:pBdr>
-      </w:pPr>
-      <w:r>
-        <w:rPr>
-          <w:sz w:val="20"/>
-        </w:rPr>
-        <w:t>愿以此功德，导向诸漏尽； 愿以此戒德，为证涅槃缘。 我此功德分，回向诸有情； 愿彼等一切，同得功德分。 萨度！萨度！萨度！</w:t>
+      <w:r>
+        <w:rPr>
+          <w:b/>
+        </w:rPr>
+        <w:t>本周作业</w:t>
+      </w:r>
+      <w:r>
+        <w:rPr>
+          <w:b w:val="0"/>
+        </w:rPr>
+        <w:t>：写下「我这一周想守好的一个小习惯」（一条即可），连续七天记录「守住了／没守住时我的心怎样」。</w:t>
       </w:r>
     </w:p>
     <w:p>
-      <w:pPr>
-        <w:spacing w:before="160" w:after="80"/>
-      </w:pPr>
-      <w:r>
-        <w:rPr>
-          <w:rFonts w:ascii="Microsoft YaHei" w:hAnsi="Microsoft YaHei" w:eastAsia="Microsoft YaHei"/>
+      <w:r>
+        <w:rPr>
           <w:b/>
-          <w:color w:val="1E5631"/>
-          <w:sz w:val="28"/>
-        </w:rPr>
-        <w:t>📎 附：本讲材料出处、查重与缺口说明（审核/主持备查）</w:t>
+        </w:rPr>
+        <w:t>「一周持戒小约定」（可选，2 分钟）</w:t>
+      </w:r>
+      <w:r>
+        <w:rPr>
+          <w:b w:val="0"/>
+        </w:rPr>
+        <w:t>：若气氛合适，可请每位成员用一句话说出这周想守好的那个小习惯，主持人不记录、不评比、不复述。示范：「我这周想守好的一件事是——吃饭时不看手机。」说完互相合掌致意即可。若有人不愿意说，尊重其沉默——「守住自己的心，本身就已经在守戒了。」</w:t>
       </w:r>
     </w:p>
     <w:p>
-      <w:pPr>
-        <w:spacing w:before="120" w:after="80"/>
-      </w:pPr>
-      <w:r>
-        <w:rPr>
-          <w:rFonts w:ascii="Microsoft YaHei" w:hAnsi="Microsoft YaHei" w:eastAsia="Microsoft YaHei"/>
+      <w:r>
+        <w:rPr>
           <w:b/>
-          <w:color w:val="1E5631"/>
-          <w:sz w:val="25"/>
+        </w:rPr>
+        <w:t>回向词（四句）</w:t>
+      </w:r>
+      <w:r>
+        <w:rPr>
+          <w:b w:val="0"/>
+        </w:rPr>
+        <w:t>：</w:t>
+      </w:r>
+    </w:p>
+    <w:p>
+      <w:pPr>
+        <w:ind w:left="170"/>
+        <w:pBdr>
+          <w:left w:val="single" w:sz="18" w:space="4" w:color="1E4620"/>
+        </w:pBdr>
+        <w:shd w:val="clear" w:fill="F2F5FA"/>
+      </w:pPr>
+      <w:r>
+        <w:rPr>
+          <w:b w:val="0"/>
+        </w:rPr>
+        <w:t>愿以此功德，导向诸漏尽；</w:t>
+      </w:r>
+    </w:p>
+    <w:p>
+      <w:pPr>
+        <w:ind w:left="170"/>
+        <w:pBdr>
+          <w:left w:val="single" w:sz="18" w:space="4" w:color="1E4620"/>
+        </w:pBdr>
+        <w:shd w:val="clear" w:fill="F2F5FA"/>
+      </w:pPr>
+      <w:r>
+        <w:rPr>
+          <w:b w:val="0"/>
+        </w:rPr>
+        <w:t>愿以此戒德，为证涅槃缘。</w:t>
+      </w:r>
+    </w:p>
+    <w:p>
+      <w:pPr>
+        <w:ind w:left="170"/>
+        <w:pBdr>
+          <w:left w:val="single" w:sz="18" w:space="4" w:color="1E4620"/>
+        </w:pBdr>
+        <w:shd w:val="clear" w:fill="F2F5FA"/>
+      </w:pPr>
+      <w:r>
+        <w:rPr>
+          <w:b w:val="0"/>
+        </w:rPr>
+        <w:t>我此功德分，回向诸有情；</w:t>
+      </w:r>
+    </w:p>
+    <w:p>
+      <w:pPr>
+        <w:ind w:left="170"/>
+        <w:pBdr>
+          <w:left w:val="single" w:sz="18" w:space="4" w:color="1E4620"/>
+        </w:pBdr>
+        <w:shd w:val="clear" w:fill="F2F5FA"/>
+      </w:pPr>
+      <w:r>
+        <w:rPr>
+          <w:b w:val="0"/>
+        </w:rPr>
+        <w:t>愿彼等一切，同得功德分。</w:t>
+      </w:r>
+    </w:p>
+    <w:p>
+      <w:pPr>
+        <w:ind w:left="170"/>
+        <w:pBdr>
+          <w:left w:val="single" w:sz="18" w:space="4" w:color="1E4620"/>
+        </w:pBdr>
+        <w:shd w:val="clear" w:fill="F2F5FA"/>
+      </w:pPr>
+      <w:r>
+        <w:rPr>
+          <w:b w:val="0"/>
+        </w:rPr>
+        <w:t>萨度！萨度！萨度！</w:t>
+      </w:r>
+    </w:p>
+    <w:p>
+      <w:r>
+        <w:rPr>
+          <w:b/>
+          <w:color w:val="1E4620"/>
+          <w:sz w:val="26"/>
+        </w:rPr>
+        <w:t>📎 附：本讲材料出处、查重与缺口说明（审核/主持备查）</w:t>
+      </w:r>
+    </w:p>
+    <w:p>
+      <w:r>
+        <w:rPr>
+          <w:b/>
+          <w:color w:val="1E4620"/>
+          <w:sz w:val="23"/>
         </w:rPr>
         <w:t>一、材料总览</w:t>
       </w:r>
@@ -5299,7 +4994,6 @@
       <w:tblPr>
         <w:tblStyle w:val="TableGrid"/>
         <w:tblW w:type="auto" w:w="0"/>
-        <w:jc w:val="center"/>
         <w:tblLook w:firstColumn="1" w:firstRow="1" w:lastColumn="0" w:lastRow="0" w:noHBand="0" w:noVBand="1" w:val="04A0"/>
       </w:tblPr>
       <w:tblGrid>
@@ -5312,17 +5006,20 @@
         <w:tc>
           <w:tcPr>
             <w:tcW w:type="dxa" w:w="2409"/>
-            <w:shd w:val="clear" w:color="auto" w:fill="1E5631"/>
+            <w:shd w:val="clear" w:fill="1E4620"/>
           </w:tcPr>
           <w:p>
-            <w:pPr>
-              <w:spacing w:after="20"/>
-            </w:pPr>
             <w:r>
               <w:rPr>
-                <w:b/>
                 <w:color w:val="FFFFFF"/>
-                <w:sz w:val="19"/>
+                <w:sz w:val="18"/>
+              </w:rPr>
+            </w:r>
+            <w:r>
+              <w:rPr>
+                <w:b w:val="0"/>
+                <w:color w:val="FFFFFF"/>
+                <w:sz w:val="18"/>
               </w:rPr>
               <w:t>材料</w:t>
             </w:r>
@@ -5331,17 +5028,20 @@
         <w:tc>
           <w:tcPr>
             <w:tcW w:type="dxa" w:w="2409"/>
-            <w:shd w:val="clear" w:color="auto" w:fill="1E5631"/>
+            <w:shd w:val="clear" w:fill="1E4620"/>
           </w:tcPr>
           <w:p>
-            <w:pPr>
-              <w:spacing w:after="20"/>
-            </w:pPr>
             <w:r>
               <w:rPr>
-                <w:b/>
                 <w:color w:val="FFFFFF"/>
-                <w:sz w:val="19"/>
+                <w:sz w:val="18"/>
+              </w:rPr>
+            </w:r>
+            <w:r>
+              <w:rPr>
+                <w:b w:val="0"/>
+                <w:color w:val="FFFFFF"/>
+                <w:sz w:val="18"/>
               </w:rPr>
               <w:t>类型</w:t>
             </w:r>
@@ -5350,17 +5050,20 @@
         <w:tc>
           <w:tcPr>
             <w:tcW w:type="dxa" w:w="2409"/>
-            <w:shd w:val="clear" w:color="auto" w:fill="1E5631"/>
+            <w:shd w:val="clear" w:fill="1E4620"/>
           </w:tcPr>
           <w:p>
-            <w:pPr>
-              <w:spacing w:after="20"/>
-            </w:pPr>
             <w:r>
               <w:rPr>
-                <w:b/>
                 <w:color w:val="FFFFFF"/>
-                <w:sz w:val="19"/>
+                <w:sz w:val="18"/>
+              </w:rPr>
+            </w:r>
+            <w:r>
+              <w:rPr>
+                <w:b w:val="0"/>
+                <w:color w:val="FFFFFF"/>
+                <w:sz w:val="18"/>
               </w:rPr>
               <w:t>定位</w:t>
             </w:r>
@@ -5369,17 +5072,20 @@
         <w:tc>
           <w:tcPr>
             <w:tcW w:type="dxa" w:w="2409"/>
-            <w:shd w:val="clear" w:color="auto" w:fill="1E5631"/>
+            <w:shd w:val="clear" w:fill="1E4620"/>
           </w:tcPr>
           <w:p>
-            <w:pPr>
-              <w:spacing w:after="20"/>
-            </w:pPr>
             <w:r>
               <w:rPr>
-                <w:b/>
                 <w:color w:val="FFFFFF"/>
-                <w:sz w:val="19"/>
+                <w:sz w:val="18"/>
+              </w:rPr>
+            </w:r>
+            <w:r>
+              <w:rPr>
+                <w:b w:val="0"/>
+                <w:color w:val="FFFFFF"/>
+                <w:sz w:val="18"/>
               </w:rPr>
               <w:t>media_id 特征</w:t>
             </w:r>
@@ -5392,12 +5098,15 @@
             <w:tcW w:type="dxa" w:w="2409"/>
           </w:tcPr>
           <w:p>
-            <w:pPr>
-              <w:spacing w:after="20"/>
-            </w:pPr>
             <w:r>
               <w:rPr>
-                <w:sz w:val="19"/>
+                <w:sz w:val="18"/>
+              </w:rPr>
+            </w:r>
+            <w:r>
+              <w:rPr>
+                <w:b w:val="0"/>
+                <w:sz w:val="18"/>
               </w:rPr>
               <w:t>①如来禅修学体系介绍09</w:t>
             </w:r>
@@ -5408,12 +5117,15 @@
             <w:tcW w:type="dxa" w:w="2409"/>
           </w:tcPr>
           <w:p>
-            <w:pPr>
-              <w:spacing w:after="20"/>
-            </w:pPr>
             <w:r>
               <w:rPr>
-                <w:sz w:val="19"/>
+                <w:sz w:val="18"/>
+              </w:rPr>
+            </w:r>
+            <w:r>
+              <w:rPr>
+                <w:b w:val="0"/>
+                <w:sz w:val="18"/>
               </w:rPr>
               <w:t>音声</w:t>
             </w:r>
@@ -5424,12 +5136,15 @@
             <w:tcW w:type="dxa" w:w="2409"/>
           </w:tcPr>
           <w:p>
-            <w:pPr>
-              <w:spacing w:after="20"/>
-            </w:pPr>
             <w:r>
               <w:rPr>
-                <w:sz w:val="19"/>
+                <w:sz w:val="18"/>
+              </w:rPr>
+            </w:r>
+            <w:r>
+              <w:rPr>
+                <w:b w:val="0"/>
+                <w:sz w:val="18"/>
               </w:rPr>
               <w:t>★核心·戒为修行根本、持戒非束缚</w:t>
             </w:r>
@@ -5440,14 +5155,17 @@
             <w:tcW w:type="dxa" w:w="2409"/>
           </w:tcPr>
           <w:p>
-            <w:pPr>
-              <w:spacing w:after="20"/>
-            </w:pPr>
             <w:r>
               <w:rPr>
-                <w:sz w:val="19"/>
+                <w:sz w:val="18"/>
               </w:rPr>
-              <w:t>`soundrecording_…d8524259`</w:t>
+            </w:r>
+            <w:r>
+              <w:rPr>
+                <w:b w:val="0"/>
+                <w:sz w:val="18"/>
+              </w:rPr>
+              <w:t>soundrecording_…d8524259</w:t>
             </w:r>
           </w:p>
         </w:tc>
@@ -5456,15 +5174,18 @@
         <w:tc>
           <w:tcPr>
             <w:tcW w:type="dxa" w:w="2409"/>
-            <w:shd w:val="clear" w:color="auto" w:fill="F2F2F2"/>
+            <w:shd w:val="clear" w:fill="F2F5FA"/>
           </w:tcPr>
           <w:p>
-            <w:pPr>
-              <w:spacing w:after="20"/>
-            </w:pPr>
             <w:r>
               <w:rPr>
-                <w:sz w:val="19"/>
+                <w:sz w:val="18"/>
+              </w:rPr>
+            </w:r>
+            <w:r>
+              <w:rPr>
+                <w:b w:val="0"/>
+                <w:sz w:val="18"/>
               </w:rPr>
               <w:t>②《清净之道》讲要（上）·说戒品</w:t>
             </w:r>
@@ -5473,15 +5194,18 @@
         <w:tc>
           <w:tcPr>
             <w:tcW w:type="dxa" w:w="2409"/>
-            <w:shd w:val="clear" w:color="auto" w:fill="F2F2F2"/>
+            <w:shd w:val="clear" w:fill="F2F5FA"/>
           </w:tcPr>
           <w:p>
-            <w:pPr>
-              <w:spacing w:after="20"/>
-            </w:pPr>
             <w:r>
               <w:rPr>
-                <w:sz w:val="19"/>
+                <w:sz w:val="18"/>
+              </w:rPr>
+            </w:r>
+            <w:r>
+              <w:rPr>
+                <w:b w:val="0"/>
+                <w:sz w:val="18"/>
               </w:rPr>
               <w:t>PDF</w:t>
             </w:r>
@@ -5490,15 +5214,18 @@
         <w:tc>
           <w:tcPr>
             <w:tcW w:type="dxa" w:w="2409"/>
-            <w:shd w:val="clear" w:color="auto" w:fill="F2F2F2"/>
+            <w:shd w:val="clear" w:fill="F2F5FA"/>
           </w:tcPr>
           <w:p>
-            <w:pPr>
-              <w:spacing w:after="20"/>
-            </w:pPr>
             <w:r>
               <w:rPr>
-                <w:sz w:val="19"/>
+                <w:sz w:val="18"/>
+              </w:rPr>
+            </w:r>
+            <w:r>
+              <w:rPr>
+                <w:b w:val="0"/>
+                <w:sz w:val="18"/>
               </w:rPr>
               <w:t>◆·戒定义（思戒/心所戒/律仪戒/不违越戒）、止持作持、四遍净戒</w:t>
             </w:r>
@@ -5507,17 +5234,20 @@
         <w:tc>
           <w:tcPr>
             <w:tcW w:type="dxa" w:w="2409"/>
-            <w:shd w:val="clear" w:color="auto" w:fill="F2F2F2"/>
+            <w:shd w:val="clear" w:fill="F2F5FA"/>
           </w:tcPr>
           <w:p>
-            <w:pPr>
-              <w:spacing w:after="20"/>
-            </w:pPr>
             <w:r>
               <w:rPr>
-                <w:sz w:val="19"/>
+                <w:sz w:val="18"/>
               </w:rPr>
-              <w:t>`pdf_…169df4fe`</w:t>
+            </w:r>
+            <w:r>
+              <w:rPr>
+                <w:b w:val="0"/>
+                <w:sz w:val="18"/>
+              </w:rPr>
+              <w:t>pdf_…169df4fe</w:t>
             </w:r>
           </w:p>
         </w:tc>
@@ -5528,12 +5258,15 @@
             <w:tcW w:type="dxa" w:w="2409"/>
           </w:tcPr>
           <w:p>
-            <w:pPr>
-              <w:spacing w:after="20"/>
-            </w:pPr>
             <w:r>
               <w:rPr>
-                <w:sz w:val="19"/>
+                <w:sz w:val="18"/>
+              </w:rPr>
+            </w:r>
+            <w:r>
+              <w:rPr>
+                <w:b w:val="0"/>
+                <w:sz w:val="18"/>
               </w:rPr>
               <w:t>③帕奥禅师佛学问答整理</w:t>
             </w:r>
@@ -5544,12 +5277,15 @@
             <w:tcW w:type="dxa" w:w="2409"/>
           </w:tcPr>
           <w:p>
-            <w:pPr>
-              <w:spacing w:after="20"/>
-            </w:pPr>
             <w:r>
               <w:rPr>
-                <w:sz w:val="19"/>
+                <w:sz w:val="18"/>
+              </w:rPr>
+            </w:r>
+            <w:r>
+              <w:rPr>
+                <w:b w:val="0"/>
+                <w:sz w:val="18"/>
               </w:rPr>
               <w:t>PDF</w:t>
             </w:r>
@@ -5560,12 +5296,15 @@
             <w:tcW w:type="dxa" w:w="2409"/>
           </w:tcPr>
           <w:p>
-            <w:pPr>
-              <w:spacing w:after="20"/>
-            </w:pPr>
             <w:r>
               <w:rPr>
-                <w:sz w:val="19"/>
+                <w:sz w:val="18"/>
+              </w:rPr>
+            </w:r>
+            <w:r>
+              <w:rPr>
+                <w:b w:val="0"/>
+                <w:sz w:val="18"/>
               </w:rPr>
               <w:t>◆·戒学判定/动机/次第说法/如理作意</w:t>
             </w:r>
@@ -5576,14 +5315,17 @@
             <w:tcW w:type="dxa" w:w="2409"/>
           </w:tcPr>
           <w:p>
-            <w:pPr>
-              <w:spacing w:after="20"/>
-            </w:pPr>
             <w:r>
               <w:rPr>
-                <w:sz w:val="19"/>
+                <w:sz w:val="18"/>
               </w:rPr>
-              <w:t>`pdf_…36ebf5ef`</w:t>
+            </w:r>
+            <w:r>
+              <w:rPr>
+                <w:b w:val="0"/>
+                <w:sz w:val="18"/>
+              </w:rPr>
+              <w:t>pdf_…36ebf5ef</w:t>
             </w:r>
           </w:p>
         </w:tc>
@@ -5592,15 +5334,18 @@
         <w:tc>
           <w:tcPr>
             <w:tcW w:type="dxa" w:w="2409"/>
-            <w:shd w:val="clear" w:color="auto" w:fill="F2F2F2"/>
+            <w:shd w:val="clear" w:fill="F2F5FA"/>
           </w:tcPr>
           <w:p>
-            <w:pPr>
-              <w:spacing w:after="20"/>
-            </w:pPr>
             <w:r>
               <w:rPr>
-                <w:sz w:val="19"/>
+                <w:sz w:val="18"/>
+              </w:rPr>
+            </w:r>
+            <w:r>
+              <w:rPr>
+                <w:b w:val="0"/>
+                <w:sz w:val="18"/>
               </w:rPr>
               <w:t>④《修学入门》（学处篇/业处篇）</w:t>
             </w:r>
@@ -5609,15 +5354,18 @@
         <w:tc>
           <w:tcPr>
             <w:tcW w:type="dxa" w:w="2409"/>
-            <w:shd w:val="clear" w:color="auto" w:fill="F2F2F2"/>
+            <w:shd w:val="clear" w:fill="F2F5FA"/>
           </w:tcPr>
           <w:p>
-            <w:pPr>
-              <w:spacing w:after="20"/>
-            </w:pPr>
             <w:r>
               <w:rPr>
-                <w:sz w:val="19"/>
+                <w:sz w:val="18"/>
+              </w:rPr>
+            </w:r>
+            <w:r>
+              <w:rPr>
+                <w:b w:val="0"/>
+                <w:sz w:val="18"/>
               </w:rPr>
               <w:t>PDF</w:t>
             </w:r>
@@ -5626,15 +5374,18 @@
         <w:tc>
           <w:tcPr>
             <w:tcW w:type="dxa" w:w="2409"/>
-            <w:shd w:val="clear" w:color="auto" w:fill="F2F2F2"/>
+            <w:shd w:val="clear" w:fill="F2F5FA"/>
           </w:tcPr>
           <w:p>
-            <w:pPr>
-              <w:spacing w:after="20"/>
-            </w:pPr>
             <w:r>
               <w:rPr>
-                <w:sz w:val="19"/>
+                <w:sz w:val="18"/>
+              </w:rPr>
+            </w:r>
+            <w:r>
+              <w:rPr>
+                <w:b w:val="0"/>
+                <w:sz w:val="18"/>
               </w:rPr>
               <w:t>◈·在家戒受持、持戒功德、四遍净戒</w:t>
             </w:r>
@@ -5643,17 +5394,20 @@
         <w:tc>
           <w:tcPr>
             <w:tcW w:type="dxa" w:w="2409"/>
-            <w:shd w:val="clear" w:color="auto" w:fill="F2F2F2"/>
+            <w:shd w:val="clear" w:fill="F2F5FA"/>
           </w:tcPr>
           <w:p>
-            <w:pPr>
-              <w:spacing w:after="20"/>
-            </w:pPr>
             <w:r>
               <w:rPr>
-                <w:sz w:val="19"/>
+                <w:sz w:val="18"/>
               </w:rPr>
-              <w:t>`pdf_…0e535356`</w:t>
+            </w:r>
+            <w:r>
+              <w:rPr>
+                <w:b w:val="0"/>
+                <w:sz w:val="18"/>
+              </w:rPr>
+              <w:t>pdf_…0e535356</w:t>
             </w:r>
           </w:p>
         </w:tc>
@@ -5664,12 +5418,15 @@
             <w:tcW w:type="dxa" w:w="2409"/>
           </w:tcPr>
           <w:p>
-            <w:pPr>
-              <w:spacing w:after="20"/>
-            </w:pPr>
             <w:r>
               <w:rPr>
-                <w:sz w:val="19"/>
+                <w:sz w:val="18"/>
+              </w:rPr>
+            </w:r>
+            <w:r>
+              <w:rPr>
+                <w:b w:val="0"/>
+                <w:sz w:val="18"/>
               </w:rPr>
               <w:t>⑤《清净道论》第一品〈说戒品〉</w:t>
             </w:r>
@@ -5680,12 +5437,15 @@
             <w:tcW w:type="dxa" w:w="2409"/>
           </w:tcPr>
           <w:p>
-            <w:pPr>
-              <w:spacing w:after="20"/>
-            </w:pPr>
             <w:r>
               <w:rPr>
-                <w:sz w:val="19"/>
+                <w:sz w:val="18"/>
+              </w:rPr>
+            </w:r>
+            <w:r>
+              <w:rPr>
+                <w:b w:val="0"/>
+                <w:sz w:val="18"/>
               </w:rPr>
               <w:t>PDF</w:t>
             </w:r>
@@ -5696,12 +5456,15 @@
             <w:tcW w:type="dxa" w:w="2409"/>
           </w:tcPr>
           <w:p>
-            <w:pPr>
-              <w:spacing w:after="20"/>
-            </w:pPr>
             <w:r>
               <w:rPr>
-                <w:sz w:val="19"/>
+                <w:sz w:val="18"/>
+              </w:rPr>
+            </w:r>
+            <w:r>
+              <w:rPr>
+                <w:b w:val="0"/>
+                <w:sz w:val="18"/>
               </w:rPr>
               <w:t>◈·戒相味足处、戒功德、戒分类原典</w:t>
             </w:r>
@@ -5712,14 +5475,17 @@
             <w:tcW w:type="dxa" w:w="2409"/>
           </w:tcPr>
           <w:p>
-            <w:pPr>
-              <w:spacing w:after="20"/>
-            </w:pPr>
             <w:r>
               <w:rPr>
-                <w:sz w:val="19"/>
+                <w:sz w:val="18"/>
               </w:rPr>
-              <w:t>`pdf_…570f7cc3`</w:t>
+            </w:r>
+            <w:r>
+              <w:rPr>
+                <w:b w:val="0"/>
+                <w:sz w:val="18"/>
+              </w:rPr>
+              <w:t>pdf_…570f7cc3</w:t>
             </w:r>
           </w:p>
         </w:tc>
@@ -5728,15 +5494,18 @@
         <w:tc>
           <w:tcPr>
             <w:tcW w:type="dxa" w:w="2409"/>
-            <w:shd w:val="clear" w:color="auto" w:fill="F2F2F2"/>
+            <w:shd w:val="clear" w:fill="F2F5FA"/>
           </w:tcPr>
           <w:p>
-            <w:pPr>
-              <w:spacing w:after="20"/>
-            </w:pPr>
             <w:r>
               <w:rPr>
-                <w:sz w:val="19"/>
+                <w:sz w:val="18"/>
+              </w:rPr>
+            </w:r>
+            <w:r>
+              <w:rPr>
+                <w:b w:val="0"/>
+                <w:sz w:val="18"/>
               </w:rPr>
               <w:t>⑥《帕奥禅师佛学问答整理》（续）</w:t>
             </w:r>
@@ -5745,15 +5514,18 @@
         <w:tc>
           <w:tcPr>
             <w:tcW w:type="dxa" w:w="2409"/>
-            <w:shd w:val="clear" w:color="auto" w:fill="F2F2F2"/>
+            <w:shd w:val="clear" w:fill="F2F5FA"/>
           </w:tcPr>
           <w:p>
-            <w:pPr>
-              <w:spacing w:after="20"/>
-            </w:pPr>
             <w:r>
               <w:rPr>
-                <w:sz w:val="19"/>
+                <w:sz w:val="18"/>
+              </w:rPr>
+            </w:r>
+            <w:r>
+              <w:rPr>
+                <w:b w:val="0"/>
+                <w:sz w:val="18"/>
               </w:rPr>
               <w:t>PDF</w:t>
             </w:r>
@@ -5762,15 +5534,18 @@
         <w:tc>
           <w:tcPr>
             <w:tcW w:type="dxa" w:w="2409"/>
-            <w:shd w:val="clear" w:color="auto" w:fill="F2F2F2"/>
+            <w:shd w:val="clear" w:fill="F2F5FA"/>
           </w:tcPr>
           <w:p>
-            <w:pPr>
-              <w:spacing w:after="20"/>
-            </w:pPr>
             <w:r>
               <w:rPr>
-                <w:sz w:val="19"/>
+                <w:sz w:val="18"/>
+              </w:rPr>
+            </w:r>
+            <w:r>
+              <w:rPr>
+                <w:b w:val="0"/>
+                <w:sz w:val="18"/>
               </w:rPr>
               <w:t>◆·持戒清净与包容心</w:t>
             </w:r>
@@ -5779,184 +5554,145 @@
         <w:tc>
           <w:tcPr>
             <w:tcW w:type="dxa" w:w="2409"/>
-            <w:shd w:val="clear" w:color="auto" w:fill="F2F2F2"/>
+            <w:shd w:val="clear" w:fill="F2F5FA"/>
           </w:tcPr>
           <w:p>
-            <w:pPr>
-              <w:spacing w:after="20"/>
-            </w:pPr>
             <w:r>
               <w:rPr>
-                <w:sz w:val="19"/>
+                <w:sz w:val="18"/>
               </w:rPr>
-              <w:t>`pdf_…36ebf5ef`</w:t>
+            </w:r>
+            <w:r>
+              <w:rPr>
+                <w:b w:val="0"/>
+                <w:sz w:val="18"/>
+              </w:rPr>
+              <w:t>pdf_…36ebf5ef</w:t>
             </w:r>
           </w:p>
         </w:tc>
       </w:tr>
     </w:tbl>
     <w:p>
-      <w:pPr>
-        <w:spacing w:before="120" w:after="80"/>
-      </w:pPr>
-      <w:r>
-        <w:rPr>
-          <w:rFonts w:ascii="Microsoft YaHei" w:hAnsi="Microsoft YaHei" w:eastAsia="Microsoft YaHei"/>
+      <w:r>
+        <w:rPr>
           <w:b/>
-          <w:color w:val="1E5631"/>
-          <w:sz w:val="25"/>
+          <w:color w:val="1E4620"/>
+          <w:sz w:val="23"/>
         </w:rPr>
         <w:t>二、查重结论（v2.3 段落级口径）</w:t>
       </w:r>
     </w:p>
     <w:p>
       <w:pPr>
-        <w:ind w:left="340"/>
-      </w:pPr>
-      <w:r>
-        <w:rPr>
-          <w:color w:val="1E5631"/>
-          <w:sz w:val="21"/>
-        </w:rPr>
-        <w:t xml:space="preserve">• </w:t>
-      </w:r>
-      <w:r>
-        <w:rPr>
-          <w:sz w:val="21"/>
+        <w:pStyle w:val="ListBullet"/>
+      </w:pPr>
+      <w:r>
+        <w:rPr>
+          <w:b w:val="0"/>
         </w:rPr>
         <w:t>禁用清单为</w:t>
       </w:r>
       <w:r>
         <w:rPr>
           <w:b/>
-          <w:sz w:val="21"/>
         </w:rPr>
         <w:t>参考工具</w:t>
       </w:r>
       <w:r>
         <w:rPr>
-          <w:sz w:val="21"/>
+          <w:b w:val="0"/>
         </w:rPr>
         <w:t>；本周以</w:t>
       </w:r>
       <w:r>
         <w:rPr>
           <w:b/>
-          <w:sz w:val="21"/>
         </w:rPr>
         <w:t>完整 id</w:t>
       </w:r>
       <w:r>
         <w:rPr>
-          <w:sz w:val="21"/>
-        </w:rPr>
-        <w:t xml:space="preserve"> `grep -F`《_禁用清单_读书会01-17已用media_id.txt》（622 id）。</w:t>
+          <w:b w:val="0"/>
+        </w:rPr>
+        <w:t xml:space="preserve"> grep -F《_禁用清单_读书会01-17已用media_id.txt》（622 id）。</w:t>
       </w:r>
     </w:p>
     <w:p>
       <w:pPr>
-        <w:ind w:left="340"/>
-      </w:pPr>
-      <w:r>
-        <w:rPr>
-          <w:color w:val="1E5631"/>
-          <w:sz w:val="21"/>
-        </w:rPr>
-        <w:t xml:space="preserve">• </w:t>
-      </w:r>
+        <w:pStyle w:val="ListBullet"/>
+      </w:pPr>
       <w:r>
         <w:rPr>
           <w:b/>
-          <w:sz w:val="21"/>
         </w:rPr>
         <w:t>0 命中</w:t>
       </w:r>
       <w:r>
         <w:rPr>
-          <w:sz w:val="21"/>
+          <w:b w:val="0"/>
         </w:rPr>
         <w:t>：①介绍09、③帕奥问答、④修学入门（节录本）。</w:t>
       </w:r>
     </w:p>
     <w:p>
       <w:pPr>
-        <w:ind w:left="340"/>
-      </w:pPr>
-      <w:r>
-        <w:rPr>
-          <w:color w:val="1E5631"/>
-          <w:sz w:val="21"/>
-        </w:rPr>
-        <w:t xml:space="preserve">• </w:t>
-      </w:r>
+        <w:pStyle w:val="ListBullet"/>
+      </w:pPr>
       <w:r>
         <w:rPr>
           <w:b/>
-          <w:sz w:val="21"/>
         </w:rPr>
         <w:t>命中并已注明</w:t>
       </w:r>
       <w:r>
         <w:rPr>
-          <w:sz w:val="21"/>
+          <w:b w:val="0"/>
         </w:rPr>
         <w:t>：②《清净之道》讲要（上）——与</w:t>
       </w:r>
       <w:r>
         <w:rPr>
           <w:b/>
-          <w:sz w:val="21"/>
         </w:rPr>
         <w:t>读书会04第1周</w:t>
       </w:r>
       <w:r>
         <w:rPr>
-          <w:sz w:val="21"/>
+          <w:b w:val="0"/>
         </w:rPr>
         <w:t>同文件不同段落（本讲取〈说戒品〉，彼讲取〈第四讲·三学总纲〉）；⑤《清净道论》第一品——与</w:t>
       </w:r>
       <w:r>
         <w:rPr>
           <w:b/>
-          <w:sz w:val="21"/>
         </w:rPr>
         <w:t>读书会04第5周</w:t>
       </w:r>
       <w:r>
         <w:rPr>
-          <w:sz w:val="21"/>
+          <w:b w:val="0"/>
         </w:rPr>
         <w:t>同文件不同段落（本讲取〈戒之相状/戒功德/戒之分类〉，彼讲取〈杂染与净化〉）。</w:t>
       </w:r>
     </w:p>
     <w:p>
       <w:pPr>
-        <w:ind w:left="340"/>
-      </w:pPr>
-      <w:r>
-        <w:rPr>
-          <w:color w:val="1E5631"/>
-          <w:sz w:val="21"/>
-        </w:rPr>
-        <w:t xml:space="preserve">• </w:t>
-      </w:r>
-      <w:r>
-        <w:rPr>
-          <w:sz w:val="21"/>
+        <w:pStyle w:val="ListBullet"/>
+      </w:pPr>
+      <w:r>
+        <w:rPr>
+          <w:b w:val="0"/>
         </w:rPr>
         <w:t>与读书会04第2周（五戒详解）所用四个 media_id 无交集；与 04 第3周《上座部佛教修学入门.pdf》(36e93a60) 不同文件。</w:t>
       </w:r>
     </w:p>
     <w:p>
-      <w:pPr>
-        <w:spacing w:before="120" w:after="80"/>
-      </w:pPr>
-      <w:r>
-        <w:rPr>
-          <w:rFonts w:ascii="Microsoft YaHei" w:hAnsi="Microsoft YaHei" w:eastAsia="Microsoft YaHei"/>
+      <w:r>
+        <w:rPr>
           <w:b/>
-          <w:color w:val="1E5631"/>
-          <w:sz w:val="25"/>
+          <w:color w:val="1E4620"/>
+          <w:sz w:val="23"/>
         </w:rPr>
         <w:t>三、缺口与替代说明（异常）</w:t>
       </w:r>
@@ -5964,34 +5700,29 @@
     <w:p>
       <w:r>
         <w:rPr>
-          <w:sz w:val="21"/>
-        </w:rPr>
-        <w:t>蓝图/任务指定之音声 `soundrecording_d0dd1c0cd17209afe241ece24bf6b7b4_e070efe3c52e8110738d5b47c285c9c07439961422831605`（止观前行实修营1-持戒音声）经 `fetch` 两次均返回「No results found／Resource does not exist」，该音声在知识库中无可用转写文本。其「戒定义/分类（思戒·离戒）、止持作持」职能，改由</w:t>
+          <w:b w:val="0"/>
+        </w:rPr>
+        <w:t>蓝图/任务指定之音声 soundrecording_d0dd1c0cd17209afe241ece24bf6b7b4_e070efe3c52e8110738d5b47c285c9c07439961422831605（止观前行实修营1-持戒音声）经 fetch 两次均返回「No results found／Resource does not exist」，该音声在知识库中无可用转写文本。其「戒定义/分类（思戒·离戒）、止持作持」职能，改由</w:t>
       </w:r>
       <w:r>
         <w:rPr>
           <w:b/>
-          <w:sz w:val="21"/>
         </w:rPr>
         <w:t>同类他文件</w:t>
       </w:r>
       <w:r>
         <w:rPr>
-          <w:sz w:val="21"/>
-        </w:rPr>
-        <w:t>材料②《清净之道》讲要（上）·说戒品承担；同题材 PDF `71bed97f`／共修版 `0d5198a9`／音声 `b0d08ed0` 均已被读书会04（第1/4/5周）取用，且 04 已在 71bed97f 中取过「止持作持」，为避免段落重叠，本周不再取。</w:t>
+          <w:b w:val="0"/>
+        </w:rPr>
+        <w:t>材料②《清净之道》讲要（上）·说戒品承担；同题材 PDF 71bed97f／共修版 0d5198a9／音声 b0d08ed0 均已被读书会04（第1/4/5周）取用，且 04 已在 71bed97f 中取过「止持作持」，为避免段落重叠，本周不再取。</w:t>
       </w:r>
     </w:p>
     <w:p>
-      <w:pPr>
-        <w:spacing w:before="120" w:after="80"/>
-      </w:pPr>
-      <w:r>
-        <w:rPr>
-          <w:rFonts w:ascii="Microsoft YaHei" w:hAnsi="Microsoft YaHei" w:eastAsia="Microsoft YaHei"/>
+      <w:r>
+        <w:rPr>
           <w:b/>
-          <w:color w:val="1E5631"/>
-          <w:sz w:val="25"/>
+          <w:color w:val="1E4620"/>
+          <w:sz w:val="23"/>
         </w:rPr>
         <w:t>四、心理安全（W2/W3 口径）</w:t>
       </w:r>
@@ -5999,50 +5730,44 @@
     <w:p>
       <w:r>
         <w:rPr>
-          <w:sz w:val="21"/>
+          <w:b w:val="0"/>
         </w:rPr>
         <w:t>本讲涉「持戒严松」，特别提醒须含：</w:t>
       </w:r>
       <w:r>
         <w:rPr>
           <w:b/>
-          <w:sz w:val="21"/>
         </w:rPr>
         <w:t>不比较、不评判、不道德绑架</w:t>
       </w:r>
       <w:r>
         <w:rPr>
-          <w:sz w:val="21"/>
+          <w:b w:val="0"/>
         </w:rPr>
         <w:t>；戒是自由非束缚，关注心质非条目数量。主持时不诊断、不给心理标签；成员情绪波动时提供呼吸放松/暂离选项。</w:t>
       </w:r>
     </w:p>
     <w:p>
       <w:pPr>
-        <w:spacing w:before="40" w:after="80"/>
-        <w:ind w:left="283"/>
-        <w:shd w:val="clear" w:color="auto" w:fill="EDF6EF"/>
+        <w:ind w:left="170"/>
         <w:pBdr>
-          <w:left w:val="single" w:sz="20" w:space="6" w:color="1E5631"/>
+          <w:left w:val="single" w:sz="18" w:space="4" w:color="1E4620"/>
         </w:pBdr>
-      </w:pPr>
-      <w:r>
-        <w:rPr>
-          <w:sz w:val="20"/>
+        <w:shd w:val="clear" w:fill="F2F5FA"/>
+      </w:pPr>
+      <w:r>
+        <w:rPr>
+          <w:b w:val="0"/>
         </w:rPr>
         <w:t>主持人开场提示语：请在静心开场前，用 1 分钟把这周的主题「戒是守护不是束缚」暖一下场——可以问一句「上周回去后，有没有一个小习惯你守住了？」，让气氛从生活切入，再进入共读。</w:t>
       </w:r>
     </w:p>
     <w:p>
-      <w:pPr>
-        <w:spacing w:before="160" w:after="80"/>
-      </w:pPr>
-      <w:r>
-        <w:rPr>
-          <w:rFonts w:ascii="Microsoft YaHei" w:hAnsi="Microsoft YaHei" w:eastAsia="Microsoft YaHei"/>
+      <w:r>
+        <w:rPr>
           <w:b/>
-          <w:color w:val="1E5631"/>
-          <w:sz w:val="28"/>
+          <w:color w:val="1E4620"/>
+          <w:sz w:val="26"/>
         </w:rPr>
         <w:t>📖 延伸阅读</w:t>
       </w:r>
@@ -6051,7 +5776,6 @@
       <w:tblPr>
         <w:tblStyle w:val="TableGrid"/>
         <w:tblW w:type="auto" w:w="0"/>
-        <w:jc w:val="center"/>
         <w:tblLook w:firstColumn="1" w:firstRow="1" w:lastColumn="0" w:lastRow="0" w:noHBand="0" w:noVBand="1" w:val="04A0"/>
       </w:tblPr>
       <w:tblGrid>
@@ -6064,17 +5788,20 @@
         <w:tc>
           <w:tcPr>
             <w:tcW w:type="dxa" w:w="2409"/>
-            <w:shd w:val="clear" w:color="auto" w:fill="1E5631"/>
+            <w:shd w:val="clear" w:fill="1E4620"/>
           </w:tcPr>
           <w:p>
-            <w:pPr>
-              <w:spacing w:after="20"/>
-            </w:pPr>
             <w:r>
               <w:rPr>
-                <w:b/>
                 <w:color w:val="FFFFFF"/>
-                <w:sz w:val="19"/>
+                <w:sz w:val="18"/>
+              </w:rPr>
+            </w:r>
+            <w:r>
+              <w:rPr>
+                <w:b w:val="0"/>
+                <w:color w:val="FFFFFF"/>
+                <w:sz w:val="18"/>
               </w:rPr>
               <w:t>材料</w:t>
             </w:r>
@@ -6083,17 +5810,20 @@
         <w:tc>
           <w:tcPr>
             <w:tcW w:type="dxa" w:w="2409"/>
-            <w:shd w:val="clear" w:color="auto" w:fill="1E5631"/>
+            <w:shd w:val="clear" w:fill="1E4620"/>
           </w:tcPr>
           <w:p>
-            <w:pPr>
-              <w:spacing w:after="20"/>
-            </w:pPr>
             <w:r>
               <w:rPr>
-                <w:b/>
                 <w:color w:val="FFFFFF"/>
-                <w:sz w:val="19"/>
+                <w:sz w:val="18"/>
+              </w:rPr>
+            </w:r>
+            <w:r>
+              <w:rPr>
+                <w:b w:val="0"/>
+                <w:color w:val="FFFFFF"/>
+                <w:sz w:val="18"/>
               </w:rPr>
               <w:t>出处</w:t>
             </w:r>
@@ -6102,17 +5832,20 @@
         <w:tc>
           <w:tcPr>
             <w:tcW w:type="dxa" w:w="2409"/>
-            <w:shd w:val="clear" w:color="auto" w:fill="1E5631"/>
+            <w:shd w:val="clear" w:fill="1E4620"/>
           </w:tcPr>
           <w:p>
-            <w:pPr>
-              <w:spacing w:after="20"/>
-            </w:pPr>
             <w:r>
               <w:rPr>
-                <w:b/>
                 <w:color w:val="FFFFFF"/>
-                <w:sz w:val="19"/>
+                <w:sz w:val="18"/>
+              </w:rPr>
+            </w:r>
+            <w:r>
+              <w:rPr>
+                <w:b w:val="0"/>
+                <w:color w:val="FFFFFF"/>
+                <w:sz w:val="18"/>
               </w:rPr>
               <w:t>media_id</w:t>
             </w:r>
@@ -6121,17 +5854,20 @@
         <w:tc>
           <w:tcPr>
             <w:tcW w:type="dxa" w:w="2409"/>
-            <w:shd w:val="clear" w:color="auto" w:fill="1E5631"/>
+            <w:shd w:val="clear" w:fill="1E4620"/>
           </w:tcPr>
           <w:p>
-            <w:pPr>
-              <w:spacing w:after="20"/>
-            </w:pPr>
             <w:r>
               <w:rPr>
-                <w:b/>
                 <w:color w:val="FFFFFF"/>
-                <w:sz w:val="19"/>
+                <w:sz w:val="18"/>
+              </w:rPr>
+            </w:r>
+            <w:r>
+              <w:rPr>
+                <w:b w:val="0"/>
+                <w:color w:val="FFFFFF"/>
+                <w:sz w:val="18"/>
               </w:rPr>
               <w:t>说明</w:t>
             </w:r>
@@ -6144,12 +5880,15 @@
             <w:tcW w:type="dxa" w:w="2409"/>
           </w:tcPr>
           <w:p>
-            <w:pPr>
-              <w:spacing w:after="20"/>
-            </w:pPr>
             <w:r>
               <w:rPr>
-                <w:sz w:val="19"/>
+                <w:sz w:val="18"/>
+              </w:rPr>
+            </w:r>
+            <w:r>
+              <w:rPr>
+                <w:b w:val="0"/>
+                <w:sz w:val="18"/>
               </w:rPr>
               <w:t>《清净道论》第一品〈说戒品〉</w:t>
             </w:r>
@@ -6160,12 +5899,15 @@
             <w:tcW w:type="dxa" w:w="2409"/>
           </w:tcPr>
           <w:p>
-            <w:pPr>
-              <w:spacing w:after="20"/>
-            </w:pPr>
             <w:r>
               <w:rPr>
-                <w:sz w:val="19"/>
+                <w:sz w:val="18"/>
+              </w:rPr>
+            </w:r>
+            <w:r>
+              <w:rPr>
+                <w:b w:val="0"/>
+                <w:sz w:val="18"/>
               </w:rPr>
               <w:t>古源尊者开示及上座部佛教资料</w:t>
             </w:r>
@@ -6176,14 +5918,17 @@
             <w:tcW w:type="dxa" w:w="2409"/>
           </w:tcPr>
           <w:p>
-            <w:pPr>
-              <w:spacing w:after="20"/>
-            </w:pPr>
             <w:r>
               <w:rPr>
-                <w:sz w:val="19"/>
+                <w:sz w:val="18"/>
               </w:rPr>
-              <w:t>`pdf_d0dd1c0cd17209afe241ece24bf6b7b4_570f7cc3eb28e1d0cc853e00882a46867439961422831605`</w:t>
+            </w:r>
+            <w:r>
+              <w:rPr>
+                <w:b w:val="0"/>
+                <w:sz w:val="18"/>
+              </w:rPr>
+              <w:t>pdf_d0dd1c0cd17209afe241ece24bf6b7b4_570f7cc3eb28e1d0cc853e00882a46867439961422831605</w:t>
             </w:r>
           </w:p>
         </w:tc>
@@ -6192,12 +5937,15 @@
             <w:tcW w:type="dxa" w:w="2409"/>
           </w:tcPr>
           <w:p>
-            <w:pPr>
-              <w:spacing w:after="20"/>
-            </w:pPr>
             <w:r>
               <w:rPr>
-                <w:sz w:val="19"/>
+                <w:sz w:val="18"/>
+              </w:rPr>
+            </w:r>
+            <w:r>
+              <w:rPr>
+                <w:b w:val="0"/>
+                <w:sz w:val="18"/>
               </w:rPr>
               <w:t>本讲材料⑤；戒的定义、相味现起足处、四遍净戒原典；与读书会04第5周同文件不同段落（本讲取〈戒之相状/戒功德/戒之分类〉，彼讲取〈杂染与净化〉）</w:t>
             </w:r>
@@ -6208,15 +5956,18 @@
         <w:tc>
           <w:tcPr>
             <w:tcW w:type="dxa" w:w="2409"/>
-            <w:shd w:val="clear" w:color="auto" w:fill="F2F2F2"/>
+            <w:shd w:val="clear" w:fill="F2F5FA"/>
           </w:tcPr>
           <w:p>
-            <w:pPr>
-              <w:spacing w:after="20"/>
-            </w:pPr>
             <w:r>
               <w:rPr>
-                <w:sz w:val="19"/>
+                <w:sz w:val="18"/>
+              </w:rPr>
+            </w:r>
+            <w:r>
+              <w:rPr>
+                <w:b w:val="0"/>
+                <w:sz w:val="18"/>
               </w:rPr>
               <w:t>《清净之道》讲要（上）·说戒品（玛欣德尊者）</w:t>
             </w:r>
@@ -6225,15 +5976,18 @@
         <w:tc>
           <w:tcPr>
             <w:tcW w:type="dxa" w:w="2409"/>
-            <w:shd w:val="clear" w:color="auto" w:fill="F2F2F2"/>
+            <w:shd w:val="clear" w:fill="F2F5FA"/>
           </w:tcPr>
           <w:p>
-            <w:pPr>
-              <w:spacing w:after="20"/>
-            </w:pPr>
             <w:r>
               <w:rPr>
-                <w:sz w:val="19"/>
+                <w:sz w:val="18"/>
+              </w:rPr>
+            </w:r>
+            <w:r>
+              <w:rPr>
+                <w:b w:val="0"/>
+                <w:sz w:val="18"/>
               </w:rPr>
               <w:t>古源尊者开示及上座部佛教资料</w:t>
             </w:r>
@@ -6242,32 +5996,38 @@
         <w:tc>
           <w:tcPr>
             <w:tcW w:type="dxa" w:w="2409"/>
-            <w:shd w:val="clear" w:color="auto" w:fill="F2F2F2"/>
+            <w:shd w:val="clear" w:fill="F2F5FA"/>
           </w:tcPr>
           <w:p>
-            <w:pPr>
-              <w:spacing w:after="20"/>
-            </w:pPr>
             <w:r>
               <w:rPr>
-                <w:sz w:val="19"/>
+                <w:sz w:val="18"/>
               </w:rPr>
-              <w:t>`pdf_d0dd1c0cd17209afe241ece24bf6b7b4_169df4fee7fc73db2a149739834c10967439961422831605`</w:t>
+            </w:r>
+            <w:r>
+              <w:rPr>
+                <w:b w:val="0"/>
+                <w:sz w:val="18"/>
+              </w:rPr>
+              <w:t>pdf_d0dd1c0cd17209afe241ece24bf6b7b4_169df4fee7fc73db2a149739834c10967439961422831605</w:t>
             </w:r>
           </w:p>
         </w:tc>
         <w:tc>
           <w:tcPr>
             <w:tcW w:type="dxa" w:w="2409"/>
-            <w:shd w:val="clear" w:color="auto" w:fill="F2F2F2"/>
+            <w:shd w:val="clear" w:fill="F2F5FA"/>
           </w:tcPr>
           <w:p>
-            <w:pPr>
-              <w:spacing w:after="20"/>
-            </w:pPr>
             <w:r>
               <w:rPr>
-                <w:sz w:val="19"/>
+                <w:sz w:val="18"/>
+              </w:rPr>
+            </w:r>
+            <w:r>
+              <w:rPr>
+                <w:b w:val="0"/>
+                <w:sz w:val="18"/>
               </w:rPr>
               <w:t>本讲材料②来源；与读书会04第1周同文件不同段落（本讲取〈说戒品〉，彼讲取〈第四讲·三学总纲〉）</w:t>
             </w:r>
@@ -6280,12 +6040,15 @@
             <w:tcW w:type="dxa" w:w="2409"/>
           </w:tcPr>
           <w:p>
-            <w:pPr>
-              <w:spacing w:after="20"/>
-            </w:pPr>
             <w:r>
               <w:rPr>
-                <w:sz w:val="19"/>
+                <w:sz w:val="18"/>
+              </w:rPr>
+            </w:r>
+            <w:r>
+              <w:rPr>
+                <w:b w:val="0"/>
+                <w:sz w:val="18"/>
               </w:rPr>
               <w:t>《修学入门.pdf》（学处篇·业处篇）</w:t>
             </w:r>
@@ -6296,12 +6059,15 @@
             <w:tcW w:type="dxa" w:w="2409"/>
           </w:tcPr>
           <w:p>
-            <w:pPr>
-              <w:spacing w:after="20"/>
-            </w:pPr>
             <w:r>
               <w:rPr>
-                <w:sz w:val="19"/>
+                <w:sz w:val="18"/>
+              </w:rPr>
+            </w:r>
+            <w:r>
+              <w:rPr>
+                <w:b w:val="0"/>
+                <w:sz w:val="18"/>
               </w:rPr>
               <w:t>古源尊者开示及上座部佛教资料</w:t>
             </w:r>
@@ -6312,14 +6078,17 @@
             <w:tcW w:type="dxa" w:w="2409"/>
           </w:tcPr>
           <w:p>
-            <w:pPr>
-              <w:spacing w:after="20"/>
-            </w:pPr>
             <w:r>
               <w:rPr>
-                <w:sz w:val="19"/>
+                <w:sz w:val="18"/>
               </w:rPr>
-              <w:t>`pdf_d0dd1c0cd17209afe241ece24bf6b7b4_0e53535621d06433163eeef6b3ca543b7439961422831605`</w:t>
+            </w:r>
+            <w:r>
+              <w:rPr>
+                <w:b w:val="0"/>
+                <w:sz w:val="18"/>
+              </w:rPr>
+              <w:t>pdf_d0dd1c0cd17209afe241ece24bf6b7b4_0e53535621d06433163eeef6b3ca543b7439961422831605</w:t>
             </w:r>
           </w:p>
         </w:tc>
@@ -6328,12 +6097,15 @@
             <w:tcW w:type="dxa" w:w="2409"/>
           </w:tcPr>
           <w:p>
-            <w:pPr>
-              <w:spacing w:after="20"/>
-            </w:pPr>
             <w:r>
               <w:rPr>
-                <w:sz w:val="19"/>
+                <w:sz w:val="18"/>
+              </w:rPr>
+            </w:r>
+            <w:r>
+              <w:rPr>
+                <w:b w:val="0"/>
+                <w:sz w:val="18"/>
               </w:rPr>
               <w:t>本讲材料④来源；在家戒受持/持戒功德/四遍净戒；与读书会04第3周所用《上座部佛教修学入门.pdf》(36e93a60)为不同文件</w:t>
             </w:r>
@@ -6344,15 +6116,18 @@
         <w:tc>
           <w:tcPr>
             <w:tcW w:type="dxa" w:w="2409"/>
-            <w:shd w:val="clear" w:color="auto" w:fill="F2F2F2"/>
+            <w:shd w:val="clear" w:fill="F2F5FA"/>
           </w:tcPr>
           <w:p>
-            <w:pPr>
-              <w:spacing w:after="20"/>
-            </w:pPr>
             <w:r>
               <w:rPr>
-                <w:sz w:val="19"/>
+                <w:sz w:val="18"/>
+              </w:rPr>
+            </w:r>
+            <w:r>
+              <w:rPr>
+                <w:b w:val="0"/>
+                <w:sz w:val="18"/>
               </w:rPr>
               <w:t>《帕奥禅师佛学问答整理》</w:t>
             </w:r>
@@ -6361,15 +6136,18 @@
         <w:tc>
           <w:tcPr>
             <w:tcW w:type="dxa" w:w="2409"/>
-            <w:shd w:val="clear" w:color="auto" w:fill="F2F2F2"/>
+            <w:shd w:val="clear" w:fill="F2F5FA"/>
           </w:tcPr>
           <w:p>
-            <w:pPr>
-              <w:spacing w:after="20"/>
-            </w:pPr>
             <w:r>
               <w:rPr>
-                <w:sz w:val="19"/>
+                <w:sz w:val="18"/>
+              </w:rPr>
+            </w:r>
+            <w:r>
+              <w:rPr>
+                <w:b w:val="0"/>
+                <w:sz w:val="18"/>
               </w:rPr>
               <w:t>古源尊者开示及上座部佛教资料</w:t>
             </w:r>
@@ -6378,32 +6156,38 @@
         <w:tc>
           <w:tcPr>
             <w:tcW w:type="dxa" w:w="2409"/>
-            <w:shd w:val="clear" w:color="auto" w:fill="F2F2F2"/>
+            <w:shd w:val="clear" w:fill="F2F5FA"/>
           </w:tcPr>
           <w:p>
-            <w:pPr>
-              <w:spacing w:after="20"/>
-            </w:pPr>
             <w:r>
               <w:rPr>
-                <w:sz w:val="19"/>
+                <w:sz w:val="18"/>
               </w:rPr>
-              <w:t>`pdf_d0dd1c0cd17209afe241ece24bf6b7b4_36ebf5ef4990d74344f503ef78ded9e37439961422831605`</w:t>
+            </w:r>
+            <w:r>
+              <w:rPr>
+                <w:b w:val="0"/>
+                <w:sz w:val="18"/>
+              </w:rPr>
+              <w:t>pdf_d0dd1c0cd17209afe241ece24bf6b7b4_36ebf5ef4990d74344f503ef78ded9e37439961422831605</w:t>
             </w:r>
           </w:p>
         </w:tc>
         <w:tc>
           <w:tcPr>
             <w:tcW w:type="dxa" w:w="2409"/>
-            <w:shd w:val="clear" w:color="auto" w:fill="F2F2F2"/>
+            <w:shd w:val="clear" w:fill="F2F5FA"/>
           </w:tcPr>
           <w:p>
-            <w:pPr>
-              <w:spacing w:after="20"/>
-            </w:pPr>
             <w:r>
               <w:rPr>
-                <w:sz w:val="19"/>
+                <w:sz w:val="18"/>
+              </w:rPr>
+            </w:r>
+            <w:r>
+              <w:rPr>
+                <w:b w:val="0"/>
+                <w:sz w:val="18"/>
               </w:rPr>
               <w:t>本讲材料③来源；戒学问答（层次/判定/动机情境）</w:t>
             </w:r>
@@ -6430,7 +6214,11 @@
       <w:pStyle w:val="Footer"/>
       <w:jc w:val="center"/>
     </w:pPr>
-    <w:fldSimple w:instr="PAGE"/>
+    <w:r>
+      <w:fldChar w:fldCharType="begin"/>
+      <w:instrText xml:space="preserve">PAGE</w:instrText>
+      <w:fldChar w:fldCharType="end"/>
+    </w:r>
   </w:p>
 </w:ftr>
 </file>
@@ -6444,10 +6232,10 @@
     </w:pPr>
     <w:r>
       <w:rPr>
-        <w:color w:val="808080"/>
+        <w:color w:val="1E4620"/>
         <w:sz w:val="16"/>
       </w:rPr>
-      <w:t>读书会19·第2周·戒学（一）——戒的四个层次与四遍净戒（朗读优化版）</w:t>
+      <w:t>读书会19 · 第2周 · 朗读优化版（8周版） · 学员版</w:t>
     </w:r>
   </w:p>
 </w:hdr>
@@ -6816,11 +6604,8 @@
     <w:name w:val="Normal"/>
     <w:qFormat/>
     <w:rsid w:val="00FC693F"/>
-    <w:pPr>
-      <w:spacing w:line="324" w:lineRule="auto" w:after="60"/>
-    </w:pPr>
     <w:rPr>
-      <w:rFonts w:ascii="Microsoft YaHei" w:hAnsi="Microsoft YaHei" w:eastAsia="Microsoft YaHei"/>
+      <w:rFonts w:ascii="等线" w:hAnsi="等线" w:eastAsia="宋体"/>
       <w:sz w:val="21"/>
     </w:rPr>
   </w:style>
